--- a/paper/Before_and_After_the_Map_SI.docx
+++ b/paper/Before_and_After_the_Map_SI.docx
@@ -86,7 +86,7 @@
           <w:sz w:val="24"/>
           <w:szCs w:val="24"/>
         </w:rPr>
-        <w:t xml:space="preserve">The Directory of Colorado Manufacturers (Business Research Division, University of Colorado, 1961–2002) was scanned from library copies in 25 editions. Twelve of the scans stop part-way through the geographic section or have missing pages (1961, 1962, 1971, 1976, 1979, 1982, 1984, 1985, 1986, 1993, 1999, 2002) and are excluded everywhere; the thirteen complete editions are 1965, 1966, 1967, 1968, 1970, 1973, 1974, 1977, 1980, 1983, 1988, 1990 and 1992. Listings were linked across editions when within 30 m of each other, giving one site per address with first and last years of listing. One definition of hazardous industry, the Frickel and Elliott sector set, is used for every count in the paper and the application. Table S1 compares each edition with County Business Patterns.</w:t>
+        <w:t xml:space="preserve">The Directory of Colorado Manufacturers (Business Research Division, University of Colorado, 1961–2002) was scanned from library copies in 25 editions. Twelve of the scans stop part-way through the geographic section or have missing pages (1961, 1962, 1971, 1976, 1979, 1982, 1984, 1985, 1986, 1993, 1999, 2002) and are excluded everywhere; the thirteen complete editions are 1965, 1966, 1967, 1968, 1970, 1973, 1974, 1977, 1980, 1983, 1988, 1990 and 1992. Listings were linked across editions when within 30 m of each other, giving one site per address with first and last years of listing. One definition of hazardous industry, the Frickel and Elliott sector set, is used for every count in the paper and the application. Denver's street grid numbers north and south from Ellsworth Avenue and east and west from Broadway; 34 Denver listings (almost all 1965) whose point lay on the wrong side of the baseline for the direction in their own address — south-Denver addresses placed on the unprefixed north-Denver street by the geocoder's direction-loose pass — were set to unlocated, removing 19 sites. Table S1 compares each edition with County Business Patterns.</w:t>
       </w:r>
     </w:p>
     <w:p>
@@ -14367,7 +14367,7 @@
           <w:sz w:val="24"/>
           <w:szCs w:val="24"/>
         </w:rPr>
-        <w:t xml:space="preserve">For 119 of the 176 residential sites of 1965–92 the present building was built in or before the site's last listing year; 50 were built later and 7 have no date. Most residential sites are therefore small firms in or beside dwellings, or geocodes that fell on a neighbouring dwelling, rather than conversions. Of the 67 residential sites with no record in the searched inventories, 51 are of this kind.</w:t>
+        <w:t xml:space="preserve">For 114 of the 168 residential sites of 1965–92 the present building was built in or before the site's last listing year; 47 were built later and 7 have no date. Most residential sites are therefore small firms in or beside dwellings, or geocodes that fell on a neighbouring dwelling, rather than conversions. Of the 67 residential sites with no record in the searched inventories, 51 are of this kind.</w:t>
       </w:r>
     </w:p>
     <w:p>
@@ -19273,7 +19273,7 @@
                 <w:sz w:val="14"/>
                 <w:szCs w:val="14"/>
               </w:rPr>
-              <w:t xml:space="preserve">0.71</w:t>
+              <w:t xml:space="preserve">—</w:t>
             </w:r>
           </w:p>
         </w:tc>
@@ -19301,7 +19301,7 @@
                 <w:sz w:val="14"/>
                 <w:szCs w:val="14"/>
               </w:rPr>
-              <w:t xml:space="preserve">0.16</w:t>
+              <w:t xml:space="preserve">—</w:t>
             </w:r>
           </w:p>
         </w:tc>
@@ -19329,7 +19329,7 @@
                 <w:sz w:val="14"/>
                 <w:szCs w:val="14"/>
               </w:rPr>
-              <w:t xml:space="preserve">−0.25</w:t>
+              <w:t xml:space="preserve">−0.90</w:t>
             </w:r>
           </w:p>
         </w:tc>
@@ -19357,7 +19357,7 @@
                 <w:sz w:val="14"/>
                 <w:szCs w:val="14"/>
               </w:rPr>
-              <w:t xml:space="preserve">0.72</w:t>
+              <w:t xml:space="preserve">0.37</w:t>
             </w:r>
           </w:p>
         </w:tc>
@@ -19586,7 +19586,7 @@
                 <w:sz w:val="14"/>
                 <w:szCs w:val="14"/>
               </w:rPr>
-              <w:t xml:space="preserve">0.56</w:t>
+              <w:t xml:space="preserve">—</w:t>
             </w:r>
           </w:p>
         </w:tc>
@@ -19614,7 +19614,7 @@
                 <w:sz w:val="14"/>
                 <w:szCs w:val="14"/>
               </w:rPr>
-              <w:t xml:space="preserve">0.58</w:t>
+              <w:t xml:space="preserve">—</w:t>
             </w:r>
           </w:p>
         </w:tc>
@@ -19642,7 +19642,7 @@
                 <w:sz w:val="14"/>
                 <w:szCs w:val="14"/>
               </w:rPr>
-              <w:t xml:space="preserve">+0.55</w:t>
+              <w:t xml:space="preserve">+0.17</w:t>
             </w:r>
           </w:p>
         </w:tc>
@@ -19670,7 +19670,7 @@
                 <w:sz w:val="14"/>
                 <w:szCs w:val="14"/>
               </w:rPr>
-              <w:t xml:space="preserve">0.51</w:t>
+              <w:t xml:space="preserve">0.86</w:t>
             </w:r>
           </w:p>
         </w:tc>
@@ -19899,7 +19899,7 @@
                 <w:sz w:val="14"/>
                 <w:szCs w:val="14"/>
               </w:rPr>
-              <w:t xml:space="preserve">1.15</w:t>
+              <w:t xml:space="preserve">—</w:t>
             </w:r>
           </w:p>
         </w:tc>
@@ -19927,7 +19927,7 @@
                 <w:sz w:val="14"/>
                 <w:szCs w:val="14"/>
               </w:rPr>
-              <w:t xml:space="preserve">0.28</w:t>
+              <w:t xml:space="preserve">—</w:t>
             </w:r>
           </w:p>
         </w:tc>
@@ -19955,7 +19955,7 @@
                 <w:sz w:val="14"/>
                 <w:szCs w:val="14"/>
               </w:rPr>
-              <w:t xml:space="preserve">+1.94</w:t>
+              <w:t xml:space="preserve">+1.20</w:t>
             </w:r>
           </w:p>
         </w:tc>
@@ -19983,7 +19983,7 @@
                 <w:sz w:val="14"/>
                 <w:szCs w:val="14"/>
               </w:rPr>
-              <w:t xml:space="preserve">0.03</w:t>
+              <w:t xml:space="preserve">0.15</w:t>
             </w:r>
           </w:p>
         </w:tc>
@@ -20212,7 +20212,7 @@
                 <w:sz w:val="14"/>
                 <w:szCs w:val="14"/>
               </w:rPr>
-              <w:t xml:space="preserve">3.03</w:t>
+              <w:t xml:space="preserve">—</w:t>
             </w:r>
           </w:p>
         </w:tc>
@@ -20240,7 +20240,7 @@
                 <w:sz w:val="14"/>
                 <w:szCs w:val="14"/>
               </w:rPr>
-              <w:t xml:space="preserve">0.18</w:t>
+              <w:t xml:space="preserve">—</w:t>
             </w:r>
           </w:p>
         </w:tc>
@@ -20268,7 +20268,7 @@
                 <w:sz w:val="14"/>
                 <w:szCs w:val="14"/>
               </w:rPr>
-              <w:t xml:space="preserve">+5.64</w:t>
+              <w:t xml:space="preserve">+4.57</w:t>
             </w:r>
           </w:p>
         </w:tc>
@@ -20296,7 +20296,7 @@
                 <w:sz w:val="14"/>
                 <w:szCs w:val="14"/>
               </w:rPr>
-              <w:t xml:space="preserve">0.04</w:t>
+              <w:t xml:space="preserve">0.05</w:t>
             </w:r>
           </w:p>
         </w:tc>
@@ -20525,7 +20525,7 @@
                 <w:sz w:val="14"/>
                 <w:szCs w:val="14"/>
               </w:rPr>
-              <w:t xml:space="preserve">4.27</w:t>
+              <w:t xml:space="preserve">—</w:t>
             </w:r>
           </w:p>
         </w:tc>
@@ -20553,7 +20553,7 @@
                 <w:sz w:val="14"/>
                 <w:szCs w:val="14"/>
               </w:rPr>
-              <w:t xml:space="preserve">0.17</w:t>
+              <w:t xml:space="preserve">—</w:t>
             </w:r>
           </w:p>
         </w:tc>
@@ -20581,7 +20581,7 @@
                 <w:sz w:val="14"/>
                 <w:szCs w:val="14"/>
               </w:rPr>
-              <w:t xml:space="preserve">+7.58</w:t>
+              <w:t xml:space="preserve">+5.94</w:t>
             </w:r>
           </w:p>
         </w:tc>
@@ -20609,7 +20609,7 @@
                 <w:sz w:val="14"/>
                 <w:szCs w:val="14"/>
               </w:rPr>
-              <w:t xml:space="preserve">0.02</w:t>
+              <w:t xml:space="preserve">0.04</w:t>
             </w:r>
           </w:p>
         </w:tc>
@@ -20838,7 +20838,7 @@
                 <w:sz w:val="14"/>
                 <w:szCs w:val="14"/>
               </w:rPr>
-              <w:t xml:space="preserve">5.65</w:t>
+              <w:t xml:space="preserve">—</w:t>
             </w:r>
           </w:p>
         </w:tc>
@@ -20866,7 +20866,7 @@
                 <w:sz w:val="14"/>
                 <w:szCs w:val="14"/>
               </w:rPr>
-              <w:t xml:space="preserve">0.25</w:t>
+              <w:t xml:space="preserve">—</w:t>
             </w:r>
           </w:p>
         </w:tc>
@@ -20894,7 +20894,7 @@
                 <w:sz w:val="14"/>
                 <w:szCs w:val="14"/>
               </w:rPr>
-              <w:t xml:space="preserve">+12.11</w:t>
+              <w:t xml:space="preserve">+10.12</w:t>
             </w:r>
           </w:p>
         </w:tc>
@@ -20922,7 +20922,7 @@
                 <w:sz w:val="14"/>
                 <w:szCs w:val="14"/>
               </w:rPr>
-              <w:t xml:space="preserve">0.04</w:t>
+              <w:t xml:space="preserve">0.06</w:t>
             </w:r>
           </w:p>
         </w:tc>
@@ -21151,7 +21151,7 @@
                 <w:sz w:val="14"/>
                 <w:szCs w:val="14"/>
               </w:rPr>
-              <w:t xml:space="preserve">8.70</w:t>
+              <w:t xml:space="preserve">—</w:t>
             </w:r>
           </w:p>
         </w:tc>
@@ -21179,7 +21179,7 @@
                 <w:sz w:val="14"/>
                 <w:szCs w:val="14"/>
               </w:rPr>
-              <w:t xml:space="preserve">0.25</w:t>
+              <w:t xml:space="preserve">—</w:t>
             </w:r>
           </w:p>
         </w:tc>
@@ -21207,7 +21207,7 @@
                 <w:sz w:val="14"/>
                 <w:szCs w:val="14"/>
               </w:rPr>
-              <w:t xml:space="preserve">+17.15</w:t>
+              <w:t xml:space="preserve">+14.48</w:t>
             </w:r>
           </w:p>
         </w:tc>
@@ -21235,7 +21235,7 @@
                 <w:sz w:val="14"/>
                 <w:szCs w:val="14"/>
               </w:rPr>
-              <w:t xml:space="preserve">0.06</w:t>
+              <w:t xml:space="preserve">0.08</w:t>
             </w:r>
           </w:p>
         </w:tc>
@@ -21464,7 +21464,7 @@
                 <w:sz w:val="14"/>
                 <w:szCs w:val="14"/>
               </w:rPr>
-              <w:t xml:space="preserve">13.33</w:t>
+              <w:t xml:space="preserve">—</w:t>
             </w:r>
           </w:p>
         </w:tc>
@@ -21492,7 +21492,7 @@
                 <w:sz w:val="14"/>
                 <w:szCs w:val="14"/>
               </w:rPr>
-              <w:t xml:space="preserve">0.20</w:t>
+              <w:t xml:space="preserve">—</w:t>
             </w:r>
           </w:p>
         </w:tc>
@@ -21520,7 +21520,7 @@
                 <w:sz w:val="14"/>
                 <w:szCs w:val="14"/>
               </w:rPr>
-              <w:t xml:space="preserve">+27.15</w:t>
+              <w:t xml:space="preserve">+22.36</w:t>
             </w:r>
           </w:p>
         </w:tc>
@@ -21548,7 +21548,7 @@
                 <w:sz w:val="14"/>
                 <w:szCs w:val="14"/>
               </w:rPr>
-              <w:t xml:space="preserve">0.10</w:t>
+              <w:t xml:space="preserve">0.16</w:t>
             </w:r>
           </w:p>
         </w:tc>
@@ -21777,7 +21777,7 @@
                 <w:sz w:val="14"/>
                 <w:szCs w:val="14"/>
               </w:rPr>
-              <w:t xml:space="preserve">11.77</w:t>
+              <w:t xml:space="preserve">—</w:t>
             </w:r>
           </w:p>
         </w:tc>
@@ -21805,7 +21805,7 @@
                 <w:sz w:val="14"/>
                 <w:szCs w:val="14"/>
               </w:rPr>
-              <w:t xml:space="preserve">0.23</w:t>
+              <w:t xml:space="preserve">—</w:t>
             </w:r>
           </w:p>
         </w:tc>
@@ -21833,7 +21833,7 @@
                 <w:sz w:val="14"/>
                 <w:szCs w:val="14"/>
               </w:rPr>
-              <w:t xml:space="preserve">+22.51</w:t>
+              <w:t xml:space="preserve">+16.60</w:t>
             </w:r>
           </w:p>
         </w:tc>
@@ -21861,7 +21861,7 @@
                 <w:sz w:val="14"/>
                 <w:szCs w:val="14"/>
               </w:rPr>
-              <w:t xml:space="preserve">0.16</w:t>
+              <w:t xml:space="preserve">0.32</w:t>
             </w:r>
           </w:p>
         </w:tc>
@@ -22090,7 +22090,7 @@
                 <w:sz w:val="14"/>
                 <w:szCs w:val="14"/>
               </w:rPr>
-              <w:t xml:space="preserve">9.17</w:t>
+              <w:t xml:space="preserve">—</w:t>
             </w:r>
           </w:p>
         </w:tc>
@@ -22118,7 +22118,7 @@
                 <w:sz w:val="14"/>
                 <w:szCs w:val="14"/>
               </w:rPr>
-              <w:t xml:space="preserve">0.38</w:t>
+              <w:t xml:space="preserve">—</w:t>
             </w:r>
           </w:p>
         </w:tc>
@@ -22146,7 +22146,7 @@
                 <w:sz w:val="14"/>
                 <w:szCs w:val="14"/>
               </w:rPr>
-              <w:t xml:space="preserve">+14.65</w:t>
+              <w:t xml:space="preserve">+8.36</w:t>
             </w:r>
           </w:p>
         </w:tc>
@@ -22174,7 +22174,7 @@
                 <w:sz w:val="14"/>
                 <w:szCs w:val="14"/>
               </w:rPr>
-              <w:t xml:space="preserve">0.34</w:t>
+              <w:t xml:space="preserve">0.60</w:t>
             </w:r>
           </w:p>
         </w:tc>
@@ -22403,7 +22403,7 @@
                 <w:sz w:val="14"/>
                 <w:szCs w:val="14"/>
               </w:rPr>
-              <w:t xml:space="preserve">7.82</w:t>
+              <w:t xml:space="preserve">—</w:t>
             </w:r>
           </w:p>
         </w:tc>
@@ -22431,7 +22431,7 @@
                 <w:sz w:val="14"/>
                 <w:szCs w:val="14"/>
               </w:rPr>
-              <w:t xml:space="preserve">0.45</w:t>
+              <w:t xml:space="preserve">—</w:t>
             </w:r>
           </w:p>
         </w:tc>
@@ -22459,7 +22459,7 @@
                 <w:sz w:val="14"/>
                 <w:szCs w:val="14"/>
               </w:rPr>
-              <w:t xml:space="preserve">+10.63</w:t>
+              <w:t xml:space="preserve">+5.83</w:t>
             </w:r>
           </w:p>
         </w:tc>
@@ -22487,7 +22487,7 @@
                 <w:sz w:val="14"/>
                 <w:szCs w:val="14"/>
               </w:rPr>
-              <w:t xml:space="preserve">0.44</w:t>
+              <w:t xml:space="preserve">0.67</w:t>
             </w:r>
           </w:p>
         </w:tc>
@@ -22716,7 +22716,7 @@
                 <w:sz w:val="14"/>
                 <w:szCs w:val="14"/>
               </w:rPr>
-              <w:t xml:space="preserve">5.34</w:t>
+              <w:t xml:space="preserve">—</w:t>
             </w:r>
           </w:p>
         </w:tc>
@@ -22744,7 +22744,7 @@
                 <w:sz w:val="14"/>
                 <w:szCs w:val="14"/>
               </w:rPr>
-              <w:t xml:space="preserve">0.69</w:t>
+              <w:t xml:space="preserve">—</w:t>
             </w:r>
           </w:p>
         </w:tc>
@@ -22772,7 +22772,7 @@
                 <w:sz w:val="14"/>
                 <w:szCs w:val="14"/>
               </w:rPr>
-              <w:t xml:space="preserve">+5.70</w:t>
+              <w:t xml:space="preserve">+1.76</w:t>
             </w:r>
           </w:p>
         </w:tc>
@@ -22800,7 +22800,7 @@
                 <w:sz w:val="14"/>
                 <w:szCs w:val="14"/>
               </w:rPr>
-              <w:t xml:space="preserve">0.50</w:t>
+              <w:t xml:space="preserve">0.83</w:t>
             </w:r>
           </w:p>
         </w:tc>
@@ -23029,7 +23029,7 @@
                 <w:sz w:val="14"/>
                 <w:szCs w:val="14"/>
               </w:rPr>
-              <w:t xml:space="preserve">3.37</w:t>
+              <w:t xml:space="preserve">—</w:t>
             </w:r>
           </w:p>
         </w:tc>
@@ -23057,7 +23057,7 @@
                 <w:sz w:val="14"/>
                 <w:szCs w:val="14"/>
               </w:rPr>
-              <w:t xml:space="preserve">0.89</w:t>
+              <w:t xml:space="preserve">—</w:t>
             </w:r>
           </w:p>
         </w:tc>
@@ -23085,7 +23085,7 @@
                 <w:sz w:val="14"/>
                 <w:szCs w:val="14"/>
               </w:rPr>
-              <w:t xml:space="preserve">+2.47</w:t>
+              <w:t xml:space="preserve">+0.06</w:t>
             </w:r>
           </w:p>
         </w:tc>
@@ -23113,7 +23113,7 @@
                 <w:sz w:val="14"/>
                 <w:szCs w:val="14"/>
               </w:rPr>
-              <w:t xml:space="preserve">0.67</w:t>
+              <w:t xml:space="preserve">0.99</w:t>
             </w:r>
           </w:p>
         </w:tc>
@@ -23342,7 +23342,7 @@
                 <w:sz w:val="14"/>
                 <w:szCs w:val="14"/>
               </w:rPr>
-              <w:t xml:space="preserve">2.44</w:t>
+              <w:t xml:space="preserve">—</w:t>
             </w:r>
           </w:p>
         </w:tc>
@@ -23370,7 +23370,7 @@
                 <w:sz w:val="14"/>
                 <w:szCs w:val="14"/>
               </w:rPr>
-              <w:t xml:space="preserve">0.88</w:t>
+              <w:t xml:space="preserve">—</w:t>
             </w:r>
           </w:p>
         </w:tc>
@@ -23398,7 +23398,7 @@
                 <w:sz w:val="14"/>
                 <w:szCs w:val="14"/>
               </w:rPr>
-              <w:t xml:space="preserve">+0.72</w:t>
+              <w:t xml:space="preserve">−0.31</w:t>
             </w:r>
           </w:p>
         </w:tc>
@@ -23426,7 +23426,7 @@
                 <w:sz w:val="14"/>
                 <w:szCs w:val="14"/>
               </w:rPr>
-              <w:t xml:space="preserve">0.84</w:t>
+              <w:t xml:space="preserve">0.93</w:t>
             </w:r>
           </w:p>
         </w:tc>
@@ -24035,7 +24035,7 @@
                 <w:sz w:val="14"/>
                 <w:szCs w:val="14"/>
               </w:rPr>
-              <w:t xml:space="preserve">0.05</w:t>
+              <w:t xml:space="preserve">—</w:t>
             </w:r>
           </w:p>
         </w:tc>
@@ -24063,7 +24063,7 @@
                 <w:sz w:val="14"/>
                 <w:szCs w:val="14"/>
               </w:rPr>
-              <w:t xml:space="preserve">0.35</w:t>
+              <w:t xml:space="preserve">—</w:t>
             </w:r>
           </w:p>
         </w:tc>
@@ -24091,7 +24091,7 @@
                 <w:sz w:val="14"/>
                 <w:szCs w:val="14"/>
               </w:rPr>
-              <w:t xml:space="preserve">+0.06</w:t>
+              <w:t xml:space="preserve">+0.02</w:t>
             </w:r>
           </w:p>
         </w:tc>
@@ -24119,7 +24119,7 @@
                 <w:sz w:val="14"/>
                 <w:szCs w:val="14"/>
               </w:rPr>
-              <w:t xml:space="preserve">0.47</w:t>
+              <w:t xml:space="preserve">0.85</w:t>
             </w:r>
           </w:p>
         </w:tc>
@@ -24348,7 +24348,7 @@
                 <w:sz w:val="14"/>
                 <w:szCs w:val="14"/>
               </w:rPr>
-              <w:t xml:space="preserve">0.07</w:t>
+              <w:t xml:space="preserve">—</w:t>
             </w:r>
           </w:p>
         </w:tc>
@@ -24376,7 +24376,7 @@
                 <w:sz w:val="14"/>
                 <w:szCs w:val="14"/>
               </w:rPr>
-              <w:t xml:space="preserve">0.41</w:t>
+              <w:t xml:space="preserve">—</w:t>
             </w:r>
           </w:p>
         </w:tc>
@@ -24432,7 +24432,7 @@
                 <w:sz w:val="14"/>
                 <w:szCs w:val="14"/>
               </w:rPr>
-              <w:t xml:space="preserve">0.55</w:t>
+              <w:t xml:space="preserve">0.54</w:t>
             </w:r>
           </w:p>
         </w:tc>
@@ -24661,7 +24661,7 @@
                 <w:sz w:val="14"/>
                 <w:szCs w:val="14"/>
               </w:rPr>
-              <w:t xml:space="preserve">0.08</w:t>
+              <w:t xml:space="preserve">—</w:t>
             </w:r>
           </w:p>
         </w:tc>
@@ -24689,7 +24689,7 @@
                 <w:sz w:val="14"/>
                 <w:szCs w:val="14"/>
               </w:rPr>
-              <w:t xml:space="preserve">0.92</w:t>
+              <w:t xml:space="preserve">—</w:t>
             </w:r>
           </w:p>
         </w:tc>
@@ -24717,7 +24717,7 @@
                 <w:sz w:val="14"/>
                 <w:szCs w:val="14"/>
               </w:rPr>
-              <w:t xml:space="preserve">+0.00</w:t>
+              <w:t xml:space="preserve">−0.01</w:t>
             </w:r>
           </w:p>
         </w:tc>
@@ -24745,7 +24745,7 @@
                 <w:sz w:val="14"/>
                 <w:szCs w:val="14"/>
               </w:rPr>
-              <w:t xml:space="preserve">0.99</w:t>
+              <w:t xml:space="preserve">0.91</w:t>
             </w:r>
           </w:p>
         </w:tc>
@@ -24974,7 +24974,7 @@
                 <w:sz w:val="14"/>
                 <w:szCs w:val="14"/>
               </w:rPr>
-              <w:t xml:space="preserve">0.09</w:t>
+              <w:t xml:space="preserve">—</w:t>
             </w:r>
           </w:p>
         </w:tc>
@@ -25002,7 +25002,7 @@
                 <w:sz w:val="14"/>
                 <w:szCs w:val="14"/>
               </w:rPr>
-              <w:t xml:space="preserve">0.22</w:t>
+              <w:t xml:space="preserve">—</w:t>
             </w:r>
           </w:p>
         </w:tc>
@@ -25030,7 +25030,7 @@
                 <w:sz w:val="14"/>
                 <w:szCs w:val="14"/>
               </w:rPr>
-              <w:t xml:space="preserve">+0.05</w:t>
+              <w:t xml:space="preserve">+0.09</w:t>
             </w:r>
           </w:p>
         </w:tc>
@@ -25058,7 +25058,7 @@
                 <w:sz w:val="14"/>
                 <w:szCs w:val="14"/>
               </w:rPr>
-              <w:t xml:space="preserve">0.64</w:t>
+              <w:t xml:space="preserve">0.36</w:t>
             </w:r>
           </w:p>
         </w:tc>
@@ -25287,7 +25287,7 @@
                 <w:sz w:val="14"/>
                 <w:szCs w:val="14"/>
               </w:rPr>
-              <w:t xml:space="preserve">0.33</w:t>
+              <w:t xml:space="preserve">—</w:t>
             </w:r>
           </w:p>
         </w:tc>
@@ -25315,7 +25315,7 @@
                 <w:sz w:val="14"/>
                 <w:szCs w:val="14"/>
               </w:rPr>
-              <w:t xml:space="preserve">&lt;0.001</w:t>
+              <w:t xml:space="preserve">—</w:t>
             </w:r>
           </w:p>
         </w:tc>
@@ -25343,7 +25343,7 @@
                 <w:sz w:val="14"/>
                 <w:szCs w:val="14"/>
               </w:rPr>
-              <w:t xml:space="preserve">+1.08</w:t>
+              <w:t xml:space="preserve">+1.13</w:t>
             </w:r>
           </w:p>
         </w:tc>
@@ -25600,7 +25600,7 @@
                 <w:sz w:val="14"/>
                 <w:szCs w:val="14"/>
               </w:rPr>
-              <w:t xml:space="preserve">0.46</w:t>
+              <w:t xml:space="preserve">—</w:t>
             </w:r>
           </w:p>
         </w:tc>
@@ -25628,7 +25628,7 @@
                 <w:sz w:val="14"/>
                 <w:szCs w:val="14"/>
               </w:rPr>
-              <w:t xml:space="preserve">&lt;0.001</w:t>
+              <w:t xml:space="preserve">—</w:t>
             </w:r>
           </w:p>
         </w:tc>
@@ -25656,7 +25656,7 @@
                 <w:sz w:val="14"/>
                 <w:szCs w:val="14"/>
               </w:rPr>
-              <w:t xml:space="preserve">+3.47</w:t>
+              <w:t xml:space="preserve">+4.04</w:t>
             </w:r>
           </w:p>
         </w:tc>
@@ -25684,7 +25684,7 @@
                 <w:sz w:val="14"/>
                 <w:szCs w:val="14"/>
               </w:rPr>
-              <w:t xml:space="preserve">0.003</w:t>
+              <w:t xml:space="preserve">0.002</w:t>
             </w:r>
           </w:p>
         </w:tc>
@@ -25913,7 +25913,7 @@
                 <w:sz w:val="14"/>
                 <w:szCs w:val="14"/>
               </w:rPr>
-              <w:t xml:space="preserve">3.54</w:t>
+              <w:t xml:space="preserve">—</w:t>
             </w:r>
           </w:p>
         </w:tc>
@@ -25941,7 +25941,7 @@
                 <w:sz w:val="14"/>
                 <w:szCs w:val="14"/>
               </w:rPr>
-              <w:t xml:space="preserve">0.005</w:t>
+              <w:t xml:space="preserve">—</w:t>
             </w:r>
           </w:p>
         </w:tc>
@@ -25969,7 +25969,7 @@
                 <w:sz w:val="14"/>
                 <w:szCs w:val="14"/>
               </w:rPr>
-              <w:t xml:space="preserve">+8.17</w:t>
+              <w:t xml:space="preserve">+9.89</w:t>
             </w:r>
           </w:p>
         </w:tc>
@@ -25997,7 +25997,7 @@
                 <w:sz w:val="14"/>
                 <w:szCs w:val="14"/>
               </w:rPr>
-              <w:t xml:space="preserve">0.06</w:t>
+              <w:t xml:space="preserve">0.03</w:t>
             </w:r>
           </w:p>
         </w:tc>
@@ -26226,7 +26226,7 @@
                 <w:sz w:val="14"/>
                 <w:szCs w:val="14"/>
               </w:rPr>
-              <w:t xml:space="preserve">7.98</w:t>
+              <w:t xml:space="preserve">—</w:t>
             </w:r>
           </w:p>
         </w:tc>
@@ -26254,7 +26254,7 @@
                 <w:sz w:val="14"/>
                 <w:szCs w:val="14"/>
               </w:rPr>
-              <w:t xml:space="preserve">0.06</w:t>
+              <w:t xml:space="preserve">—</w:t>
             </w:r>
           </w:p>
         </w:tc>
@@ -26282,7 +26282,7 @@
                 <w:sz w:val="14"/>
                 <w:szCs w:val="14"/>
               </w:rPr>
-              <w:t xml:space="preserve">+7.40</w:t>
+              <w:t xml:space="preserve">+12.96</w:t>
             </w:r>
           </w:p>
         </w:tc>
@@ -26310,7 +26310,7 @@
                 <w:sz w:val="14"/>
                 <w:szCs w:val="14"/>
               </w:rPr>
-              <w:t xml:space="preserve">0.28</w:t>
+              <w:t xml:space="preserve">0.15</w:t>
             </w:r>
           </w:p>
         </w:tc>
@@ -26539,7 +26539,7 @@
                 <w:sz w:val="14"/>
                 <w:szCs w:val="14"/>
               </w:rPr>
-              <w:t xml:space="preserve">8.79</w:t>
+              <w:t xml:space="preserve">—</w:t>
             </w:r>
           </w:p>
         </w:tc>
@@ -26567,7 +26567,7 @@
                 <w:sz w:val="14"/>
                 <w:szCs w:val="14"/>
               </w:rPr>
-              <w:t xml:space="preserve">0.10</w:t>
+              <w:t xml:space="preserve">—</w:t>
             </w:r>
           </w:p>
         </w:tc>
@@ -26595,7 +26595,7 @@
                 <w:sz w:val="14"/>
                 <w:szCs w:val="14"/>
               </w:rPr>
-              <w:t xml:space="preserve">+6.10</w:t>
+              <w:t xml:space="preserve">+13.44</w:t>
             </w:r>
           </w:p>
         </w:tc>
@@ -26623,7 +26623,7 @@
                 <w:sz w:val="14"/>
                 <w:szCs w:val="14"/>
               </w:rPr>
-              <w:t xml:space="preserve">0.47</w:t>
+              <w:t xml:space="preserve">0.24</w:t>
             </w:r>
           </w:p>
         </w:tc>
@@ -26852,7 +26852,7 @@
                 <w:sz w:val="14"/>
                 <w:szCs w:val="14"/>
               </w:rPr>
-              <w:t xml:space="preserve">8.55</w:t>
+              <w:t xml:space="preserve">—</w:t>
             </w:r>
           </w:p>
         </w:tc>
@@ -26880,7 +26880,7 @@
                 <w:sz w:val="14"/>
                 <w:szCs w:val="14"/>
               </w:rPr>
-              <w:t xml:space="preserve">0.13</w:t>
+              <w:t xml:space="preserve">—</w:t>
             </w:r>
           </w:p>
         </w:tc>
@@ -26908,7 +26908,7 @@
                 <w:sz w:val="14"/>
                 <w:szCs w:val="14"/>
               </w:rPr>
-              <w:t xml:space="preserve">+4.79</w:t>
+              <w:t xml:space="preserve">+11.86</w:t>
             </w:r>
           </w:p>
         </w:tc>
@@ -26936,7 +26936,7 @@
                 <w:sz w:val="14"/>
                 <w:szCs w:val="14"/>
               </w:rPr>
-              <w:t xml:space="preserve">0.60</w:t>
+              <w:t xml:space="preserve">0.35</w:t>
             </w:r>
           </w:p>
         </w:tc>
@@ -27165,7 +27165,7 @@
                 <w:sz w:val="14"/>
                 <w:szCs w:val="14"/>
               </w:rPr>
-              <w:t xml:space="preserve">6.98</w:t>
+              <w:t xml:space="preserve">—</w:t>
             </w:r>
           </w:p>
         </w:tc>
@@ -27193,7 +27193,7 @@
                 <w:sz w:val="14"/>
                 <w:szCs w:val="14"/>
               </w:rPr>
-              <w:t xml:space="preserve">0.02</w:t>
+              <w:t xml:space="preserve">—</w:t>
             </w:r>
           </w:p>
         </w:tc>
@@ -27221,7 +27221,7 @@
                 <w:sz w:val="14"/>
                 <w:szCs w:val="14"/>
               </w:rPr>
-              <w:t xml:space="preserve">+7.71</w:t>
+              <w:t xml:space="preserve">+14.67</w:t>
             </w:r>
           </w:p>
         </w:tc>
@@ -27249,7 +27249,7 @@
                 <w:sz w:val="14"/>
                 <w:szCs w:val="14"/>
               </w:rPr>
-              <w:t xml:space="preserve">0.43</w:t>
+              <w:t xml:space="preserve">0.23</w:t>
             </w:r>
           </w:p>
         </w:tc>
@@ -27478,7 +27478,7 @@
                 <w:sz w:val="14"/>
                 <w:szCs w:val="14"/>
               </w:rPr>
-              <w:t xml:space="preserve">5.29</w:t>
+              <w:t xml:space="preserve">—</w:t>
             </w:r>
           </w:p>
         </w:tc>
@@ -27506,7 +27506,7 @@
                 <w:sz w:val="14"/>
                 <w:szCs w:val="14"/>
               </w:rPr>
-              <w:t xml:space="preserve">0.03</w:t>
+              <w:t xml:space="preserve">—</w:t>
             </w:r>
           </w:p>
         </w:tc>
@@ -27534,7 +27534,7 @@
                 <w:sz w:val="14"/>
                 <w:szCs w:val="14"/>
               </w:rPr>
-              <w:t xml:space="preserve">+5.59</w:t>
+              <w:t xml:space="preserve">+10.53</w:t>
             </w:r>
           </w:p>
         </w:tc>
@@ -27562,7 +27562,7 @@
                 <w:sz w:val="14"/>
                 <w:szCs w:val="14"/>
               </w:rPr>
-              <w:t xml:space="preserve">0.53</w:t>
+              <w:t xml:space="preserve">0.32</w:t>
             </w:r>
           </w:p>
         </w:tc>
@@ -27791,7 +27791,7 @@
                 <w:sz w:val="14"/>
                 <w:szCs w:val="14"/>
               </w:rPr>
-              <w:t xml:space="preserve">3.41</w:t>
+              <w:t xml:space="preserve">—</w:t>
             </w:r>
           </w:p>
         </w:tc>
@@ -27819,7 +27819,7 @@
                 <w:sz w:val="14"/>
                 <w:szCs w:val="14"/>
               </w:rPr>
-              <w:t xml:space="preserve">0.15</w:t>
+              <w:t xml:space="preserve">—</w:t>
             </w:r>
           </w:p>
         </w:tc>
@@ -27847,7 +27847,7 @@
                 <w:sz w:val="14"/>
                 <w:szCs w:val="14"/>
               </w:rPr>
-              <w:t xml:space="preserve">+3.44</w:t>
+              <w:t xml:space="preserve">+5.03</w:t>
             </w:r>
           </w:p>
         </w:tc>
@@ -27875,7 +27875,7 @@
                 <w:sz w:val="14"/>
                 <w:szCs w:val="14"/>
               </w:rPr>
-              <w:t xml:space="preserve">0.55</w:t>
+              <w:t xml:space="preserve">0.45</w:t>
             </w:r>
           </w:p>
         </w:tc>
@@ -32208,7 +32208,7 @@
                 <w:sz w:val="14"/>
                 <w:szCs w:val="14"/>
               </w:rPr>
-              <w:t xml:space="preserve">5.4</w:t>
+              <w:t xml:space="preserve">—</w:t>
             </w:r>
           </w:p>
         </w:tc>
@@ -32236,7 +32236,7 @@
                 <w:sz w:val="14"/>
                 <w:szCs w:val="14"/>
               </w:rPr>
-              <w:t xml:space="preserve">0.03</w:t>
+              <w:t xml:space="preserve">—</w:t>
             </w:r>
           </w:p>
         </w:tc>
@@ -32549,7 +32549,7 @@
                 <w:sz w:val="14"/>
                 <w:szCs w:val="14"/>
               </w:rPr>
-              <w:t xml:space="preserve">10.1</w:t>
+              <w:t xml:space="preserve">—</w:t>
             </w:r>
           </w:p>
         </w:tc>
@@ -32577,7 +32577,7 @@
                 <w:sz w:val="14"/>
                 <w:szCs w:val="14"/>
               </w:rPr>
-              <w:t xml:space="preserve">&lt;0.001</w:t>
+              <w:t xml:space="preserve">—</w:t>
             </w:r>
           </w:p>
         </w:tc>
@@ -32890,7 +32890,7 @@
                 <w:sz w:val="14"/>
                 <w:szCs w:val="14"/>
               </w:rPr>
-              <w:t xml:space="preserve">13.7</w:t>
+              <w:t xml:space="preserve">—</w:t>
             </w:r>
           </w:p>
         </w:tc>
@@ -32918,7 +32918,7 @@
                 <w:sz w:val="14"/>
                 <w:szCs w:val="14"/>
               </w:rPr>
-              <w:t xml:space="preserve">0.002</w:t>
+              <w:t xml:space="preserve">—</w:t>
             </w:r>
           </w:p>
         </w:tc>
@@ -33231,7 +33231,7 @@
                 <w:sz w:val="14"/>
                 <w:szCs w:val="14"/>
               </w:rPr>
-              <w:t xml:space="preserve">1.8</w:t>
+              <w:t xml:space="preserve">—</w:t>
             </w:r>
           </w:p>
         </w:tc>
@@ -33259,7 +33259,7 @@
                 <w:sz w:val="14"/>
                 <w:szCs w:val="14"/>
               </w:rPr>
-              <w:t xml:space="preserve">0.05</w:t>
+              <w:t xml:space="preserve">—</w:t>
             </w:r>
           </w:p>
         </w:tc>
@@ -33572,7 +33572,7 @@
                 <w:sz w:val="14"/>
                 <w:szCs w:val="14"/>
               </w:rPr>
-              <w:t xml:space="preserve">3.7</w:t>
+              <w:t xml:space="preserve">—</w:t>
             </w:r>
           </w:p>
         </w:tc>
@@ -33600,7 +33600,7 @@
                 <w:sz w:val="14"/>
                 <w:szCs w:val="14"/>
               </w:rPr>
-              <w:t xml:space="preserve">0.07</w:t>
+              <w:t xml:space="preserve">—</w:t>
             </w:r>
           </w:p>
         </w:tc>
@@ -33913,7 +33913,7 @@
                 <w:sz w:val="14"/>
                 <w:szCs w:val="14"/>
               </w:rPr>
-              <w:t xml:space="preserve">5.2</w:t>
+              <w:t xml:space="preserve">—</w:t>
             </w:r>
           </w:p>
         </w:tc>
@@ -33941,7 +33941,7 @@
                 <w:sz w:val="14"/>
                 <w:szCs w:val="14"/>
               </w:rPr>
-              <w:t xml:space="preserve">0.02</w:t>
+              <w:t xml:space="preserve">—</w:t>
             </w:r>
           </w:p>
         </w:tc>
@@ -34254,7 +34254,7 @@
                 <w:sz w:val="14"/>
                 <w:szCs w:val="14"/>
               </w:rPr>
-              <w:t xml:space="preserve">11.6</w:t>
+              <w:t xml:space="preserve">—</w:t>
             </w:r>
           </w:p>
         </w:tc>
@@ -34282,7 +34282,7 @@
                 <w:sz w:val="14"/>
                 <w:szCs w:val="14"/>
               </w:rPr>
-              <w:t xml:space="preserve">0.005</w:t>
+              <w:t xml:space="preserve">—</w:t>
             </w:r>
           </w:p>
         </w:tc>
@@ -34595,7 +34595,7 @@
                 <w:sz w:val="14"/>
                 <w:szCs w:val="14"/>
               </w:rPr>
-              <w:t xml:space="preserve">4.4</w:t>
+              <w:t xml:space="preserve">—</w:t>
             </w:r>
           </w:p>
         </w:tc>
@@ -34623,7 +34623,7 @@
                 <w:sz w:val="14"/>
                 <w:szCs w:val="14"/>
               </w:rPr>
-              <w:t xml:space="preserve">0.02</w:t>
+              <w:t xml:space="preserve">—</w:t>
             </w:r>
           </w:p>
         </w:tc>
@@ -34936,7 +34936,7 @@
                 <w:sz w:val="14"/>
                 <w:szCs w:val="14"/>
               </w:rPr>
-              <w:t xml:space="preserve">0.21</w:t>
+              <w:t xml:space="preserve">—</w:t>
             </w:r>
           </w:p>
         </w:tc>
@@ -34964,7 +34964,7 @@
                 <w:sz w:val="14"/>
                 <w:szCs w:val="14"/>
               </w:rPr>
-              <w:t xml:space="preserve">0.04</w:t>
+              <w:t xml:space="preserve">—</w:t>
             </w:r>
           </w:p>
         </w:tc>
@@ -35277,7 +35277,7 @@
                 <w:sz w:val="14"/>
                 <w:szCs w:val="14"/>
               </w:rPr>
-              <w:t xml:space="preserve">0.25</w:t>
+              <w:t xml:space="preserve">—</w:t>
             </w:r>
           </w:p>
         </w:tc>
@@ -35305,7 +35305,7 @@
                 <w:sz w:val="14"/>
                 <w:szCs w:val="14"/>
               </w:rPr>
-              <w:t xml:space="preserve">0.003</w:t>
+              <w:t xml:space="preserve">—</w:t>
             </w:r>
           </w:p>
         </w:tc>
@@ -35618,7 +35618,7 @@
                 <w:sz w:val="14"/>
                 <w:szCs w:val="14"/>
               </w:rPr>
-              <w:t xml:space="preserve">0.24</w:t>
+              <w:t xml:space="preserve">—</w:t>
             </w:r>
           </w:p>
         </w:tc>
@@ -35646,7 +35646,7 @@
                 <w:sz w:val="14"/>
                 <w:szCs w:val="14"/>
               </w:rPr>
-              <w:t xml:space="preserve">0.007</w:t>
+              <w:t xml:space="preserve">—</w:t>
             </w:r>
           </w:p>
         </w:tc>
@@ -35959,7 +35959,7 @@
                 <w:sz w:val="14"/>
                 <w:szCs w:val="14"/>
               </w:rPr>
-              <w:t xml:space="preserve">0.19</w:t>
+              <w:t xml:space="preserve">—</w:t>
             </w:r>
           </w:p>
         </w:tc>
@@ -35987,7 +35987,7 @@
                 <w:sz w:val="14"/>
                 <w:szCs w:val="14"/>
               </w:rPr>
-              <w:t xml:space="preserve">0.03</w:t>
+              <w:t xml:space="preserve">—</w:t>
             </w:r>
           </w:p>
         </w:tc>
@@ -36300,7 +36300,7 @@
                 <w:sz w:val="14"/>
                 <w:szCs w:val="14"/>
               </w:rPr>
-              <w:t xml:space="preserve">2.5</w:t>
+              <w:t xml:space="preserve">—</w:t>
             </w:r>
           </w:p>
         </w:tc>
@@ -36328,7 +36328,7 @@
                 <w:sz w:val="14"/>
                 <w:szCs w:val="14"/>
               </w:rPr>
-              <w:t xml:space="preserve">0.62</w:t>
+              <w:t xml:space="preserve">—</w:t>
             </w:r>
           </w:p>
         </w:tc>
@@ -36641,7 +36641,7 @@
                 <w:sz w:val="14"/>
                 <w:szCs w:val="14"/>
               </w:rPr>
-              <w:t xml:space="preserve">2.1</w:t>
+              <w:t xml:space="preserve">—</w:t>
             </w:r>
           </w:p>
         </w:tc>
@@ -36669,7 +36669,7 @@
                 <w:sz w:val="14"/>
                 <w:szCs w:val="14"/>
               </w:rPr>
-              <w:t xml:space="preserve">0.40</w:t>
+              <w:t xml:space="preserve">—</w:t>
             </w:r>
           </w:p>
         </w:tc>
@@ -36982,7 +36982,7 @@
                 <w:sz w:val="14"/>
                 <w:szCs w:val="14"/>
               </w:rPr>
-              <w:t xml:space="preserve">9.0</w:t>
+              <w:t xml:space="preserve">—</w:t>
             </w:r>
           </w:p>
         </w:tc>
@@ -37010,7 +37010,7 @@
                 <w:sz w:val="14"/>
                 <w:szCs w:val="14"/>
               </w:rPr>
-              <w:t xml:space="preserve">0.23</w:t>
+              <w:t xml:space="preserve">—</w:t>
             </w:r>
           </w:p>
         </w:tc>
@@ -37323,7 +37323,7 @@
                 <w:sz w:val="14"/>
                 <w:szCs w:val="14"/>
               </w:rPr>
-              <w:t xml:space="preserve">1.8</w:t>
+              <w:t xml:space="preserve">—</w:t>
             </w:r>
           </w:p>
         </w:tc>
@@ -37351,7 +37351,7 @@
                 <w:sz w:val="14"/>
                 <w:szCs w:val="14"/>
               </w:rPr>
-              <w:t xml:space="preserve">0.03</w:t>
+              <w:t xml:space="preserve">—</w:t>
             </w:r>
           </w:p>
         </w:tc>
@@ -38021,7 +38021,7 @@
                 <w:sz w:val="14"/>
                 <w:szCs w:val="14"/>
               </w:rPr>
-              <w:t xml:space="preserve">−12.3***</w:t>
+              <w:t xml:space="preserve">−12.0***</w:t>
             </w:r>
           </w:p>
         </w:tc>
@@ -38306,7 +38306,7 @@
                 <w:sz w:val="14"/>
                 <w:szCs w:val="14"/>
               </w:rPr>
-              <w:t xml:space="preserve">+1.6</w:t>
+              <w:t xml:space="preserve">+1.7</w:t>
             </w:r>
           </w:p>
         </w:tc>
@@ -38591,7 +38591,7 @@
                 <w:sz w:val="14"/>
                 <w:szCs w:val="14"/>
               </w:rPr>
-              <w:t xml:space="preserve">−1.2</w:t>
+              <w:t xml:space="preserve">−1.3</w:t>
             </w:r>
           </w:p>
         </w:tc>
@@ -39161,7 +39161,7 @@
                 <w:sz w:val="14"/>
                 <w:szCs w:val="14"/>
               </w:rPr>
-              <w:t xml:space="preserve">+9.2**</w:t>
+              <w:t xml:space="preserve">+9.3**</w:t>
             </w:r>
           </w:p>
         </w:tc>
@@ -39418,7 +39418,7 @@
                 <w:sz w:val="14"/>
                 <w:szCs w:val="14"/>
               </w:rPr>
-              <w:t xml:space="preserve">−6.0***</w:t>
+              <w:t xml:space="preserve">−6.1***</w:t>
             </w:r>
           </w:p>
         </w:tc>
@@ -39446,7 +39446,7 @@
                 <w:sz w:val="14"/>
                 <w:szCs w:val="14"/>
               </w:rPr>
-              <w:t xml:space="preserve">−10.9***</w:t>
+              <w:t xml:space="preserve">−10.7***</w:t>
             </w:r>
           </w:p>
         </w:tc>
@@ -39731,7 +39731,7 @@
                 <w:sz w:val="14"/>
                 <w:szCs w:val="14"/>
               </w:rPr>
-              <w:t xml:space="preserve">+2.1</w:t>
+              <w:t xml:space="preserve">+2.2</w:t>
             </w:r>
           </w:p>
         </w:tc>
@@ -40586,7 +40586,7 @@
                 <w:sz w:val="14"/>
                 <w:szCs w:val="14"/>
               </w:rPr>
-              <w:t xml:space="preserve">+10.2***</w:t>
+              <w:t xml:space="preserve">+10.3***</w:t>
             </w:r>
           </w:p>
         </w:tc>
@@ -40871,7 +40871,7 @@
                 <w:sz w:val="14"/>
                 <w:szCs w:val="14"/>
               </w:rPr>
-              <w:t xml:space="preserve">−10.9***</w:t>
+              <w:t xml:space="preserve">−10.6***</w:t>
             </w:r>
           </w:p>
         </w:tc>
@@ -41441,7 +41441,7 @@
                 <w:sz w:val="14"/>
                 <w:szCs w:val="14"/>
               </w:rPr>
-              <w:t xml:space="preserve">−1.8</w:t>
+              <w:t xml:space="preserve">−1.9</w:t>
             </w:r>
           </w:p>
         </w:tc>
@@ -42011,7 +42011,7 @@
                 <w:sz w:val="14"/>
                 <w:szCs w:val="14"/>
               </w:rPr>
-              <w:t xml:space="preserve">+10.4***</w:t>
+              <w:t xml:space="preserve">+10.5***</w:t>
             </w:r>
           </w:p>
         </w:tc>
@@ -42186,7 +42186,7413 @@
           <w:sz w:val="26"/>
           <w:szCs w:val="26"/>
         </w:rPr>
-        <w:t xml:space="preserve">S7. The companion application</w:t>
+        <w:t xml:space="preserve">S7. Descriptive sequences</w:t>
+      </w:r>
+    </w:p>
+    <w:p>
+      <w:pPr>
+        <w:spacing w:after="80" w:before="240"/>
+      </w:pPr>
+      <w:r>
+        <w:rPr>
+          <w:rFonts w:ascii="Times New Roman" w:cs="Times New Roman" w:eastAsia="Times New Roman" w:hAnsi="Times New Roman"/>
+          <w:b/>
+          <w:bCs/>
+          <w:sz w:val="20"/>
+          <w:szCs w:val="20"/>
+        </w:rPr>
+        <w:t xml:space="preserve">Table S11. Timeline of each 1938 D area, 1900–1940: when its Black and Hispanic shares first exceeded twice the city's, and when its first hazardous trade was listed</w:t>
+      </w:r>
+    </w:p>
+    <w:tbl>
+      <w:tblPr>
+        <w:tblW w:type="dxa" w:w="9360"/>
+        <w:tblBorders>
+          <w:top w:val="single" w:sz="6"/>
+          <w:left w:val="none"/>
+          <w:bottom w:val="single" w:sz="6"/>
+          <w:right w:val="none"/>
+          <w:insideH w:val="single" w:color="BBBBBB" w:sz="2"/>
+          <w:insideV w:val="none"/>
+        </w:tblBorders>
+      </w:tblPr>
+      <w:tblGrid>
+        <w:gridCol w:w="2059"/>
+        <w:gridCol w:w="1043"/>
+        <w:gridCol w:w="1043"/>
+        <w:gridCol w:w="1043"/>
+        <w:gridCol w:w="1043"/>
+        <w:gridCol w:w="1043"/>
+        <w:gridCol w:w="1043"/>
+        <w:gridCol w:w="1043"/>
+      </w:tblGrid>
+      <w:tr>
+        <w:trPr>
+          <w:tblHeader/>
+        </w:trPr>
+        <w:tc>
+          <w:tcPr>
+            <w:tcW w:type="dxa" w:w="2059"/>
+            <w:shd w:fill="EDEDED" w:color="auto" w:val="clear"/>
+            <w:tcMar>
+              <w:top w:type="dxa" w:w="40"/>
+              <w:left w:type="dxa" w:w="60"/>
+              <w:bottom w:type="dxa" w:w="40"/>
+              <w:right w:type="dxa" w:w="60"/>
+            </w:tcMar>
+          </w:tcPr>
+          <w:p>
+            <w:pPr>
+              <w:jc w:val="left"/>
+            </w:pPr>
+            <w:r>
+              <w:rPr>
+                <w:rFonts w:ascii="Times New Roman" w:cs="Times New Roman" w:eastAsia="Times New Roman" w:hAnsi="Times New Roman"/>
+                <w:b/>
+                <w:bCs/>
+                <w:i w:val="false"/>
+                <w:iCs w:val="false"/>
+                <w:sz w:val="16"/>
+                <w:szCs w:val="16"/>
+              </w:rPr>
+              <w:t xml:space="preserve">D area</w:t>
+            </w:r>
+          </w:p>
+        </w:tc>
+        <w:tc>
+          <w:tcPr>
+            <w:tcW w:type="dxa" w:w="1043"/>
+            <w:shd w:fill="EDEDED" w:color="auto" w:val="clear"/>
+            <w:tcMar>
+              <w:top w:type="dxa" w:w="40"/>
+              <w:left w:type="dxa" w:w="60"/>
+              <w:bottom w:type="dxa" w:w="40"/>
+              <w:right w:type="dxa" w:w="60"/>
+            </w:tcMar>
+          </w:tcPr>
+          <w:p>
+            <w:pPr>
+              <w:jc w:val="right"/>
+            </w:pPr>
+            <w:r>
+              <w:rPr>
+                <w:rFonts w:ascii="Times New Roman" w:cs="Times New Roman" w:eastAsia="Times New Roman" w:hAnsi="Times New Roman"/>
+                <w:b/>
+                <w:bCs/>
+                <w:i w:val="false"/>
+                <w:iCs w:val="false"/>
+                <w:sz w:val="16"/>
+                <w:szCs w:val="16"/>
+              </w:rPr>
+              <w:t xml:space="preserve">Population 1930</w:t>
+            </w:r>
+          </w:p>
+        </w:tc>
+        <w:tc>
+          <w:tcPr>
+            <w:tcW w:type="dxa" w:w="1043"/>
+            <w:shd w:fill="EDEDED" w:color="auto" w:val="clear"/>
+            <w:tcMar>
+              <w:top w:type="dxa" w:w="40"/>
+              <w:left w:type="dxa" w:w="60"/>
+              <w:bottom w:type="dxa" w:w="40"/>
+              <w:right w:type="dxa" w:w="60"/>
+            </w:tcMar>
+          </w:tcPr>
+          <w:p>
+            <w:pPr>
+              <w:jc w:val="right"/>
+            </w:pPr>
+            <w:r>
+              <w:rPr>
+                <w:rFonts w:ascii="Times New Roman" w:cs="Times New Roman" w:eastAsia="Times New Roman" w:hAnsi="Times New Roman"/>
+                <w:b/>
+                <w:bCs/>
+                <w:i w:val="false"/>
+                <w:iCs w:val="false"/>
+                <w:sz w:val="16"/>
+                <w:szCs w:val="16"/>
+              </w:rPr>
+              <w:t xml:space="preserve">First census with Black LQ ≥ 2</w:t>
+            </w:r>
+          </w:p>
+        </w:tc>
+        <w:tc>
+          <w:tcPr>
+            <w:tcW w:type="dxa" w:w="1043"/>
+            <w:shd w:fill="EDEDED" w:color="auto" w:val="clear"/>
+            <w:tcMar>
+              <w:top w:type="dxa" w:w="40"/>
+              <w:left w:type="dxa" w:w="60"/>
+              <w:bottom w:type="dxa" w:w="40"/>
+              <w:right w:type="dxa" w:w="60"/>
+            </w:tcMar>
+          </w:tcPr>
+          <w:p>
+            <w:pPr>
+              <w:jc w:val="right"/>
+            </w:pPr>
+            <w:r>
+              <w:rPr>
+                <w:rFonts w:ascii="Times New Roman" w:cs="Times New Roman" w:eastAsia="Times New Roman" w:hAnsi="Times New Roman"/>
+                <w:b/>
+                <w:bCs/>
+                <w:i w:val="false"/>
+                <w:iCs w:val="false"/>
+                <w:sz w:val="16"/>
+                <w:szCs w:val="16"/>
+              </w:rPr>
+              <w:t xml:space="preserve">First census with Hispanic LQ ≥ 2</w:t>
+            </w:r>
+          </w:p>
+        </w:tc>
+        <w:tc>
+          <w:tcPr>
+            <w:tcW w:type="dxa" w:w="1043"/>
+            <w:shd w:fill="EDEDED" w:color="auto" w:val="clear"/>
+            <w:tcMar>
+              <w:top w:type="dxa" w:w="40"/>
+              <w:left w:type="dxa" w:w="60"/>
+              <w:bottom w:type="dxa" w:w="40"/>
+              <w:right w:type="dxa" w:w="60"/>
+            </w:tcMar>
+          </w:tcPr>
+          <w:p>
+            <w:pPr>
+              <w:jc w:val="right"/>
+            </w:pPr>
+            <w:r>
+              <w:rPr>
+                <w:rFonts w:ascii="Times New Roman" w:cs="Times New Roman" w:eastAsia="Times New Roman" w:hAnsi="Times New Roman"/>
+                <w:b/>
+                <w:bCs/>
+                <w:i w:val="false"/>
+                <w:iCs w:val="false"/>
+                <w:sz w:val="16"/>
+                <w:szCs w:val="16"/>
+              </w:rPr>
+              <w:t xml:space="preserve">Black LQ 1900</w:t>
+            </w:r>
+          </w:p>
+        </w:tc>
+        <w:tc>
+          <w:tcPr>
+            <w:tcW w:type="dxa" w:w="1043"/>
+            <w:shd w:fill="EDEDED" w:color="auto" w:val="clear"/>
+            <w:tcMar>
+              <w:top w:type="dxa" w:w="40"/>
+              <w:left w:type="dxa" w:w="60"/>
+              <w:bottom w:type="dxa" w:w="40"/>
+              <w:right w:type="dxa" w:w="60"/>
+            </w:tcMar>
+          </w:tcPr>
+          <w:p>
+            <w:pPr>
+              <w:jc w:val="right"/>
+            </w:pPr>
+            <w:r>
+              <w:rPr>
+                <w:rFonts w:ascii="Times New Roman" w:cs="Times New Roman" w:eastAsia="Times New Roman" w:hAnsi="Times New Roman"/>
+                <w:b/>
+                <w:bCs/>
+                <w:i w:val="false"/>
+                <w:iCs w:val="false"/>
+                <w:sz w:val="16"/>
+                <w:szCs w:val="16"/>
+              </w:rPr>
+              <w:t xml:space="preserve">Black LQ 1940</w:t>
+            </w:r>
+          </w:p>
+        </w:tc>
+        <w:tc>
+          <w:tcPr>
+            <w:tcW w:type="dxa" w:w="1043"/>
+            <w:shd w:fill="EDEDED" w:color="auto" w:val="clear"/>
+            <w:tcMar>
+              <w:top w:type="dxa" w:w="40"/>
+              <w:left w:type="dxa" w:w="60"/>
+              <w:bottom w:type="dxa" w:w="40"/>
+              <w:right w:type="dxa" w:w="60"/>
+            </w:tcMar>
+          </w:tcPr>
+          <w:p>
+            <w:pPr>
+              <w:jc w:val="right"/>
+            </w:pPr>
+            <w:r>
+              <w:rPr>
+                <w:rFonts w:ascii="Times New Roman" w:cs="Times New Roman" w:eastAsia="Times New Roman" w:hAnsi="Times New Roman"/>
+                <w:b/>
+                <w:bCs/>
+                <w:i w:val="false"/>
+                <w:iCs w:val="false"/>
+                <w:sz w:val="16"/>
+                <w:szCs w:val="16"/>
+              </w:rPr>
+              <w:t xml:space="preserve">First hazardous trade listed</w:t>
+            </w:r>
+          </w:p>
+        </w:tc>
+        <w:tc>
+          <w:tcPr>
+            <w:tcW w:type="dxa" w:w="1043"/>
+            <w:shd w:fill="EDEDED" w:color="auto" w:val="clear"/>
+            <w:tcMar>
+              <w:top w:type="dxa" w:w="40"/>
+              <w:left w:type="dxa" w:w="60"/>
+              <w:bottom w:type="dxa" w:w="40"/>
+              <w:right w:type="dxa" w:w="60"/>
+            </w:tcMar>
+          </w:tcPr>
+          <w:p>
+            <w:pPr>
+              <w:jc w:val="right"/>
+            </w:pPr>
+            <w:r>
+              <w:rPr>
+                <w:rFonts w:ascii="Times New Roman" w:cs="Times New Roman" w:eastAsia="Times New Roman" w:hAnsi="Times New Roman"/>
+                <w:b/>
+                <w:bCs/>
+                <w:i w:val="false"/>
+                <w:iCs w:val="false"/>
+                <w:sz w:val="16"/>
+                <w:szCs w:val="16"/>
+              </w:rPr>
+              <w:t xml:space="preserve">Trades listed by 1937</w:t>
+            </w:r>
+          </w:p>
+        </w:tc>
+      </w:tr>
+      <w:tr>
+        <w:trPr>
+          <w:tblHeader w:val="false"/>
+        </w:trPr>
+        <w:tc>
+          <w:tcPr>
+            <w:tcW w:type="dxa" w:w="2059"/>
+            <w:tcMar>
+              <w:top w:type="dxa" w:w="40"/>
+              <w:left w:type="dxa" w:w="60"/>
+              <w:bottom w:type="dxa" w:w="40"/>
+              <w:right w:type="dxa" w:w="60"/>
+            </w:tcMar>
+          </w:tcPr>
+          <w:p>
+            <w:pPr>
+              <w:jc w:val="left"/>
+            </w:pPr>
+            <w:r>
+              <w:rPr>
+                <w:rFonts w:ascii="Times New Roman" w:cs="Times New Roman" w:eastAsia="Times New Roman" w:hAnsi="Times New Roman"/>
+                <w:b w:val="false"/>
+                <w:bCs w:val="false"/>
+                <w:i w:val="false"/>
+                <w:iCs w:val="false"/>
+                <w:sz w:val="16"/>
+                <w:szCs w:val="16"/>
+              </w:rPr>
+              <w:t xml:space="preserve">D1</w:t>
+            </w:r>
+          </w:p>
+        </w:tc>
+        <w:tc>
+          <w:tcPr>
+            <w:tcW w:type="dxa" w:w="1043"/>
+            <w:tcMar>
+              <w:top w:type="dxa" w:w="40"/>
+              <w:left w:type="dxa" w:w="60"/>
+              <w:bottom w:type="dxa" w:w="40"/>
+              <w:right w:type="dxa" w:w="60"/>
+            </w:tcMar>
+          </w:tcPr>
+          <w:p>
+            <w:pPr>
+              <w:jc w:val="right"/>
+            </w:pPr>
+            <w:r>
+              <w:rPr>
+                <w:rFonts w:ascii="Times New Roman" w:cs="Times New Roman" w:eastAsia="Times New Roman" w:hAnsi="Times New Roman"/>
+                <w:b w:val="false"/>
+                <w:bCs w:val="false"/>
+                <w:i w:val="false"/>
+                <w:iCs w:val="false"/>
+                <w:sz w:val="16"/>
+                <w:szCs w:val="16"/>
+              </w:rPr>
+              <w:t xml:space="preserve">2,846</w:t>
+            </w:r>
+          </w:p>
+        </w:tc>
+        <w:tc>
+          <w:tcPr>
+            <w:tcW w:type="dxa" w:w="1043"/>
+            <w:tcMar>
+              <w:top w:type="dxa" w:w="40"/>
+              <w:left w:type="dxa" w:w="60"/>
+              <w:bottom w:type="dxa" w:w="40"/>
+              <w:right w:type="dxa" w:w="60"/>
+            </w:tcMar>
+          </w:tcPr>
+          <w:p>
+            <w:pPr>
+              <w:jc w:val="right"/>
+            </w:pPr>
+            <w:r>
+              <w:rPr>
+                <w:rFonts w:ascii="Times New Roman" w:cs="Times New Roman" w:eastAsia="Times New Roman" w:hAnsi="Times New Roman"/>
+                <w:b w:val="false"/>
+                <w:bCs w:val="false"/>
+                <w:i w:val="false"/>
+                <w:iCs w:val="false"/>
+                <w:sz w:val="16"/>
+                <w:szCs w:val="16"/>
+              </w:rPr>
+              <w:t xml:space="preserve">—</w:t>
+            </w:r>
+          </w:p>
+        </w:tc>
+        <w:tc>
+          <w:tcPr>
+            <w:tcW w:type="dxa" w:w="1043"/>
+            <w:tcMar>
+              <w:top w:type="dxa" w:w="40"/>
+              <w:left w:type="dxa" w:w="60"/>
+              <w:bottom w:type="dxa" w:w="40"/>
+              <w:right w:type="dxa" w:w="60"/>
+            </w:tcMar>
+          </w:tcPr>
+          <w:p>
+            <w:pPr>
+              <w:jc w:val="right"/>
+            </w:pPr>
+            <w:r>
+              <w:rPr>
+                <w:rFonts w:ascii="Times New Roman" w:cs="Times New Roman" w:eastAsia="Times New Roman" w:hAnsi="Times New Roman"/>
+                <w:b w:val="false"/>
+                <w:bCs w:val="false"/>
+                <w:i w:val="false"/>
+                <w:iCs w:val="false"/>
+                <w:sz w:val="16"/>
+                <w:szCs w:val="16"/>
+              </w:rPr>
+              <w:t xml:space="preserve">—</w:t>
+            </w:r>
+          </w:p>
+        </w:tc>
+        <w:tc>
+          <w:tcPr>
+            <w:tcW w:type="dxa" w:w="1043"/>
+            <w:tcMar>
+              <w:top w:type="dxa" w:w="40"/>
+              <w:left w:type="dxa" w:w="60"/>
+              <w:bottom w:type="dxa" w:w="40"/>
+              <w:right w:type="dxa" w:w="60"/>
+            </w:tcMar>
+          </w:tcPr>
+          <w:p>
+            <w:pPr>
+              <w:jc w:val="right"/>
+            </w:pPr>
+            <w:r>
+              <w:rPr>
+                <w:rFonts w:ascii="Times New Roman" w:cs="Times New Roman" w:eastAsia="Times New Roman" w:hAnsi="Times New Roman"/>
+                <w:b w:val="false"/>
+                <w:bCs w:val="false"/>
+                <w:i w:val="false"/>
+                <w:iCs w:val="false"/>
+                <w:sz w:val="16"/>
+                <w:szCs w:val="16"/>
+              </w:rPr>
+              <w:t xml:space="preserve">—</w:t>
+            </w:r>
+          </w:p>
+        </w:tc>
+        <w:tc>
+          <w:tcPr>
+            <w:tcW w:type="dxa" w:w="1043"/>
+            <w:tcMar>
+              <w:top w:type="dxa" w:w="40"/>
+              <w:left w:type="dxa" w:w="60"/>
+              <w:bottom w:type="dxa" w:w="40"/>
+              <w:right w:type="dxa" w:w="60"/>
+            </w:tcMar>
+          </w:tcPr>
+          <w:p>
+            <w:pPr>
+              <w:jc w:val="right"/>
+            </w:pPr>
+            <w:r>
+              <w:rPr>
+                <w:rFonts w:ascii="Times New Roman" w:cs="Times New Roman" w:eastAsia="Times New Roman" w:hAnsi="Times New Roman"/>
+                <w:b w:val="false"/>
+                <w:bCs w:val="false"/>
+                <w:i w:val="false"/>
+                <w:iCs w:val="false"/>
+                <w:sz w:val="16"/>
+                <w:szCs w:val="16"/>
+              </w:rPr>
+              <w:t xml:space="preserve">0</w:t>
+            </w:r>
+          </w:p>
+        </w:tc>
+        <w:tc>
+          <w:tcPr>
+            <w:tcW w:type="dxa" w:w="1043"/>
+            <w:tcMar>
+              <w:top w:type="dxa" w:w="40"/>
+              <w:left w:type="dxa" w:w="60"/>
+              <w:bottom w:type="dxa" w:w="40"/>
+              <w:right w:type="dxa" w:w="60"/>
+            </w:tcMar>
+          </w:tcPr>
+          <w:p>
+            <w:pPr>
+              <w:jc w:val="right"/>
+            </w:pPr>
+            <w:r>
+              <w:rPr>
+                <w:rFonts w:ascii="Times New Roman" w:cs="Times New Roman" w:eastAsia="Times New Roman" w:hAnsi="Times New Roman"/>
+                <w:b w:val="false"/>
+                <w:bCs w:val="false"/>
+                <w:i w:val="false"/>
+                <w:iCs w:val="false"/>
+                <w:sz w:val="16"/>
+                <w:szCs w:val="16"/>
+              </w:rPr>
+              <w:t xml:space="preserve">—</w:t>
+            </w:r>
+          </w:p>
+        </w:tc>
+        <w:tc>
+          <w:tcPr>
+            <w:tcW w:type="dxa" w:w="1043"/>
+            <w:tcMar>
+              <w:top w:type="dxa" w:w="40"/>
+              <w:left w:type="dxa" w:w="60"/>
+              <w:bottom w:type="dxa" w:w="40"/>
+              <w:right w:type="dxa" w:w="60"/>
+            </w:tcMar>
+          </w:tcPr>
+          <w:p>
+            <w:pPr>
+              <w:jc w:val="right"/>
+            </w:pPr>
+            <w:r>
+              <w:rPr>
+                <w:rFonts w:ascii="Times New Roman" w:cs="Times New Roman" w:eastAsia="Times New Roman" w:hAnsi="Times New Roman"/>
+                <w:b w:val="false"/>
+                <w:bCs w:val="false"/>
+                <w:i w:val="false"/>
+                <w:iCs w:val="false"/>
+                <w:sz w:val="16"/>
+                <w:szCs w:val="16"/>
+              </w:rPr>
+              <w:t xml:space="preserve">0</w:t>
+            </w:r>
+          </w:p>
+        </w:tc>
+      </w:tr>
+      <w:tr>
+        <w:trPr>
+          <w:tblHeader w:val="false"/>
+        </w:trPr>
+        <w:tc>
+          <w:tcPr>
+            <w:tcW w:type="dxa" w:w="2059"/>
+            <w:tcMar>
+              <w:top w:type="dxa" w:w="40"/>
+              <w:left w:type="dxa" w:w="60"/>
+              <w:bottom w:type="dxa" w:w="40"/>
+              <w:right w:type="dxa" w:w="60"/>
+            </w:tcMar>
+          </w:tcPr>
+          <w:p>
+            <w:pPr>
+              <w:jc w:val="left"/>
+            </w:pPr>
+            <w:r>
+              <w:rPr>
+                <w:rFonts w:ascii="Times New Roman" w:cs="Times New Roman" w:eastAsia="Times New Roman" w:hAnsi="Times New Roman"/>
+                <w:b w:val="false"/>
+                <w:bCs w:val="false"/>
+                <w:i w:val="false"/>
+                <w:iCs w:val="false"/>
+                <w:sz w:val="16"/>
+                <w:szCs w:val="16"/>
+              </w:rPr>
+              <w:t xml:space="preserve">D10</w:t>
+            </w:r>
+          </w:p>
+        </w:tc>
+        <w:tc>
+          <w:tcPr>
+            <w:tcW w:type="dxa" w:w="1043"/>
+            <w:tcMar>
+              <w:top w:type="dxa" w:w="40"/>
+              <w:left w:type="dxa" w:w="60"/>
+              <w:bottom w:type="dxa" w:w="40"/>
+              <w:right w:type="dxa" w:w="60"/>
+            </w:tcMar>
+          </w:tcPr>
+          <w:p>
+            <w:pPr>
+              <w:jc w:val="right"/>
+            </w:pPr>
+            <w:r>
+              <w:rPr>
+                <w:rFonts w:ascii="Times New Roman" w:cs="Times New Roman" w:eastAsia="Times New Roman" w:hAnsi="Times New Roman"/>
+                <w:b w:val="false"/>
+                <w:bCs w:val="false"/>
+                <w:i w:val="false"/>
+                <w:iCs w:val="false"/>
+                <w:sz w:val="16"/>
+                <w:szCs w:val="16"/>
+              </w:rPr>
+              <w:t xml:space="preserve">13,580</w:t>
+            </w:r>
+          </w:p>
+        </w:tc>
+        <w:tc>
+          <w:tcPr>
+            <w:tcW w:type="dxa" w:w="1043"/>
+            <w:tcMar>
+              <w:top w:type="dxa" w:w="40"/>
+              <w:left w:type="dxa" w:w="60"/>
+              <w:bottom w:type="dxa" w:w="40"/>
+              <w:right w:type="dxa" w:w="60"/>
+            </w:tcMar>
+          </w:tcPr>
+          <w:p>
+            <w:pPr>
+              <w:jc w:val="right"/>
+            </w:pPr>
+            <w:r>
+              <w:rPr>
+                <w:rFonts w:ascii="Times New Roman" w:cs="Times New Roman" w:eastAsia="Times New Roman" w:hAnsi="Times New Roman"/>
+                <w:b w:val="false"/>
+                <w:bCs w:val="false"/>
+                <w:i w:val="false"/>
+                <w:iCs w:val="false"/>
+                <w:sz w:val="16"/>
+                <w:szCs w:val="16"/>
+              </w:rPr>
+              <w:t xml:space="preserve">—</w:t>
+            </w:r>
+          </w:p>
+        </w:tc>
+        <w:tc>
+          <w:tcPr>
+            <w:tcW w:type="dxa" w:w="1043"/>
+            <w:tcMar>
+              <w:top w:type="dxa" w:w="40"/>
+              <w:left w:type="dxa" w:w="60"/>
+              <w:bottom w:type="dxa" w:w="40"/>
+              <w:right w:type="dxa" w:w="60"/>
+            </w:tcMar>
+          </w:tcPr>
+          <w:p>
+            <w:pPr>
+              <w:jc w:val="right"/>
+            </w:pPr>
+            <w:r>
+              <w:rPr>
+                <w:rFonts w:ascii="Times New Roman" w:cs="Times New Roman" w:eastAsia="Times New Roman" w:hAnsi="Times New Roman"/>
+                <w:b w:val="false"/>
+                <w:bCs w:val="false"/>
+                <w:i w:val="false"/>
+                <w:iCs w:val="false"/>
+                <w:sz w:val="16"/>
+                <w:szCs w:val="16"/>
+              </w:rPr>
+              <w:t xml:space="preserve">1930</w:t>
+            </w:r>
+          </w:p>
+        </w:tc>
+        <w:tc>
+          <w:tcPr>
+            <w:tcW w:type="dxa" w:w="1043"/>
+            <w:tcMar>
+              <w:top w:type="dxa" w:w="40"/>
+              <w:left w:type="dxa" w:w="60"/>
+              <w:bottom w:type="dxa" w:w="40"/>
+              <w:right w:type="dxa" w:w="60"/>
+            </w:tcMar>
+          </w:tcPr>
+          <w:p>
+            <w:pPr>
+              <w:jc w:val="right"/>
+            </w:pPr>
+            <w:r>
+              <w:rPr>
+                <w:rFonts w:ascii="Times New Roman" w:cs="Times New Roman" w:eastAsia="Times New Roman" w:hAnsi="Times New Roman"/>
+                <w:b w:val="false"/>
+                <w:bCs w:val="false"/>
+                <w:i w:val="false"/>
+                <w:iCs w:val="false"/>
+                <w:sz w:val="16"/>
+                <w:szCs w:val="16"/>
+              </w:rPr>
+              <w:t xml:space="preserve">0.16</w:t>
+            </w:r>
+          </w:p>
+        </w:tc>
+        <w:tc>
+          <w:tcPr>
+            <w:tcW w:type="dxa" w:w="1043"/>
+            <w:tcMar>
+              <w:top w:type="dxa" w:w="40"/>
+              <w:left w:type="dxa" w:w="60"/>
+              <w:bottom w:type="dxa" w:w="40"/>
+              <w:right w:type="dxa" w:w="60"/>
+            </w:tcMar>
+          </w:tcPr>
+          <w:p>
+            <w:pPr>
+              <w:jc w:val="right"/>
+            </w:pPr>
+            <w:r>
+              <w:rPr>
+                <w:rFonts w:ascii="Times New Roman" w:cs="Times New Roman" w:eastAsia="Times New Roman" w:hAnsi="Times New Roman"/>
+                <w:b w:val="false"/>
+                <w:bCs w:val="false"/>
+                <w:i w:val="false"/>
+                <w:iCs w:val="false"/>
+                <w:sz w:val="16"/>
+                <w:szCs w:val="16"/>
+              </w:rPr>
+              <w:t xml:space="preserve">0</w:t>
+            </w:r>
+          </w:p>
+        </w:tc>
+        <w:tc>
+          <w:tcPr>
+            <w:tcW w:type="dxa" w:w="1043"/>
+            <w:tcMar>
+              <w:top w:type="dxa" w:w="40"/>
+              <w:left w:type="dxa" w:w="60"/>
+              <w:bottom w:type="dxa" w:w="40"/>
+              <w:right w:type="dxa" w:w="60"/>
+            </w:tcMar>
+          </w:tcPr>
+          <w:p>
+            <w:pPr>
+              <w:jc w:val="right"/>
+            </w:pPr>
+            <w:r>
+              <w:rPr>
+                <w:rFonts w:ascii="Times New Roman" w:cs="Times New Roman" w:eastAsia="Times New Roman" w:hAnsi="Times New Roman"/>
+                <w:b w:val="false"/>
+                <w:bCs w:val="false"/>
+                <w:i w:val="false"/>
+                <w:iCs w:val="false"/>
+                <w:sz w:val="16"/>
+                <w:szCs w:val="16"/>
+              </w:rPr>
+              <w:t xml:space="preserve">1911</w:t>
+            </w:r>
+          </w:p>
+        </w:tc>
+        <w:tc>
+          <w:tcPr>
+            <w:tcW w:type="dxa" w:w="1043"/>
+            <w:tcMar>
+              <w:top w:type="dxa" w:w="40"/>
+              <w:left w:type="dxa" w:w="60"/>
+              <w:bottom w:type="dxa" w:w="40"/>
+              <w:right w:type="dxa" w:w="60"/>
+            </w:tcMar>
+          </w:tcPr>
+          <w:p>
+            <w:pPr>
+              <w:jc w:val="right"/>
+            </w:pPr>
+            <w:r>
+              <w:rPr>
+                <w:rFonts w:ascii="Times New Roman" w:cs="Times New Roman" w:eastAsia="Times New Roman" w:hAnsi="Times New Roman"/>
+                <w:b w:val="false"/>
+                <w:bCs w:val="false"/>
+                <w:i w:val="false"/>
+                <w:iCs w:val="false"/>
+                <w:sz w:val="16"/>
+                <w:szCs w:val="16"/>
+              </w:rPr>
+              <w:t xml:space="preserve">2</w:t>
+            </w:r>
+          </w:p>
+        </w:tc>
+      </w:tr>
+      <w:tr>
+        <w:trPr>
+          <w:tblHeader w:val="false"/>
+        </w:trPr>
+        <w:tc>
+          <w:tcPr>
+            <w:tcW w:type="dxa" w:w="2059"/>
+            <w:tcMar>
+              <w:top w:type="dxa" w:w="40"/>
+              <w:left w:type="dxa" w:w="60"/>
+              <w:bottom w:type="dxa" w:w="40"/>
+              <w:right w:type="dxa" w:w="60"/>
+            </w:tcMar>
+          </w:tcPr>
+          <w:p>
+            <w:pPr>
+              <w:jc w:val="left"/>
+            </w:pPr>
+            <w:r>
+              <w:rPr>
+                <w:rFonts w:ascii="Times New Roman" w:cs="Times New Roman" w:eastAsia="Times New Roman" w:hAnsi="Times New Roman"/>
+                <w:b w:val="false"/>
+                <w:bCs w:val="false"/>
+                <w:i w:val="false"/>
+                <w:iCs w:val="false"/>
+                <w:sz w:val="16"/>
+                <w:szCs w:val="16"/>
+              </w:rPr>
+              <w:t xml:space="preserve">D11</w:t>
+            </w:r>
+          </w:p>
+        </w:tc>
+        <w:tc>
+          <w:tcPr>
+            <w:tcW w:type="dxa" w:w="1043"/>
+            <w:tcMar>
+              <w:top w:type="dxa" w:w="40"/>
+              <w:left w:type="dxa" w:w="60"/>
+              <w:bottom w:type="dxa" w:w="40"/>
+              <w:right w:type="dxa" w:w="60"/>
+            </w:tcMar>
+          </w:tcPr>
+          <w:p>
+            <w:pPr>
+              <w:jc w:val="right"/>
+            </w:pPr>
+            <w:r>
+              <w:rPr>
+                <w:rFonts w:ascii="Times New Roman" w:cs="Times New Roman" w:eastAsia="Times New Roman" w:hAnsi="Times New Roman"/>
+                <w:b w:val="false"/>
+                <w:bCs w:val="false"/>
+                <w:i w:val="false"/>
+                <w:iCs w:val="false"/>
+                <w:sz w:val="16"/>
+                <w:szCs w:val="16"/>
+              </w:rPr>
+              <w:t xml:space="preserve">445</w:t>
+            </w:r>
+          </w:p>
+        </w:tc>
+        <w:tc>
+          <w:tcPr>
+            <w:tcW w:type="dxa" w:w="1043"/>
+            <w:tcMar>
+              <w:top w:type="dxa" w:w="40"/>
+              <w:left w:type="dxa" w:w="60"/>
+              <w:bottom w:type="dxa" w:w="40"/>
+              <w:right w:type="dxa" w:w="60"/>
+            </w:tcMar>
+          </w:tcPr>
+          <w:p>
+            <w:pPr>
+              <w:jc w:val="right"/>
+            </w:pPr>
+            <w:r>
+              <w:rPr>
+                <w:rFonts w:ascii="Times New Roman" w:cs="Times New Roman" w:eastAsia="Times New Roman" w:hAnsi="Times New Roman"/>
+                <w:b w:val="false"/>
+                <w:bCs w:val="false"/>
+                <w:i w:val="false"/>
+                <w:iCs w:val="false"/>
+                <w:sz w:val="16"/>
+                <w:szCs w:val="16"/>
+              </w:rPr>
+              <w:t xml:space="preserve">1900</w:t>
+            </w:r>
+          </w:p>
+        </w:tc>
+        <w:tc>
+          <w:tcPr>
+            <w:tcW w:type="dxa" w:w="1043"/>
+            <w:tcMar>
+              <w:top w:type="dxa" w:w="40"/>
+              <w:left w:type="dxa" w:w="60"/>
+              <w:bottom w:type="dxa" w:w="40"/>
+              <w:right w:type="dxa" w:w="60"/>
+            </w:tcMar>
+          </w:tcPr>
+          <w:p>
+            <w:pPr>
+              <w:jc w:val="right"/>
+            </w:pPr>
+            <w:r>
+              <w:rPr>
+                <w:rFonts w:ascii="Times New Roman" w:cs="Times New Roman" w:eastAsia="Times New Roman" w:hAnsi="Times New Roman"/>
+                <w:b w:val="false"/>
+                <w:bCs w:val="false"/>
+                <w:i w:val="false"/>
+                <w:iCs w:val="false"/>
+                <w:sz w:val="16"/>
+                <w:szCs w:val="16"/>
+              </w:rPr>
+              <w:t xml:space="preserve">1900</w:t>
+            </w:r>
+          </w:p>
+        </w:tc>
+        <w:tc>
+          <w:tcPr>
+            <w:tcW w:type="dxa" w:w="1043"/>
+            <w:tcMar>
+              <w:top w:type="dxa" w:w="40"/>
+              <w:left w:type="dxa" w:w="60"/>
+              <w:bottom w:type="dxa" w:w="40"/>
+              <w:right w:type="dxa" w:w="60"/>
+            </w:tcMar>
+          </w:tcPr>
+          <w:p>
+            <w:pPr>
+              <w:jc w:val="right"/>
+            </w:pPr>
+            <w:r>
+              <w:rPr>
+                <w:rFonts w:ascii="Times New Roman" w:cs="Times New Roman" w:eastAsia="Times New Roman" w:hAnsi="Times New Roman"/>
+                <w:b w:val="false"/>
+                <w:bCs w:val="false"/>
+                <w:i w:val="false"/>
+                <w:iCs w:val="false"/>
+                <w:sz w:val="16"/>
+                <w:szCs w:val="16"/>
+              </w:rPr>
+              <w:t xml:space="preserve">5.51</w:t>
+            </w:r>
+          </w:p>
+        </w:tc>
+        <w:tc>
+          <w:tcPr>
+            <w:tcW w:type="dxa" w:w="1043"/>
+            <w:tcMar>
+              <w:top w:type="dxa" w:w="40"/>
+              <w:left w:type="dxa" w:w="60"/>
+              <w:bottom w:type="dxa" w:w="40"/>
+              <w:right w:type="dxa" w:w="60"/>
+            </w:tcMar>
+          </w:tcPr>
+          <w:p>
+            <w:pPr>
+              <w:jc w:val="right"/>
+            </w:pPr>
+            <w:r>
+              <w:rPr>
+                <w:rFonts w:ascii="Times New Roman" w:cs="Times New Roman" w:eastAsia="Times New Roman" w:hAnsi="Times New Roman"/>
+                <w:b w:val="false"/>
+                <w:bCs w:val="false"/>
+                <w:i w:val="false"/>
+                <w:iCs w:val="false"/>
+                <w:sz w:val="16"/>
+                <w:szCs w:val="16"/>
+              </w:rPr>
+              <w:t xml:space="preserve">1.72</w:t>
+            </w:r>
+          </w:p>
+        </w:tc>
+        <w:tc>
+          <w:tcPr>
+            <w:tcW w:type="dxa" w:w="1043"/>
+            <w:tcMar>
+              <w:top w:type="dxa" w:w="40"/>
+              <w:left w:type="dxa" w:w="60"/>
+              <w:bottom w:type="dxa" w:w="40"/>
+              <w:right w:type="dxa" w:w="60"/>
+            </w:tcMar>
+          </w:tcPr>
+          <w:p>
+            <w:pPr>
+              <w:jc w:val="right"/>
+            </w:pPr>
+            <w:r>
+              <w:rPr>
+                <w:rFonts w:ascii="Times New Roman" w:cs="Times New Roman" w:eastAsia="Times New Roman" w:hAnsi="Times New Roman"/>
+                <w:b w:val="false"/>
+                <w:bCs w:val="false"/>
+                <w:i w:val="false"/>
+                <w:iCs w:val="false"/>
+                <w:sz w:val="16"/>
+                <w:szCs w:val="16"/>
+              </w:rPr>
+              <w:t xml:space="preserve">1950</w:t>
+            </w:r>
+          </w:p>
+        </w:tc>
+        <w:tc>
+          <w:tcPr>
+            <w:tcW w:type="dxa" w:w="1043"/>
+            <w:tcMar>
+              <w:top w:type="dxa" w:w="40"/>
+              <w:left w:type="dxa" w:w="60"/>
+              <w:bottom w:type="dxa" w:w="40"/>
+              <w:right w:type="dxa" w:w="60"/>
+            </w:tcMar>
+          </w:tcPr>
+          <w:p>
+            <w:pPr>
+              <w:jc w:val="right"/>
+            </w:pPr>
+            <w:r>
+              <w:rPr>
+                <w:rFonts w:ascii="Times New Roman" w:cs="Times New Roman" w:eastAsia="Times New Roman" w:hAnsi="Times New Roman"/>
+                <w:b w:val="false"/>
+                <w:bCs w:val="false"/>
+                <w:i w:val="false"/>
+                <w:iCs w:val="false"/>
+                <w:sz w:val="16"/>
+                <w:szCs w:val="16"/>
+              </w:rPr>
+              <w:t xml:space="preserve">0</w:t>
+            </w:r>
+          </w:p>
+        </w:tc>
+      </w:tr>
+      <w:tr>
+        <w:trPr>
+          <w:tblHeader w:val="false"/>
+        </w:trPr>
+        <w:tc>
+          <w:tcPr>
+            <w:tcW w:type="dxa" w:w="2059"/>
+            <w:tcMar>
+              <w:top w:type="dxa" w:w="40"/>
+              <w:left w:type="dxa" w:w="60"/>
+              <w:bottom w:type="dxa" w:w="40"/>
+              <w:right w:type="dxa" w:w="60"/>
+            </w:tcMar>
+          </w:tcPr>
+          <w:p>
+            <w:pPr>
+              <w:jc w:val="left"/>
+            </w:pPr>
+            <w:r>
+              <w:rPr>
+                <w:rFonts w:ascii="Times New Roman" w:cs="Times New Roman" w:eastAsia="Times New Roman" w:hAnsi="Times New Roman"/>
+                <w:b w:val="false"/>
+                <w:bCs w:val="false"/>
+                <w:i w:val="false"/>
+                <w:iCs w:val="false"/>
+                <w:sz w:val="16"/>
+                <w:szCs w:val="16"/>
+              </w:rPr>
+              <w:t xml:space="preserve">D12</w:t>
+            </w:r>
+          </w:p>
+        </w:tc>
+        <w:tc>
+          <w:tcPr>
+            <w:tcW w:type="dxa" w:w="1043"/>
+            <w:tcMar>
+              <w:top w:type="dxa" w:w="40"/>
+              <w:left w:type="dxa" w:w="60"/>
+              <w:bottom w:type="dxa" w:w="40"/>
+              <w:right w:type="dxa" w:w="60"/>
+            </w:tcMar>
+          </w:tcPr>
+          <w:p>
+            <w:pPr>
+              <w:jc w:val="right"/>
+            </w:pPr>
+            <w:r>
+              <w:rPr>
+                <w:rFonts w:ascii="Times New Roman" w:cs="Times New Roman" w:eastAsia="Times New Roman" w:hAnsi="Times New Roman"/>
+                <w:b w:val="false"/>
+                <w:bCs w:val="false"/>
+                <w:i w:val="false"/>
+                <w:iCs w:val="false"/>
+                <w:sz w:val="16"/>
+                <w:szCs w:val="16"/>
+              </w:rPr>
+              <w:t xml:space="preserve">41,714</w:t>
+            </w:r>
+          </w:p>
+        </w:tc>
+        <w:tc>
+          <w:tcPr>
+            <w:tcW w:type="dxa" w:w="1043"/>
+            <w:tcMar>
+              <w:top w:type="dxa" w:w="40"/>
+              <w:left w:type="dxa" w:w="60"/>
+              <w:bottom w:type="dxa" w:w="40"/>
+              <w:right w:type="dxa" w:w="60"/>
+            </w:tcMar>
+          </w:tcPr>
+          <w:p>
+            <w:pPr>
+              <w:jc w:val="right"/>
+            </w:pPr>
+            <w:r>
+              <w:rPr>
+                <w:rFonts w:ascii="Times New Roman" w:cs="Times New Roman" w:eastAsia="Times New Roman" w:hAnsi="Times New Roman"/>
+                <w:b w:val="false"/>
+                <w:bCs w:val="false"/>
+                <w:i w:val="false"/>
+                <w:iCs w:val="false"/>
+                <w:sz w:val="16"/>
+                <w:szCs w:val="16"/>
+              </w:rPr>
+              <w:t xml:space="preserve">1910</w:t>
+            </w:r>
+          </w:p>
+        </w:tc>
+        <w:tc>
+          <w:tcPr>
+            <w:tcW w:type="dxa" w:w="1043"/>
+            <w:tcMar>
+              <w:top w:type="dxa" w:w="40"/>
+              <w:left w:type="dxa" w:w="60"/>
+              <w:bottom w:type="dxa" w:w="40"/>
+              <w:right w:type="dxa" w:w="60"/>
+            </w:tcMar>
+          </w:tcPr>
+          <w:p>
+            <w:pPr>
+              <w:jc w:val="right"/>
+            </w:pPr>
+            <w:r>
+              <w:rPr>
+                <w:rFonts w:ascii="Times New Roman" w:cs="Times New Roman" w:eastAsia="Times New Roman" w:hAnsi="Times New Roman"/>
+                <w:b w:val="false"/>
+                <w:bCs w:val="false"/>
+                <w:i w:val="false"/>
+                <w:iCs w:val="false"/>
+                <w:sz w:val="16"/>
+                <w:szCs w:val="16"/>
+              </w:rPr>
+              <w:t xml:space="preserve">1930</w:t>
+            </w:r>
+          </w:p>
+        </w:tc>
+        <w:tc>
+          <w:tcPr>
+            <w:tcW w:type="dxa" w:w="1043"/>
+            <w:tcMar>
+              <w:top w:type="dxa" w:w="40"/>
+              <w:left w:type="dxa" w:w="60"/>
+              <w:bottom w:type="dxa" w:w="40"/>
+              <w:right w:type="dxa" w:w="60"/>
+            </w:tcMar>
+          </w:tcPr>
+          <w:p>
+            <w:pPr>
+              <w:jc w:val="right"/>
+            </w:pPr>
+            <w:r>
+              <w:rPr>
+                <w:rFonts w:ascii="Times New Roman" w:cs="Times New Roman" w:eastAsia="Times New Roman" w:hAnsi="Times New Roman"/>
+                <w:b w:val="false"/>
+                <w:bCs w:val="false"/>
+                <w:i w:val="false"/>
+                <w:iCs w:val="false"/>
+                <w:sz w:val="16"/>
+                <w:szCs w:val="16"/>
+              </w:rPr>
+              <w:t xml:space="preserve">1.95</w:t>
+            </w:r>
+          </w:p>
+        </w:tc>
+        <w:tc>
+          <w:tcPr>
+            <w:tcW w:type="dxa" w:w="1043"/>
+            <w:tcMar>
+              <w:top w:type="dxa" w:w="40"/>
+              <w:left w:type="dxa" w:w="60"/>
+              <w:bottom w:type="dxa" w:w="40"/>
+              <w:right w:type="dxa" w:w="60"/>
+            </w:tcMar>
+          </w:tcPr>
+          <w:p>
+            <w:pPr>
+              <w:jc w:val="right"/>
+            </w:pPr>
+            <w:r>
+              <w:rPr>
+                <w:rFonts w:ascii="Times New Roman" w:cs="Times New Roman" w:eastAsia="Times New Roman" w:hAnsi="Times New Roman"/>
+                <w:b w:val="false"/>
+                <w:bCs w:val="false"/>
+                <w:i w:val="false"/>
+                <w:iCs w:val="false"/>
+                <w:sz w:val="16"/>
+                <w:szCs w:val="16"/>
+              </w:rPr>
+              <w:t xml:space="preserve">5.64</w:t>
+            </w:r>
+          </w:p>
+        </w:tc>
+        <w:tc>
+          <w:tcPr>
+            <w:tcW w:type="dxa" w:w="1043"/>
+            <w:tcMar>
+              <w:top w:type="dxa" w:w="40"/>
+              <w:left w:type="dxa" w:w="60"/>
+              <w:bottom w:type="dxa" w:w="40"/>
+              <w:right w:type="dxa" w:w="60"/>
+            </w:tcMar>
+          </w:tcPr>
+          <w:p>
+            <w:pPr>
+              <w:jc w:val="right"/>
+            </w:pPr>
+            <w:r>
+              <w:rPr>
+                <w:rFonts w:ascii="Times New Roman" w:cs="Times New Roman" w:eastAsia="Times New Roman" w:hAnsi="Times New Roman"/>
+                <w:b w:val="false"/>
+                <w:bCs w:val="false"/>
+                <w:i w:val="false"/>
+                <w:iCs w:val="false"/>
+                <w:sz w:val="16"/>
+                <w:szCs w:val="16"/>
+              </w:rPr>
+              <w:t xml:space="preserve">1911</w:t>
+            </w:r>
+          </w:p>
+        </w:tc>
+        <w:tc>
+          <w:tcPr>
+            <w:tcW w:type="dxa" w:w="1043"/>
+            <w:tcMar>
+              <w:top w:type="dxa" w:w="40"/>
+              <w:left w:type="dxa" w:w="60"/>
+              <w:bottom w:type="dxa" w:w="40"/>
+              <w:right w:type="dxa" w:w="60"/>
+            </w:tcMar>
+          </w:tcPr>
+          <w:p>
+            <w:pPr>
+              <w:jc w:val="right"/>
+            </w:pPr>
+            <w:r>
+              <w:rPr>
+                <w:rFonts w:ascii="Times New Roman" w:cs="Times New Roman" w:eastAsia="Times New Roman" w:hAnsi="Times New Roman"/>
+                <w:b w:val="false"/>
+                <w:bCs w:val="false"/>
+                <w:i w:val="false"/>
+                <w:iCs w:val="false"/>
+                <w:sz w:val="16"/>
+                <w:szCs w:val="16"/>
+              </w:rPr>
+              <w:t xml:space="preserve">7</w:t>
+            </w:r>
+          </w:p>
+        </w:tc>
+      </w:tr>
+      <w:tr>
+        <w:trPr>
+          <w:tblHeader w:val="false"/>
+        </w:trPr>
+        <w:tc>
+          <w:tcPr>
+            <w:tcW w:type="dxa" w:w="2059"/>
+            <w:tcMar>
+              <w:top w:type="dxa" w:w="40"/>
+              <w:left w:type="dxa" w:w="60"/>
+              <w:bottom w:type="dxa" w:w="40"/>
+              <w:right w:type="dxa" w:w="60"/>
+            </w:tcMar>
+          </w:tcPr>
+          <w:p>
+            <w:pPr>
+              <w:jc w:val="left"/>
+            </w:pPr>
+            <w:r>
+              <w:rPr>
+                <w:rFonts w:ascii="Times New Roman" w:cs="Times New Roman" w:eastAsia="Times New Roman" w:hAnsi="Times New Roman"/>
+                <w:b w:val="false"/>
+                <w:bCs w:val="false"/>
+                <w:i w:val="false"/>
+                <w:iCs w:val="false"/>
+                <w:sz w:val="16"/>
+                <w:szCs w:val="16"/>
+              </w:rPr>
+              <w:t xml:space="preserve">D13</w:t>
+            </w:r>
+          </w:p>
+        </w:tc>
+        <w:tc>
+          <w:tcPr>
+            <w:tcW w:type="dxa" w:w="1043"/>
+            <w:tcMar>
+              <w:top w:type="dxa" w:w="40"/>
+              <w:left w:type="dxa" w:w="60"/>
+              <w:bottom w:type="dxa" w:w="40"/>
+              <w:right w:type="dxa" w:w="60"/>
+            </w:tcMar>
+          </w:tcPr>
+          <w:p>
+            <w:pPr>
+              <w:jc w:val="right"/>
+            </w:pPr>
+            <w:r>
+              <w:rPr>
+                <w:rFonts w:ascii="Times New Roman" w:cs="Times New Roman" w:eastAsia="Times New Roman" w:hAnsi="Times New Roman"/>
+                <w:b w:val="false"/>
+                <w:bCs w:val="false"/>
+                <w:i w:val="false"/>
+                <w:iCs w:val="false"/>
+                <w:sz w:val="16"/>
+                <w:szCs w:val="16"/>
+              </w:rPr>
+              <w:t xml:space="preserve">25,073</w:t>
+            </w:r>
+          </w:p>
+        </w:tc>
+        <w:tc>
+          <w:tcPr>
+            <w:tcW w:type="dxa" w:w="1043"/>
+            <w:tcMar>
+              <w:top w:type="dxa" w:w="40"/>
+              <w:left w:type="dxa" w:w="60"/>
+              <w:bottom w:type="dxa" w:w="40"/>
+              <w:right w:type="dxa" w:w="60"/>
+            </w:tcMar>
+          </w:tcPr>
+          <w:p>
+            <w:pPr>
+              <w:jc w:val="right"/>
+            </w:pPr>
+            <w:r>
+              <w:rPr>
+                <w:rFonts w:ascii="Times New Roman" w:cs="Times New Roman" w:eastAsia="Times New Roman" w:hAnsi="Times New Roman"/>
+                <w:b w:val="false"/>
+                <w:bCs w:val="false"/>
+                <w:i w:val="false"/>
+                <w:iCs w:val="false"/>
+                <w:sz w:val="16"/>
+                <w:szCs w:val="16"/>
+              </w:rPr>
+              <w:t xml:space="preserve">1920</w:t>
+            </w:r>
+          </w:p>
+        </w:tc>
+        <w:tc>
+          <w:tcPr>
+            <w:tcW w:type="dxa" w:w="1043"/>
+            <w:tcMar>
+              <w:top w:type="dxa" w:w="40"/>
+              <w:left w:type="dxa" w:w="60"/>
+              <w:bottom w:type="dxa" w:w="40"/>
+              <w:right w:type="dxa" w:w="60"/>
+            </w:tcMar>
+          </w:tcPr>
+          <w:p>
+            <w:pPr>
+              <w:jc w:val="right"/>
+            </w:pPr>
+            <w:r>
+              <w:rPr>
+                <w:rFonts w:ascii="Times New Roman" w:cs="Times New Roman" w:eastAsia="Times New Roman" w:hAnsi="Times New Roman"/>
+                <w:b w:val="false"/>
+                <w:bCs w:val="false"/>
+                <w:i w:val="false"/>
+                <w:iCs w:val="false"/>
+                <w:sz w:val="16"/>
+                <w:szCs w:val="16"/>
+              </w:rPr>
+              <w:t xml:space="preserve">—</w:t>
+            </w:r>
+          </w:p>
+        </w:tc>
+        <w:tc>
+          <w:tcPr>
+            <w:tcW w:type="dxa" w:w="1043"/>
+            <w:tcMar>
+              <w:top w:type="dxa" w:w="40"/>
+              <w:left w:type="dxa" w:w="60"/>
+              <w:bottom w:type="dxa" w:w="40"/>
+              <w:right w:type="dxa" w:w="60"/>
+            </w:tcMar>
+          </w:tcPr>
+          <w:p>
+            <w:pPr>
+              <w:jc w:val="right"/>
+            </w:pPr>
+            <w:r>
+              <w:rPr>
+                <w:rFonts w:ascii="Times New Roman" w:cs="Times New Roman" w:eastAsia="Times New Roman" w:hAnsi="Times New Roman"/>
+                <w:b w:val="false"/>
+                <w:bCs w:val="false"/>
+                <w:i w:val="false"/>
+                <w:iCs w:val="false"/>
+                <w:sz w:val="16"/>
+                <w:szCs w:val="16"/>
+              </w:rPr>
+              <w:t xml:space="preserve">1.02</w:t>
+            </w:r>
+          </w:p>
+        </w:tc>
+        <w:tc>
+          <w:tcPr>
+            <w:tcW w:type="dxa" w:w="1043"/>
+            <w:tcMar>
+              <w:top w:type="dxa" w:w="40"/>
+              <w:left w:type="dxa" w:w="60"/>
+              <w:bottom w:type="dxa" w:w="40"/>
+              <w:right w:type="dxa" w:w="60"/>
+            </w:tcMar>
+          </w:tcPr>
+          <w:p>
+            <w:pPr>
+              <w:jc w:val="right"/>
+            </w:pPr>
+            <w:r>
+              <w:rPr>
+                <w:rFonts w:ascii="Times New Roman" w:cs="Times New Roman" w:eastAsia="Times New Roman" w:hAnsi="Times New Roman"/>
+                <w:b w:val="false"/>
+                <w:bCs w:val="false"/>
+                <w:i w:val="false"/>
+                <w:iCs w:val="false"/>
+                <w:sz w:val="16"/>
+                <w:szCs w:val="16"/>
+              </w:rPr>
+              <w:t xml:space="preserve">11.24</w:t>
+            </w:r>
+          </w:p>
+        </w:tc>
+        <w:tc>
+          <w:tcPr>
+            <w:tcW w:type="dxa" w:w="1043"/>
+            <w:tcMar>
+              <w:top w:type="dxa" w:w="40"/>
+              <w:left w:type="dxa" w:w="60"/>
+              <w:bottom w:type="dxa" w:w="40"/>
+              <w:right w:type="dxa" w:w="60"/>
+            </w:tcMar>
+          </w:tcPr>
+          <w:p>
+            <w:pPr>
+              <w:jc w:val="right"/>
+            </w:pPr>
+            <w:r>
+              <w:rPr>
+                <w:rFonts w:ascii="Times New Roman" w:cs="Times New Roman" w:eastAsia="Times New Roman" w:hAnsi="Times New Roman"/>
+                <w:b w:val="false"/>
+                <w:bCs w:val="false"/>
+                <w:i w:val="false"/>
+                <w:iCs w:val="false"/>
+                <w:sz w:val="16"/>
+                <w:szCs w:val="16"/>
+              </w:rPr>
+              <w:t xml:space="preserve">1935</w:t>
+            </w:r>
+          </w:p>
+        </w:tc>
+        <w:tc>
+          <w:tcPr>
+            <w:tcW w:type="dxa" w:w="1043"/>
+            <w:tcMar>
+              <w:top w:type="dxa" w:w="40"/>
+              <w:left w:type="dxa" w:w="60"/>
+              <w:bottom w:type="dxa" w:w="40"/>
+              <w:right w:type="dxa" w:w="60"/>
+            </w:tcMar>
+          </w:tcPr>
+          <w:p>
+            <w:pPr>
+              <w:jc w:val="right"/>
+            </w:pPr>
+            <w:r>
+              <w:rPr>
+                <w:rFonts w:ascii="Times New Roman" w:cs="Times New Roman" w:eastAsia="Times New Roman" w:hAnsi="Times New Roman"/>
+                <w:b w:val="false"/>
+                <w:bCs w:val="false"/>
+                <w:i w:val="false"/>
+                <w:iCs w:val="false"/>
+                <w:sz w:val="16"/>
+                <w:szCs w:val="16"/>
+              </w:rPr>
+              <w:t xml:space="preserve">1</w:t>
+            </w:r>
+          </w:p>
+        </w:tc>
+      </w:tr>
+      <w:tr>
+        <w:trPr>
+          <w:tblHeader w:val="false"/>
+        </w:trPr>
+        <w:tc>
+          <w:tcPr>
+            <w:tcW w:type="dxa" w:w="2059"/>
+            <w:tcMar>
+              <w:top w:type="dxa" w:w="40"/>
+              <w:left w:type="dxa" w:w="60"/>
+              <w:bottom w:type="dxa" w:w="40"/>
+              <w:right w:type="dxa" w:w="60"/>
+            </w:tcMar>
+          </w:tcPr>
+          <w:p>
+            <w:pPr>
+              <w:jc w:val="left"/>
+            </w:pPr>
+            <w:r>
+              <w:rPr>
+                <w:rFonts w:ascii="Times New Roman" w:cs="Times New Roman" w:eastAsia="Times New Roman" w:hAnsi="Times New Roman"/>
+                <w:b w:val="false"/>
+                <w:bCs w:val="false"/>
+                <w:i w:val="false"/>
+                <w:iCs w:val="false"/>
+                <w:sz w:val="16"/>
+                <w:szCs w:val="16"/>
+              </w:rPr>
+              <w:t xml:space="preserve">D14</w:t>
+            </w:r>
+          </w:p>
+        </w:tc>
+        <w:tc>
+          <w:tcPr>
+            <w:tcW w:type="dxa" w:w="1043"/>
+            <w:tcMar>
+              <w:top w:type="dxa" w:w="40"/>
+              <w:left w:type="dxa" w:w="60"/>
+              <w:bottom w:type="dxa" w:w="40"/>
+              <w:right w:type="dxa" w:w="60"/>
+            </w:tcMar>
+          </w:tcPr>
+          <w:p>
+            <w:pPr>
+              <w:jc w:val="right"/>
+            </w:pPr>
+            <w:r>
+              <w:rPr>
+                <w:rFonts w:ascii="Times New Roman" w:cs="Times New Roman" w:eastAsia="Times New Roman" w:hAnsi="Times New Roman"/>
+                <w:b w:val="false"/>
+                <w:bCs w:val="false"/>
+                <w:i w:val="false"/>
+                <w:iCs w:val="false"/>
+                <w:sz w:val="16"/>
+                <w:szCs w:val="16"/>
+              </w:rPr>
+              <w:t xml:space="preserve">4,994</w:t>
+            </w:r>
+          </w:p>
+        </w:tc>
+        <w:tc>
+          <w:tcPr>
+            <w:tcW w:type="dxa" w:w="1043"/>
+            <w:tcMar>
+              <w:top w:type="dxa" w:w="40"/>
+              <w:left w:type="dxa" w:w="60"/>
+              <w:bottom w:type="dxa" w:w="40"/>
+              <w:right w:type="dxa" w:w="60"/>
+            </w:tcMar>
+          </w:tcPr>
+          <w:p>
+            <w:pPr>
+              <w:jc w:val="right"/>
+            </w:pPr>
+            <w:r>
+              <w:rPr>
+                <w:rFonts w:ascii="Times New Roman" w:cs="Times New Roman" w:eastAsia="Times New Roman" w:hAnsi="Times New Roman"/>
+                <w:b w:val="false"/>
+                <w:bCs w:val="false"/>
+                <w:i w:val="false"/>
+                <w:iCs w:val="false"/>
+                <w:sz w:val="16"/>
+                <w:szCs w:val="16"/>
+              </w:rPr>
+              <w:t xml:space="preserve">—</w:t>
+            </w:r>
+          </w:p>
+        </w:tc>
+        <w:tc>
+          <w:tcPr>
+            <w:tcW w:type="dxa" w:w="1043"/>
+            <w:tcMar>
+              <w:top w:type="dxa" w:w="40"/>
+              <w:left w:type="dxa" w:w="60"/>
+              <w:bottom w:type="dxa" w:w="40"/>
+              <w:right w:type="dxa" w:w="60"/>
+            </w:tcMar>
+          </w:tcPr>
+          <w:p>
+            <w:pPr>
+              <w:jc w:val="right"/>
+            </w:pPr>
+            <w:r>
+              <w:rPr>
+                <w:rFonts w:ascii="Times New Roman" w:cs="Times New Roman" w:eastAsia="Times New Roman" w:hAnsi="Times New Roman"/>
+                <w:b w:val="false"/>
+                <w:bCs w:val="false"/>
+                <w:i w:val="false"/>
+                <w:iCs w:val="false"/>
+                <w:sz w:val="16"/>
+                <w:szCs w:val="16"/>
+              </w:rPr>
+              <w:t xml:space="preserve">1930</w:t>
+            </w:r>
+          </w:p>
+        </w:tc>
+        <w:tc>
+          <w:tcPr>
+            <w:tcW w:type="dxa" w:w="1043"/>
+            <w:tcMar>
+              <w:top w:type="dxa" w:w="40"/>
+              <w:left w:type="dxa" w:w="60"/>
+              <w:bottom w:type="dxa" w:w="40"/>
+              <w:right w:type="dxa" w:w="60"/>
+            </w:tcMar>
+          </w:tcPr>
+          <w:p>
+            <w:pPr>
+              <w:jc w:val="right"/>
+            </w:pPr>
+            <w:r>
+              <w:rPr>
+                <w:rFonts w:ascii="Times New Roman" w:cs="Times New Roman" w:eastAsia="Times New Roman" w:hAnsi="Times New Roman"/>
+                <w:b w:val="false"/>
+                <w:bCs w:val="false"/>
+                <w:i w:val="false"/>
+                <w:iCs w:val="false"/>
+                <w:sz w:val="16"/>
+                <w:szCs w:val="16"/>
+              </w:rPr>
+              <w:t xml:space="preserve">—</w:t>
+            </w:r>
+          </w:p>
+        </w:tc>
+        <w:tc>
+          <w:tcPr>
+            <w:tcW w:type="dxa" w:w="1043"/>
+            <w:tcMar>
+              <w:top w:type="dxa" w:w="40"/>
+              <w:left w:type="dxa" w:w="60"/>
+              <w:bottom w:type="dxa" w:w="40"/>
+              <w:right w:type="dxa" w:w="60"/>
+            </w:tcMar>
+          </w:tcPr>
+          <w:p>
+            <w:pPr>
+              <w:jc w:val="right"/>
+            </w:pPr>
+            <w:r>
+              <w:rPr>
+                <w:rFonts w:ascii="Times New Roman" w:cs="Times New Roman" w:eastAsia="Times New Roman" w:hAnsi="Times New Roman"/>
+                <w:b w:val="false"/>
+                <w:bCs w:val="false"/>
+                <w:i w:val="false"/>
+                <w:iCs w:val="false"/>
+                <w:sz w:val="16"/>
+                <w:szCs w:val="16"/>
+              </w:rPr>
+              <w:t xml:space="preserve">0.28</w:t>
+            </w:r>
+          </w:p>
+        </w:tc>
+        <w:tc>
+          <w:tcPr>
+            <w:tcW w:type="dxa" w:w="1043"/>
+            <w:tcMar>
+              <w:top w:type="dxa" w:w="40"/>
+              <w:left w:type="dxa" w:w="60"/>
+              <w:bottom w:type="dxa" w:w="40"/>
+              <w:right w:type="dxa" w:w="60"/>
+            </w:tcMar>
+          </w:tcPr>
+          <w:p>
+            <w:pPr>
+              <w:jc w:val="right"/>
+            </w:pPr>
+            <w:r>
+              <w:rPr>
+                <w:rFonts w:ascii="Times New Roman" w:cs="Times New Roman" w:eastAsia="Times New Roman" w:hAnsi="Times New Roman"/>
+                <w:b w:val="false"/>
+                <w:bCs w:val="false"/>
+                <w:i w:val="false"/>
+                <w:iCs w:val="false"/>
+                <w:sz w:val="16"/>
+                <w:szCs w:val="16"/>
+              </w:rPr>
+              <w:t xml:space="preserve">1950</w:t>
+            </w:r>
+          </w:p>
+        </w:tc>
+        <w:tc>
+          <w:tcPr>
+            <w:tcW w:type="dxa" w:w="1043"/>
+            <w:tcMar>
+              <w:top w:type="dxa" w:w="40"/>
+              <w:left w:type="dxa" w:w="60"/>
+              <w:bottom w:type="dxa" w:w="40"/>
+              <w:right w:type="dxa" w:w="60"/>
+            </w:tcMar>
+          </w:tcPr>
+          <w:p>
+            <w:pPr>
+              <w:jc w:val="right"/>
+            </w:pPr>
+            <w:r>
+              <w:rPr>
+                <w:rFonts w:ascii="Times New Roman" w:cs="Times New Roman" w:eastAsia="Times New Roman" w:hAnsi="Times New Roman"/>
+                <w:b w:val="false"/>
+                <w:bCs w:val="false"/>
+                <w:i w:val="false"/>
+                <w:iCs w:val="false"/>
+                <w:sz w:val="16"/>
+                <w:szCs w:val="16"/>
+              </w:rPr>
+              <w:t xml:space="preserve">0</w:t>
+            </w:r>
+          </w:p>
+        </w:tc>
+      </w:tr>
+      <w:tr>
+        <w:trPr>
+          <w:tblHeader w:val="false"/>
+        </w:trPr>
+        <w:tc>
+          <w:tcPr>
+            <w:tcW w:type="dxa" w:w="2059"/>
+            <w:tcMar>
+              <w:top w:type="dxa" w:w="40"/>
+              <w:left w:type="dxa" w:w="60"/>
+              <w:bottom w:type="dxa" w:w="40"/>
+              <w:right w:type="dxa" w:w="60"/>
+            </w:tcMar>
+          </w:tcPr>
+          <w:p>
+            <w:pPr>
+              <w:jc w:val="left"/>
+            </w:pPr>
+            <w:r>
+              <w:rPr>
+                <w:rFonts w:ascii="Times New Roman" w:cs="Times New Roman" w:eastAsia="Times New Roman" w:hAnsi="Times New Roman"/>
+                <w:b w:val="false"/>
+                <w:bCs w:val="false"/>
+                <w:i w:val="false"/>
+                <w:iCs w:val="false"/>
+                <w:sz w:val="16"/>
+                <w:szCs w:val="16"/>
+              </w:rPr>
+              <w:t xml:space="preserve">D15</w:t>
+            </w:r>
+          </w:p>
+        </w:tc>
+        <w:tc>
+          <w:tcPr>
+            <w:tcW w:type="dxa" w:w="1043"/>
+            <w:tcMar>
+              <w:top w:type="dxa" w:w="40"/>
+              <w:left w:type="dxa" w:w="60"/>
+              <w:bottom w:type="dxa" w:w="40"/>
+              <w:right w:type="dxa" w:w="60"/>
+            </w:tcMar>
+          </w:tcPr>
+          <w:p>
+            <w:pPr>
+              <w:jc w:val="right"/>
+            </w:pPr>
+            <w:r>
+              <w:rPr>
+                <w:rFonts w:ascii="Times New Roman" w:cs="Times New Roman" w:eastAsia="Times New Roman" w:hAnsi="Times New Roman"/>
+                <w:b w:val="false"/>
+                <w:bCs w:val="false"/>
+                <w:i w:val="false"/>
+                <w:iCs w:val="false"/>
+                <w:sz w:val="16"/>
+                <w:szCs w:val="16"/>
+              </w:rPr>
+              <w:t xml:space="preserve">4,107</w:t>
+            </w:r>
+          </w:p>
+        </w:tc>
+        <w:tc>
+          <w:tcPr>
+            <w:tcW w:type="dxa" w:w="1043"/>
+            <w:tcMar>
+              <w:top w:type="dxa" w:w="40"/>
+              <w:left w:type="dxa" w:w="60"/>
+              <w:bottom w:type="dxa" w:w="40"/>
+              <w:right w:type="dxa" w:w="60"/>
+            </w:tcMar>
+          </w:tcPr>
+          <w:p>
+            <w:pPr>
+              <w:jc w:val="right"/>
+            </w:pPr>
+            <w:r>
+              <w:rPr>
+                <w:rFonts w:ascii="Times New Roman" w:cs="Times New Roman" w:eastAsia="Times New Roman" w:hAnsi="Times New Roman"/>
+                <w:b w:val="false"/>
+                <w:bCs w:val="false"/>
+                <w:i w:val="false"/>
+                <w:iCs w:val="false"/>
+                <w:sz w:val="16"/>
+                <w:szCs w:val="16"/>
+              </w:rPr>
+              <w:t xml:space="preserve">—</w:t>
+            </w:r>
+          </w:p>
+        </w:tc>
+        <w:tc>
+          <w:tcPr>
+            <w:tcW w:type="dxa" w:w="1043"/>
+            <w:tcMar>
+              <w:top w:type="dxa" w:w="40"/>
+              <w:left w:type="dxa" w:w="60"/>
+              <w:bottom w:type="dxa" w:w="40"/>
+              <w:right w:type="dxa" w:w="60"/>
+            </w:tcMar>
+          </w:tcPr>
+          <w:p>
+            <w:pPr>
+              <w:jc w:val="right"/>
+            </w:pPr>
+            <w:r>
+              <w:rPr>
+                <w:rFonts w:ascii="Times New Roman" w:cs="Times New Roman" w:eastAsia="Times New Roman" w:hAnsi="Times New Roman"/>
+                <w:b w:val="false"/>
+                <w:bCs w:val="false"/>
+                <w:i w:val="false"/>
+                <w:iCs w:val="false"/>
+                <w:sz w:val="16"/>
+                <w:szCs w:val="16"/>
+              </w:rPr>
+              <w:t xml:space="preserve">—</w:t>
+            </w:r>
+          </w:p>
+        </w:tc>
+        <w:tc>
+          <w:tcPr>
+            <w:tcW w:type="dxa" w:w="1043"/>
+            <w:tcMar>
+              <w:top w:type="dxa" w:w="40"/>
+              <w:left w:type="dxa" w:w="60"/>
+              <w:bottom w:type="dxa" w:w="40"/>
+              <w:right w:type="dxa" w:w="60"/>
+            </w:tcMar>
+          </w:tcPr>
+          <w:p>
+            <w:pPr>
+              <w:jc w:val="right"/>
+            </w:pPr>
+            <w:r>
+              <w:rPr>
+                <w:rFonts w:ascii="Times New Roman" w:cs="Times New Roman" w:eastAsia="Times New Roman" w:hAnsi="Times New Roman"/>
+                <w:b w:val="false"/>
+                <w:bCs w:val="false"/>
+                <w:i w:val="false"/>
+                <w:iCs w:val="false"/>
+                <w:sz w:val="16"/>
+                <w:szCs w:val="16"/>
+              </w:rPr>
+              <w:t xml:space="preserve">0.40</w:t>
+            </w:r>
+          </w:p>
+        </w:tc>
+        <w:tc>
+          <w:tcPr>
+            <w:tcW w:type="dxa" w:w="1043"/>
+            <w:tcMar>
+              <w:top w:type="dxa" w:w="40"/>
+              <w:left w:type="dxa" w:w="60"/>
+              <w:bottom w:type="dxa" w:w="40"/>
+              <w:right w:type="dxa" w:w="60"/>
+            </w:tcMar>
+          </w:tcPr>
+          <w:p>
+            <w:pPr>
+              <w:jc w:val="right"/>
+            </w:pPr>
+            <w:r>
+              <w:rPr>
+                <w:rFonts w:ascii="Times New Roman" w:cs="Times New Roman" w:eastAsia="Times New Roman" w:hAnsi="Times New Roman"/>
+                <w:b w:val="false"/>
+                <w:bCs w:val="false"/>
+                <w:i w:val="false"/>
+                <w:iCs w:val="false"/>
+                <w:sz w:val="16"/>
+                <w:szCs w:val="16"/>
+              </w:rPr>
+              <w:t xml:space="preserve">0.12</w:t>
+            </w:r>
+          </w:p>
+        </w:tc>
+        <w:tc>
+          <w:tcPr>
+            <w:tcW w:type="dxa" w:w="1043"/>
+            <w:tcMar>
+              <w:top w:type="dxa" w:w="40"/>
+              <w:left w:type="dxa" w:w="60"/>
+              <w:bottom w:type="dxa" w:w="40"/>
+              <w:right w:type="dxa" w:w="60"/>
+            </w:tcMar>
+          </w:tcPr>
+          <w:p>
+            <w:pPr>
+              <w:jc w:val="right"/>
+            </w:pPr>
+            <w:r>
+              <w:rPr>
+                <w:rFonts w:ascii="Times New Roman" w:cs="Times New Roman" w:eastAsia="Times New Roman" w:hAnsi="Times New Roman"/>
+                <w:b w:val="false"/>
+                <w:bCs w:val="false"/>
+                <w:i w:val="false"/>
+                <w:iCs w:val="false"/>
+                <w:sz w:val="16"/>
+                <w:szCs w:val="16"/>
+              </w:rPr>
+              <w:t xml:space="preserve">—</w:t>
+            </w:r>
+          </w:p>
+        </w:tc>
+        <w:tc>
+          <w:tcPr>
+            <w:tcW w:type="dxa" w:w="1043"/>
+            <w:tcMar>
+              <w:top w:type="dxa" w:w="40"/>
+              <w:left w:type="dxa" w:w="60"/>
+              <w:bottom w:type="dxa" w:w="40"/>
+              <w:right w:type="dxa" w:w="60"/>
+            </w:tcMar>
+          </w:tcPr>
+          <w:p>
+            <w:pPr>
+              <w:jc w:val="right"/>
+            </w:pPr>
+            <w:r>
+              <w:rPr>
+                <w:rFonts w:ascii="Times New Roman" w:cs="Times New Roman" w:eastAsia="Times New Roman" w:hAnsi="Times New Roman"/>
+                <w:b w:val="false"/>
+                <w:bCs w:val="false"/>
+                <w:i w:val="false"/>
+                <w:iCs w:val="false"/>
+                <w:sz w:val="16"/>
+                <w:szCs w:val="16"/>
+              </w:rPr>
+              <w:t xml:space="preserve">0</w:t>
+            </w:r>
+          </w:p>
+        </w:tc>
+      </w:tr>
+      <w:tr>
+        <w:trPr>
+          <w:tblHeader w:val="false"/>
+        </w:trPr>
+        <w:tc>
+          <w:tcPr>
+            <w:tcW w:type="dxa" w:w="2059"/>
+            <w:tcMar>
+              <w:top w:type="dxa" w:w="40"/>
+              <w:left w:type="dxa" w:w="60"/>
+              <w:bottom w:type="dxa" w:w="40"/>
+              <w:right w:type="dxa" w:w="60"/>
+            </w:tcMar>
+          </w:tcPr>
+          <w:p>
+            <w:pPr>
+              <w:jc w:val="left"/>
+            </w:pPr>
+            <w:r>
+              <w:rPr>
+                <w:rFonts w:ascii="Times New Roman" w:cs="Times New Roman" w:eastAsia="Times New Roman" w:hAnsi="Times New Roman"/>
+                <w:b w:val="false"/>
+                <w:bCs w:val="false"/>
+                <w:i w:val="false"/>
+                <w:iCs w:val="false"/>
+                <w:sz w:val="16"/>
+                <w:szCs w:val="16"/>
+              </w:rPr>
+              <w:t xml:space="preserve">D16</w:t>
+            </w:r>
+          </w:p>
+        </w:tc>
+        <w:tc>
+          <w:tcPr>
+            <w:tcW w:type="dxa" w:w="1043"/>
+            <w:tcMar>
+              <w:top w:type="dxa" w:w="40"/>
+              <w:left w:type="dxa" w:w="60"/>
+              <w:bottom w:type="dxa" w:w="40"/>
+              <w:right w:type="dxa" w:w="60"/>
+            </w:tcMar>
+          </w:tcPr>
+          <w:p>
+            <w:pPr>
+              <w:jc w:val="right"/>
+            </w:pPr>
+            <w:r>
+              <w:rPr>
+                <w:rFonts w:ascii="Times New Roman" w:cs="Times New Roman" w:eastAsia="Times New Roman" w:hAnsi="Times New Roman"/>
+                <w:b w:val="false"/>
+                <w:bCs w:val="false"/>
+                <w:i w:val="false"/>
+                <w:iCs w:val="false"/>
+                <w:sz w:val="16"/>
+                <w:szCs w:val="16"/>
+              </w:rPr>
+              <w:t xml:space="preserve">1,611</w:t>
+            </w:r>
+          </w:p>
+        </w:tc>
+        <w:tc>
+          <w:tcPr>
+            <w:tcW w:type="dxa" w:w="1043"/>
+            <w:tcMar>
+              <w:top w:type="dxa" w:w="40"/>
+              <w:left w:type="dxa" w:w="60"/>
+              <w:bottom w:type="dxa" w:w="40"/>
+              <w:right w:type="dxa" w:w="60"/>
+            </w:tcMar>
+          </w:tcPr>
+          <w:p>
+            <w:pPr>
+              <w:jc w:val="right"/>
+            </w:pPr>
+            <w:r>
+              <w:rPr>
+                <w:rFonts w:ascii="Times New Roman" w:cs="Times New Roman" w:eastAsia="Times New Roman" w:hAnsi="Times New Roman"/>
+                <w:b w:val="false"/>
+                <w:bCs w:val="false"/>
+                <w:i w:val="false"/>
+                <w:iCs w:val="false"/>
+                <w:sz w:val="16"/>
+                <w:szCs w:val="16"/>
+              </w:rPr>
+              <w:t xml:space="preserve">—</w:t>
+            </w:r>
+          </w:p>
+        </w:tc>
+        <w:tc>
+          <w:tcPr>
+            <w:tcW w:type="dxa" w:w="1043"/>
+            <w:tcMar>
+              <w:top w:type="dxa" w:w="40"/>
+              <w:left w:type="dxa" w:w="60"/>
+              <w:bottom w:type="dxa" w:w="40"/>
+              <w:right w:type="dxa" w:w="60"/>
+            </w:tcMar>
+          </w:tcPr>
+          <w:p>
+            <w:pPr>
+              <w:jc w:val="right"/>
+            </w:pPr>
+            <w:r>
+              <w:rPr>
+                <w:rFonts w:ascii="Times New Roman" w:cs="Times New Roman" w:eastAsia="Times New Roman" w:hAnsi="Times New Roman"/>
+                <w:b w:val="false"/>
+                <w:bCs w:val="false"/>
+                <w:i w:val="false"/>
+                <w:iCs w:val="false"/>
+                <w:sz w:val="16"/>
+                <w:szCs w:val="16"/>
+              </w:rPr>
+              <w:t xml:space="preserve">—</w:t>
+            </w:r>
+          </w:p>
+        </w:tc>
+        <w:tc>
+          <w:tcPr>
+            <w:tcW w:type="dxa" w:w="1043"/>
+            <w:tcMar>
+              <w:top w:type="dxa" w:w="40"/>
+              <w:left w:type="dxa" w:w="60"/>
+              <w:bottom w:type="dxa" w:w="40"/>
+              <w:right w:type="dxa" w:w="60"/>
+            </w:tcMar>
+          </w:tcPr>
+          <w:p>
+            <w:pPr>
+              <w:jc w:val="right"/>
+            </w:pPr>
+            <w:r>
+              <w:rPr>
+                <w:rFonts w:ascii="Times New Roman" w:cs="Times New Roman" w:eastAsia="Times New Roman" w:hAnsi="Times New Roman"/>
+                <w:b w:val="false"/>
+                <w:bCs w:val="false"/>
+                <w:i w:val="false"/>
+                <w:iCs w:val="false"/>
+                <w:sz w:val="16"/>
+                <w:szCs w:val="16"/>
+              </w:rPr>
+              <w:t xml:space="preserve">0.40</w:t>
+            </w:r>
+          </w:p>
+        </w:tc>
+        <w:tc>
+          <w:tcPr>
+            <w:tcW w:type="dxa" w:w="1043"/>
+            <w:tcMar>
+              <w:top w:type="dxa" w:w="40"/>
+              <w:left w:type="dxa" w:w="60"/>
+              <w:bottom w:type="dxa" w:w="40"/>
+              <w:right w:type="dxa" w:w="60"/>
+            </w:tcMar>
+          </w:tcPr>
+          <w:p>
+            <w:pPr>
+              <w:jc w:val="right"/>
+            </w:pPr>
+            <w:r>
+              <w:rPr>
+                <w:rFonts w:ascii="Times New Roman" w:cs="Times New Roman" w:eastAsia="Times New Roman" w:hAnsi="Times New Roman"/>
+                <w:b w:val="false"/>
+                <w:bCs w:val="false"/>
+                <w:i w:val="false"/>
+                <w:iCs w:val="false"/>
+                <w:sz w:val="16"/>
+                <w:szCs w:val="16"/>
+              </w:rPr>
+              <w:t xml:space="preserve">0.09</w:t>
+            </w:r>
+          </w:p>
+        </w:tc>
+        <w:tc>
+          <w:tcPr>
+            <w:tcW w:type="dxa" w:w="1043"/>
+            <w:tcMar>
+              <w:top w:type="dxa" w:w="40"/>
+              <w:left w:type="dxa" w:w="60"/>
+              <w:bottom w:type="dxa" w:w="40"/>
+              <w:right w:type="dxa" w:w="60"/>
+            </w:tcMar>
+          </w:tcPr>
+          <w:p>
+            <w:pPr>
+              <w:jc w:val="right"/>
+            </w:pPr>
+            <w:r>
+              <w:rPr>
+                <w:rFonts w:ascii="Times New Roman" w:cs="Times New Roman" w:eastAsia="Times New Roman" w:hAnsi="Times New Roman"/>
+                <w:b w:val="false"/>
+                <w:bCs w:val="false"/>
+                <w:i w:val="false"/>
+                <w:iCs w:val="false"/>
+                <w:sz w:val="16"/>
+                <w:szCs w:val="16"/>
+              </w:rPr>
+              <w:t xml:space="preserve">—</w:t>
+            </w:r>
+          </w:p>
+        </w:tc>
+        <w:tc>
+          <w:tcPr>
+            <w:tcW w:type="dxa" w:w="1043"/>
+            <w:tcMar>
+              <w:top w:type="dxa" w:w="40"/>
+              <w:left w:type="dxa" w:w="60"/>
+              <w:bottom w:type="dxa" w:w="40"/>
+              <w:right w:type="dxa" w:w="60"/>
+            </w:tcMar>
+          </w:tcPr>
+          <w:p>
+            <w:pPr>
+              <w:jc w:val="right"/>
+            </w:pPr>
+            <w:r>
+              <w:rPr>
+                <w:rFonts w:ascii="Times New Roman" w:cs="Times New Roman" w:eastAsia="Times New Roman" w:hAnsi="Times New Roman"/>
+                <w:b w:val="false"/>
+                <w:bCs w:val="false"/>
+                <w:i w:val="false"/>
+                <w:iCs w:val="false"/>
+                <w:sz w:val="16"/>
+                <w:szCs w:val="16"/>
+              </w:rPr>
+              <w:t xml:space="preserve">0</w:t>
+            </w:r>
+          </w:p>
+        </w:tc>
+      </w:tr>
+      <w:tr>
+        <w:trPr>
+          <w:tblHeader w:val="false"/>
+        </w:trPr>
+        <w:tc>
+          <w:tcPr>
+            <w:tcW w:type="dxa" w:w="2059"/>
+            <w:tcMar>
+              <w:top w:type="dxa" w:w="40"/>
+              <w:left w:type="dxa" w:w="60"/>
+              <w:bottom w:type="dxa" w:w="40"/>
+              <w:right w:type="dxa" w:w="60"/>
+            </w:tcMar>
+          </w:tcPr>
+          <w:p>
+            <w:pPr>
+              <w:jc w:val="left"/>
+            </w:pPr>
+            <w:r>
+              <w:rPr>
+                <w:rFonts w:ascii="Times New Roman" w:cs="Times New Roman" w:eastAsia="Times New Roman" w:hAnsi="Times New Roman"/>
+                <w:b w:val="false"/>
+                <w:bCs w:val="false"/>
+                <w:i w:val="false"/>
+                <w:iCs w:val="false"/>
+                <w:sz w:val="16"/>
+                <w:szCs w:val="16"/>
+              </w:rPr>
+              <w:t xml:space="preserve">D2</w:t>
+            </w:r>
+          </w:p>
+        </w:tc>
+        <w:tc>
+          <w:tcPr>
+            <w:tcW w:type="dxa" w:w="1043"/>
+            <w:tcMar>
+              <w:top w:type="dxa" w:w="40"/>
+              <w:left w:type="dxa" w:w="60"/>
+              <w:bottom w:type="dxa" w:w="40"/>
+              <w:right w:type="dxa" w:w="60"/>
+            </w:tcMar>
+          </w:tcPr>
+          <w:p>
+            <w:pPr>
+              <w:jc w:val="right"/>
+            </w:pPr>
+            <w:r>
+              <w:rPr>
+                <w:rFonts w:ascii="Times New Roman" w:cs="Times New Roman" w:eastAsia="Times New Roman" w:hAnsi="Times New Roman"/>
+                <w:b w:val="false"/>
+                <w:bCs w:val="false"/>
+                <w:i w:val="false"/>
+                <w:iCs w:val="false"/>
+                <w:sz w:val="16"/>
+                <w:szCs w:val="16"/>
+              </w:rPr>
+              <w:t xml:space="preserve">4,112</w:t>
+            </w:r>
+          </w:p>
+        </w:tc>
+        <w:tc>
+          <w:tcPr>
+            <w:tcW w:type="dxa" w:w="1043"/>
+            <w:tcMar>
+              <w:top w:type="dxa" w:w="40"/>
+              <w:left w:type="dxa" w:w="60"/>
+              <w:bottom w:type="dxa" w:w="40"/>
+              <w:right w:type="dxa" w:w="60"/>
+            </w:tcMar>
+          </w:tcPr>
+          <w:p>
+            <w:pPr>
+              <w:jc w:val="right"/>
+            </w:pPr>
+            <w:r>
+              <w:rPr>
+                <w:rFonts w:ascii="Times New Roman" w:cs="Times New Roman" w:eastAsia="Times New Roman" w:hAnsi="Times New Roman"/>
+                <w:b w:val="false"/>
+                <w:bCs w:val="false"/>
+                <w:i w:val="false"/>
+                <w:iCs w:val="false"/>
+                <w:sz w:val="16"/>
+                <w:szCs w:val="16"/>
+              </w:rPr>
+              <w:t xml:space="preserve">1910</w:t>
+            </w:r>
+          </w:p>
+        </w:tc>
+        <w:tc>
+          <w:tcPr>
+            <w:tcW w:type="dxa" w:w="1043"/>
+            <w:tcMar>
+              <w:top w:type="dxa" w:w="40"/>
+              <w:left w:type="dxa" w:w="60"/>
+              <w:bottom w:type="dxa" w:w="40"/>
+              <w:right w:type="dxa" w:w="60"/>
+            </w:tcMar>
+          </w:tcPr>
+          <w:p>
+            <w:pPr>
+              <w:jc w:val="right"/>
+            </w:pPr>
+            <w:r>
+              <w:rPr>
+                <w:rFonts w:ascii="Times New Roman" w:cs="Times New Roman" w:eastAsia="Times New Roman" w:hAnsi="Times New Roman"/>
+                <w:b w:val="false"/>
+                <w:bCs w:val="false"/>
+                <w:i w:val="false"/>
+                <w:iCs w:val="false"/>
+                <w:sz w:val="16"/>
+                <w:szCs w:val="16"/>
+              </w:rPr>
+              <w:t xml:space="preserve">—</w:t>
+            </w:r>
+          </w:p>
+        </w:tc>
+        <w:tc>
+          <w:tcPr>
+            <w:tcW w:type="dxa" w:w="1043"/>
+            <w:tcMar>
+              <w:top w:type="dxa" w:w="40"/>
+              <w:left w:type="dxa" w:w="60"/>
+              <w:bottom w:type="dxa" w:w="40"/>
+              <w:right w:type="dxa" w:w="60"/>
+            </w:tcMar>
+          </w:tcPr>
+          <w:p>
+            <w:pPr>
+              <w:jc w:val="right"/>
+            </w:pPr>
+            <w:r>
+              <w:rPr>
+                <w:rFonts w:ascii="Times New Roman" w:cs="Times New Roman" w:eastAsia="Times New Roman" w:hAnsi="Times New Roman"/>
+                <w:b w:val="false"/>
+                <w:bCs w:val="false"/>
+                <w:i w:val="false"/>
+                <w:iCs w:val="false"/>
+                <w:sz w:val="16"/>
+                <w:szCs w:val="16"/>
+              </w:rPr>
+              <w:t xml:space="preserve">0.52</w:t>
+            </w:r>
+          </w:p>
+        </w:tc>
+        <w:tc>
+          <w:tcPr>
+            <w:tcW w:type="dxa" w:w="1043"/>
+            <w:tcMar>
+              <w:top w:type="dxa" w:w="40"/>
+              <w:left w:type="dxa" w:w="60"/>
+              <w:bottom w:type="dxa" w:w="40"/>
+              <w:right w:type="dxa" w:w="60"/>
+            </w:tcMar>
+          </w:tcPr>
+          <w:p>
+            <w:pPr>
+              <w:jc w:val="right"/>
+            </w:pPr>
+            <w:r>
+              <w:rPr>
+                <w:rFonts w:ascii="Times New Roman" w:cs="Times New Roman" w:eastAsia="Times New Roman" w:hAnsi="Times New Roman"/>
+                <w:b w:val="false"/>
+                <w:bCs w:val="false"/>
+                <w:i w:val="false"/>
+                <w:iCs w:val="false"/>
+                <w:sz w:val="16"/>
+                <w:szCs w:val="16"/>
+              </w:rPr>
+              <w:t xml:space="preserve">1.25</w:t>
+            </w:r>
+          </w:p>
+        </w:tc>
+        <w:tc>
+          <w:tcPr>
+            <w:tcW w:type="dxa" w:w="1043"/>
+            <w:tcMar>
+              <w:top w:type="dxa" w:w="40"/>
+              <w:left w:type="dxa" w:w="60"/>
+              <w:bottom w:type="dxa" w:w="40"/>
+              <w:right w:type="dxa" w:w="60"/>
+            </w:tcMar>
+          </w:tcPr>
+          <w:p>
+            <w:pPr>
+              <w:jc w:val="right"/>
+            </w:pPr>
+            <w:r>
+              <w:rPr>
+                <w:rFonts w:ascii="Times New Roman" w:cs="Times New Roman" w:eastAsia="Times New Roman" w:hAnsi="Times New Roman"/>
+                <w:b w:val="false"/>
+                <w:bCs w:val="false"/>
+                <w:i w:val="false"/>
+                <w:iCs w:val="false"/>
+                <w:sz w:val="16"/>
+                <w:szCs w:val="16"/>
+              </w:rPr>
+              <w:t xml:space="preserve">1914</w:t>
+            </w:r>
+          </w:p>
+        </w:tc>
+        <w:tc>
+          <w:tcPr>
+            <w:tcW w:type="dxa" w:w="1043"/>
+            <w:tcMar>
+              <w:top w:type="dxa" w:w="40"/>
+              <w:left w:type="dxa" w:w="60"/>
+              <w:bottom w:type="dxa" w:w="40"/>
+              <w:right w:type="dxa" w:w="60"/>
+            </w:tcMar>
+          </w:tcPr>
+          <w:p>
+            <w:pPr>
+              <w:jc w:val="right"/>
+            </w:pPr>
+            <w:r>
+              <w:rPr>
+                <w:rFonts w:ascii="Times New Roman" w:cs="Times New Roman" w:eastAsia="Times New Roman" w:hAnsi="Times New Roman"/>
+                <w:b w:val="false"/>
+                <w:bCs w:val="false"/>
+                <w:i w:val="false"/>
+                <w:iCs w:val="false"/>
+                <w:sz w:val="16"/>
+                <w:szCs w:val="16"/>
+              </w:rPr>
+              <w:t xml:space="preserve">1</w:t>
+            </w:r>
+          </w:p>
+        </w:tc>
+      </w:tr>
+      <w:tr>
+        <w:trPr>
+          <w:tblHeader w:val="false"/>
+        </w:trPr>
+        <w:tc>
+          <w:tcPr>
+            <w:tcW w:type="dxa" w:w="2059"/>
+            <w:tcMar>
+              <w:top w:type="dxa" w:w="40"/>
+              <w:left w:type="dxa" w:w="60"/>
+              <w:bottom w:type="dxa" w:w="40"/>
+              <w:right w:type="dxa" w:w="60"/>
+            </w:tcMar>
+          </w:tcPr>
+          <w:p>
+            <w:pPr>
+              <w:jc w:val="left"/>
+            </w:pPr>
+            <w:r>
+              <w:rPr>
+                <w:rFonts w:ascii="Times New Roman" w:cs="Times New Roman" w:eastAsia="Times New Roman" w:hAnsi="Times New Roman"/>
+                <w:b w:val="false"/>
+                <w:bCs w:val="false"/>
+                <w:i w:val="false"/>
+                <w:iCs w:val="false"/>
+                <w:sz w:val="16"/>
+                <w:szCs w:val="16"/>
+              </w:rPr>
+              <w:t xml:space="preserve">D3</w:t>
+            </w:r>
+          </w:p>
+        </w:tc>
+        <w:tc>
+          <w:tcPr>
+            <w:tcW w:type="dxa" w:w="1043"/>
+            <w:tcMar>
+              <w:top w:type="dxa" w:w="40"/>
+              <w:left w:type="dxa" w:w="60"/>
+              <w:bottom w:type="dxa" w:w="40"/>
+              <w:right w:type="dxa" w:w="60"/>
+            </w:tcMar>
+          </w:tcPr>
+          <w:p>
+            <w:pPr>
+              <w:jc w:val="right"/>
+            </w:pPr>
+            <w:r>
+              <w:rPr>
+                <w:rFonts w:ascii="Times New Roman" w:cs="Times New Roman" w:eastAsia="Times New Roman" w:hAnsi="Times New Roman"/>
+                <w:b w:val="false"/>
+                <w:bCs w:val="false"/>
+                <w:i w:val="false"/>
+                <w:iCs w:val="false"/>
+                <w:sz w:val="16"/>
+                <w:szCs w:val="16"/>
+              </w:rPr>
+              <w:t xml:space="preserve">3,790</w:t>
+            </w:r>
+          </w:p>
+        </w:tc>
+        <w:tc>
+          <w:tcPr>
+            <w:tcW w:type="dxa" w:w="1043"/>
+            <w:tcMar>
+              <w:top w:type="dxa" w:w="40"/>
+              <w:left w:type="dxa" w:w="60"/>
+              <w:bottom w:type="dxa" w:w="40"/>
+              <w:right w:type="dxa" w:w="60"/>
+            </w:tcMar>
+          </w:tcPr>
+          <w:p>
+            <w:pPr>
+              <w:jc w:val="right"/>
+            </w:pPr>
+            <w:r>
+              <w:rPr>
+                <w:rFonts w:ascii="Times New Roman" w:cs="Times New Roman" w:eastAsia="Times New Roman" w:hAnsi="Times New Roman"/>
+                <w:b w:val="false"/>
+                <w:bCs w:val="false"/>
+                <w:i w:val="false"/>
+                <w:iCs w:val="false"/>
+                <w:sz w:val="16"/>
+                <w:szCs w:val="16"/>
+              </w:rPr>
+              <w:t xml:space="preserve">—</w:t>
+            </w:r>
+          </w:p>
+        </w:tc>
+        <w:tc>
+          <w:tcPr>
+            <w:tcW w:type="dxa" w:w="1043"/>
+            <w:tcMar>
+              <w:top w:type="dxa" w:w="40"/>
+              <w:left w:type="dxa" w:w="60"/>
+              <w:bottom w:type="dxa" w:w="40"/>
+              <w:right w:type="dxa" w:w="60"/>
+            </w:tcMar>
+          </w:tcPr>
+          <w:p>
+            <w:pPr>
+              <w:jc w:val="right"/>
+            </w:pPr>
+            <w:r>
+              <w:rPr>
+                <w:rFonts w:ascii="Times New Roman" w:cs="Times New Roman" w:eastAsia="Times New Roman" w:hAnsi="Times New Roman"/>
+                <w:b w:val="false"/>
+                <w:bCs w:val="false"/>
+                <w:i w:val="false"/>
+                <w:iCs w:val="false"/>
+                <w:sz w:val="16"/>
+                <w:szCs w:val="16"/>
+              </w:rPr>
+              <w:t xml:space="preserve">1910</w:t>
+            </w:r>
+          </w:p>
+        </w:tc>
+        <w:tc>
+          <w:tcPr>
+            <w:tcW w:type="dxa" w:w="1043"/>
+            <w:tcMar>
+              <w:top w:type="dxa" w:w="40"/>
+              <w:left w:type="dxa" w:w="60"/>
+              <w:bottom w:type="dxa" w:w="40"/>
+              <w:right w:type="dxa" w:w="60"/>
+            </w:tcMar>
+          </w:tcPr>
+          <w:p>
+            <w:pPr>
+              <w:jc w:val="right"/>
+            </w:pPr>
+            <w:r>
+              <w:rPr>
+                <w:rFonts w:ascii="Times New Roman" w:cs="Times New Roman" w:eastAsia="Times New Roman" w:hAnsi="Times New Roman"/>
+                <w:b w:val="false"/>
+                <w:bCs w:val="false"/>
+                <w:i w:val="false"/>
+                <w:iCs w:val="false"/>
+                <w:sz w:val="16"/>
+                <w:szCs w:val="16"/>
+              </w:rPr>
+              <w:t xml:space="preserve">0.29</w:t>
+            </w:r>
+          </w:p>
+        </w:tc>
+        <w:tc>
+          <w:tcPr>
+            <w:tcW w:type="dxa" w:w="1043"/>
+            <w:tcMar>
+              <w:top w:type="dxa" w:w="40"/>
+              <w:left w:type="dxa" w:w="60"/>
+              <w:bottom w:type="dxa" w:w="40"/>
+              <w:right w:type="dxa" w:w="60"/>
+            </w:tcMar>
+          </w:tcPr>
+          <w:p>
+            <w:pPr>
+              <w:jc w:val="right"/>
+            </w:pPr>
+            <w:r>
+              <w:rPr>
+                <w:rFonts w:ascii="Times New Roman" w:cs="Times New Roman" w:eastAsia="Times New Roman" w:hAnsi="Times New Roman"/>
+                <w:b w:val="false"/>
+                <w:bCs w:val="false"/>
+                <w:i w:val="false"/>
+                <w:iCs w:val="false"/>
+                <w:sz w:val="16"/>
+                <w:szCs w:val="16"/>
+              </w:rPr>
+              <w:t xml:space="preserve">0.30</w:t>
+            </w:r>
+          </w:p>
+        </w:tc>
+        <w:tc>
+          <w:tcPr>
+            <w:tcW w:type="dxa" w:w="1043"/>
+            <w:tcMar>
+              <w:top w:type="dxa" w:w="40"/>
+              <w:left w:type="dxa" w:w="60"/>
+              <w:bottom w:type="dxa" w:w="40"/>
+              <w:right w:type="dxa" w:w="60"/>
+            </w:tcMar>
+          </w:tcPr>
+          <w:p>
+            <w:pPr>
+              <w:jc w:val="right"/>
+            </w:pPr>
+            <w:r>
+              <w:rPr>
+                <w:rFonts w:ascii="Times New Roman" w:cs="Times New Roman" w:eastAsia="Times New Roman" w:hAnsi="Times New Roman"/>
+                <w:b w:val="false"/>
+                <w:bCs w:val="false"/>
+                <w:i w:val="false"/>
+                <w:iCs w:val="false"/>
+                <w:sz w:val="16"/>
+                <w:szCs w:val="16"/>
+              </w:rPr>
+              <w:t xml:space="preserve">1950</w:t>
+            </w:r>
+          </w:p>
+        </w:tc>
+        <w:tc>
+          <w:tcPr>
+            <w:tcW w:type="dxa" w:w="1043"/>
+            <w:tcMar>
+              <w:top w:type="dxa" w:w="40"/>
+              <w:left w:type="dxa" w:w="60"/>
+              <w:bottom w:type="dxa" w:w="40"/>
+              <w:right w:type="dxa" w:w="60"/>
+            </w:tcMar>
+          </w:tcPr>
+          <w:p>
+            <w:pPr>
+              <w:jc w:val="right"/>
+            </w:pPr>
+            <w:r>
+              <w:rPr>
+                <w:rFonts w:ascii="Times New Roman" w:cs="Times New Roman" w:eastAsia="Times New Roman" w:hAnsi="Times New Roman"/>
+                <w:b w:val="false"/>
+                <w:bCs w:val="false"/>
+                <w:i w:val="false"/>
+                <w:iCs w:val="false"/>
+                <w:sz w:val="16"/>
+                <w:szCs w:val="16"/>
+              </w:rPr>
+              <w:t xml:space="preserve">0</w:t>
+            </w:r>
+          </w:p>
+        </w:tc>
+      </w:tr>
+      <w:tr>
+        <w:trPr>
+          <w:tblHeader w:val="false"/>
+        </w:trPr>
+        <w:tc>
+          <w:tcPr>
+            <w:tcW w:type="dxa" w:w="2059"/>
+            <w:tcMar>
+              <w:top w:type="dxa" w:w="40"/>
+              <w:left w:type="dxa" w:w="60"/>
+              <w:bottom w:type="dxa" w:w="40"/>
+              <w:right w:type="dxa" w:w="60"/>
+            </w:tcMar>
+          </w:tcPr>
+          <w:p>
+            <w:pPr>
+              <w:jc w:val="left"/>
+            </w:pPr>
+            <w:r>
+              <w:rPr>
+                <w:rFonts w:ascii="Times New Roman" w:cs="Times New Roman" w:eastAsia="Times New Roman" w:hAnsi="Times New Roman"/>
+                <w:b w:val="false"/>
+                <w:bCs w:val="false"/>
+                <w:i w:val="false"/>
+                <w:iCs w:val="false"/>
+                <w:sz w:val="16"/>
+                <w:szCs w:val="16"/>
+              </w:rPr>
+              <w:t xml:space="preserve">D5</w:t>
+            </w:r>
+          </w:p>
+        </w:tc>
+        <w:tc>
+          <w:tcPr>
+            <w:tcW w:type="dxa" w:w="1043"/>
+            <w:tcMar>
+              <w:top w:type="dxa" w:w="40"/>
+              <w:left w:type="dxa" w:w="60"/>
+              <w:bottom w:type="dxa" w:w="40"/>
+              <w:right w:type="dxa" w:w="60"/>
+            </w:tcMar>
+          </w:tcPr>
+          <w:p>
+            <w:pPr>
+              <w:jc w:val="right"/>
+            </w:pPr>
+            <w:r>
+              <w:rPr>
+                <w:rFonts w:ascii="Times New Roman" w:cs="Times New Roman" w:eastAsia="Times New Roman" w:hAnsi="Times New Roman"/>
+                <w:b w:val="false"/>
+                <w:bCs w:val="false"/>
+                <w:i w:val="false"/>
+                <w:iCs w:val="false"/>
+                <w:sz w:val="16"/>
+                <w:szCs w:val="16"/>
+              </w:rPr>
+              <w:t xml:space="preserve">3,959</w:t>
+            </w:r>
+          </w:p>
+        </w:tc>
+        <w:tc>
+          <w:tcPr>
+            <w:tcW w:type="dxa" w:w="1043"/>
+            <w:tcMar>
+              <w:top w:type="dxa" w:w="40"/>
+              <w:left w:type="dxa" w:w="60"/>
+              <w:bottom w:type="dxa" w:w="40"/>
+              <w:right w:type="dxa" w:w="60"/>
+            </w:tcMar>
+          </w:tcPr>
+          <w:p>
+            <w:pPr>
+              <w:jc w:val="right"/>
+            </w:pPr>
+            <w:r>
+              <w:rPr>
+                <w:rFonts w:ascii="Times New Roman" w:cs="Times New Roman" w:eastAsia="Times New Roman" w:hAnsi="Times New Roman"/>
+                <w:b w:val="false"/>
+                <w:bCs w:val="false"/>
+                <w:i w:val="false"/>
+                <w:iCs w:val="false"/>
+                <w:sz w:val="16"/>
+                <w:szCs w:val="16"/>
+              </w:rPr>
+              <w:t xml:space="preserve">—</w:t>
+            </w:r>
+          </w:p>
+        </w:tc>
+        <w:tc>
+          <w:tcPr>
+            <w:tcW w:type="dxa" w:w="1043"/>
+            <w:tcMar>
+              <w:top w:type="dxa" w:w="40"/>
+              <w:left w:type="dxa" w:w="60"/>
+              <w:bottom w:type="dxa" w:w="40"/>
+              <w:right w:type="dxa" w:w="60"/>
+            </w:tcMar>
+          </w:tcPr>
+          <w:p>
+            <w:pPr>
+              <w:jc w:val="right"/>
+            </w:pPr>
+            <w:r>
+              <w:rPr>
+                <w:rFonts w:ascii="Times New Roman" w:cs="Times New Roman" w:eastAsia="Times New Roman" w:hAnsi="Times New Roman"/>
+                <w:b w:val="false"/>
+                <w:bCs w:val="false"/>
+                <w:i w:val="false"/>
+                <w:iCs w:val="false"/>
+                <w:sz w:val="16"/>
+                <w:szCs w:val="16"/>
+              </w:rPr>
+              <w:t xml:space="preserve">—</w:t>
+            </w:r>
+          </w:p>
+        </w:tc>
+        <w:tc>
+          <w:tcPr>
+            <w:tcW w:type="dxa" w:w="1043"/>
+            <w:tcMar>
+              <w:top w:type="dxa" w:w="40"/>
+              <w:left w:type="dxa" w:w="60"/>
+              <w:bottom w:type="dxa" w:w="40"/>
+              <w:right w:type="dxa" w:w="60"/>
+            </w:tcMar>
+          </w:tcPr>
+          <w:p>
+            <w:pPr>
+              <w:jc w:val="right"/>
+            </w:pPr>
+            <w:r>
+              <w:rPr>
+                <w:rFonts w:ascii="Times New Roman" w:cs="Times New Roman" w:eastAsia="Times New Roman" w:hAnsi="Times New Roman"/>
+                <w:b w:val="false"/>
+                <w:bCs w:val="false"/>
+                <w:i w:val="false"/>
+                <w:iCs w:val="false"/>
+                <w:sz w:val="16"/>
+                <w:szCs w:val="16"/>
+              </w:rPr>
+              <w:t xml:space="preserve">0.41</w:t>
+            </w:r>
+          </w:p>
+        </w:tc>
+        <w:tc>
+          <w:tcPr>
+            <w:tcW w:type="dxa" w:w="1043"/>
+            <w:tcMar>
+              <w:top w:type="dxa" w:w="40"/>
+              <w:left w:type="dxa" w:w="60"/>
+              <w:bottom w:type="dxa" w:w="40"/>
+              <w:right w:type="dxa" w:w="60"/>
+            </w:tcMar>
+          </w:tcPr>
+          <w:p>
+            <w:pPr>
+              <w:jc w:val="right"/>
+            </w:pPr>
+            <w:r>
+              <w:rPr>
+                <w:rFonts w:ascii="Times New Roman" w:cs="Times New Roman" w:eastAsia="Times New Roman" w:hAnsi="Times New Roman"/>
+                <w:b w:val="false"/>
+                <w:bCs w:val="false"/>
+                <w:i w:val="false"/>
+                <w:iCs w:val="false"/>
+                <w:sz w:val="16"/>
+                <w:szCs w:val="16"/>
+              </w:rPr>
+              <w:t xml:space="preserve">0.08</w:t>
+            </w:r>
+          </w:p>
+        </w:tc>
+        <w:tc>
+          <w:tcPr>
+            <w:tcW w:type="dxa" w:w="1043"/>
+            <w:tcMar>
+              <w:top w:type="dxa" w:w="40"/>
+              <w:left w:type="dxa" w:w="60"/>
+              <w:bottom w:type="dxa" w:w="40"/>
+              <w:right w:type="dxa" w:w="60"/>
+            </w:tcMar>
+          </w:tcPr>
+          <w:p>
+            <w:pPr>
+              <w:jc w:val="right"/>
+            </w:pPr>
+            <w:r>
+              <w:rPr>
+                <w:rFonts w:ascii="Times New Roman" w:cs="Times New Roman" w:eastAsia="Times New Roman" w:hAnsi="Times New Roman"/>
+                <w:b w:val="false"/>
+                <w:bCs w:val="false"/>
+                <w:i w:val="false"/>
+                <w:iCs w:val="false"/>
+                <w:sz w:val="16"/>
+                <w:szCs w:val="16"/>
+              </w:rPr>
+              <w:t xml:space="preserve">1920</w:t>
+            </w:r>
+          </w:p>
+        </w:tc>
+        <w:tc>
+          <w:tcPr>
+            <w:tcW w:type="dxa" w:w="1043"/>
+            <w:tcMar>
+              <w:top w:type="dxa" w:w="40"/>
+              <w:left w:type="dxa" w:w="60"/>
+              <w:bottom w:type="dxa" w:w="40"/>
+              <w:right w:type="dxa" w:w="60"/>
+            </w:tcMar>
+          </w:tcPr>
+          <w:p>
+            <w:pPr>
+              <w:jc w:val="right"/>
+            </w:pPr>
+            <w:r>
+              <w:rPr>
+                <w:rFonts w:ascii="Times New Roman" w:cs="Times New Roman" w:eastAsia="Times New Roman" w:hAnsi="Times New Roman"/>
+                <w:b w:val="false"/>
+                <w:bCs w:val="false"/>
+                <w:i w:val="false"/>
+                <w:iCs w:val="false"/>
+                <w:sz w:val="16"/>
+                <w:szCs w:val="16"/>
+              </w:rPr>
+              <w:t xml:space="preserve">1</w:t>
+            </w:r>
+          </w:p>
+        </w:tc>
+      </w:tr>
+      <w:tr>
+        <w:trPr>
+          <w:tblHeader w:val="false"/>
+        </w:trPr>
+        <w:tc>
+          <w:tcPr>
+            <w:tcW w:type="dxa" w:w="2059"/>
+            <w:tcMar>
+              <w:top w:type="dxa" w:w="40"/>
+              <w:left w:type="dxa" w:w="60"/>
+              <w:bottom w:type="dxa" w:w="40"/>
+              <w:right w:type="dxa" w:w="60"/>
+            </w:tcMar>
+          </w:tcPr>
+          <w:p>
+            <w:pPr>
+              <w:jc w:val="left"/>
+            </w:pPr>
+            <w:r>
+              <w:rPr>
+                <w:rFonts w:ascii="Times New Roman" w:cs="Times New Roman" w:eastAsia="Times New Roman" w:hAnsi="Times New Roman"/>
+                <w:b w:val="false"/>
+                <w:bCs w:val="false"/>
+                <w:i w:val="false"/>
+                <w:iCs w:val="false"/>
+                <w:sz w:val="16"/>
+                <w:szCs w:val="16"/>
+              </w:rPr>
+              <w:t xml:space="preserve">D6</w:t>
+            </w:r>
+          </w:p>
+        </w:tc>
+        <w:tc>
+          <w:tcPr>
+            <w:tcW w:type="dxa" w:w="1043"/>
+            <w:tcMar>
+              <w:top w:type="dxa" w:w="40"/>
+              <w:left w:type="dxa" w:w="60"/>
+              <w:bottom w:type="dxa" w:w="40"/>
+              <w:right w:type="dxa" w:w="60"/>
+            </w:tcMar>
+          </w:tcPr>
+          <w:p>
+            <w:pPr>
+              <w:jc w:val="right"/>
+            </w:pPr>
+            <w:r>
+              <w:rPr>
+                <w:rFonts w:ascii="Times New Roman" w:cs="Times New Roman" w:eastAsia="Times New Roman" w:hAnsi="Times New Roman"/>
+                <w:b w:val="false"/>
+                <w:bCs w:val="false"/>
+                <w:i w:val="false"/>
+                <w:iCs w:val="false"/>
+                <w:sz w:val="16"/>
+                <w:szCs w:val="16"/>
+              </w:rPr>
+              <w:t xml:space="preserve">25,599</w:t>
+            </w:r>
+          </w:p>
+        </w:tc>
+        <w:tc>
+          <w:tcPr>
+            <w:tcW w:type="dxa" w:w="1043"/>
+            <w:tcMar>
+              <w:top w:type="dxa" w:w="40"/>
+              <w:left w:type="dxa" w:w="60"/>
+              <w:bottom w:type="dxa" w:w="40"/>
+              <w:right w:type="dxa" w:w="60"/>
+            </w:tcMar>
+          </w:tcPr>
+          <w:p>
+            <w:pPr>
+              <w:jc w:val="right"/>
+            </w:pPr>
+            <w:r>
+              <w:rPr>
+                <w:rFonts w:ascii="Times New Roman" w:cs="Times New Roman" w:eastAsia="Times New Roman" w:hAnsi="Times New Roman"/>
+                <w:b w:val="false"/>
+                <w:bCs w:val="false"/>
+                <w:i w:val="false"/>
+                <w:iCs w:val="false"/>
+                <w:sz w:val="16"/>
+                <w:szCs w:val="16"/>
+              </w:rPr>
+              <w:t xml:space="preserve">—</w:t>
+            </w:r>
+          </w:p>
+        </w:tc>
+        <w:tc>
+          <w:tcPr>
+            <w:tcW w:type="dxa" w:w="1043"/>
+            <w:tcMar>
+              <w:top w:type="dxa" w:w="40"/>
+              <w:left w:type="dxa" w:w="60"/>
+              <w:bottom w:type="dxa" w:w="40"/>
+              <w:right w:type="dxa" w:w="60"/>
+            </w:tcMar>
+          </w:tcPr>
+          <w:p>
+            <w:pPr>
+              <w:jc w:val="right"/>
+            </w:pPr>
+            <w:r>
+              <w:rPr>
+                <w:rFonts w:ascii="Times New Roman" w:cs="Times New Roman" w:eastAsia="Times New Roman" w:hAnsi="Times New Roman"/>
+                <w:b w:val="false"/>
+                <w:bCs w:val="false"/>
+                <w:i w:val="false"/>
+                <w:iCs w:val="false"/>
+                <w:sz w:val="16"/>
+                <w:szCs w:val="16"/>
+              </w:rPr>
+              <w:t xml:space="preserve">—</w:t>
+            </w:r>
+          </w:p>
+        </w:tc>
+        <w:tc>
+          <w:tcPr>
+            <w:tcW w:type="dxa" w:w="1043"/>
+            <w:tcMar>
+              <w:top w:type="dxa" w:w="40"/>
+              <w:left w:type="dxa" w:w="60"/>
+              <w:bottom w:type="dxa" w:w="40"/>
+              <w:right w:type="dxa" w:w="60"/>
+            </w:tcMar>
+          </w:tcPr>
+          <w:p>
+            <w:pPr>
+              <w:jc w:val="right"/>
+            </w:pPr>
+            <w:r>
+              <w:rPr>
+                <w:rFonts w:ascii="Times New Roman" w:cs="Times New Roman" w:eastAsia="Times New Roman" w:hAnsi="Times New Roman"/>
+                <w:b w:val="false"/>
+                <w:bCs w:val="false"/>
+                <w:i w:val="false"/>
+                <w:iCs w:val="false"/>
+                <w:sz w:val="16"/>
+                <w:szCs w:val="16"/>
+              </w:rPr>
+              <w:t xml:space="preserve">0.54</w:t>
+            </w:r>
+          </w:p>
+        </w:tc>
+        <w:tc>
+          <w:tcPr>
+            <w:tcW w:type="dxa" w:w="1043"/>
+            <w:tcMar>
+              <w:top w:type="dxa" w:w="40"/>
+              <w:left w:type="dxa" w:w="60"/>
+              <w:bottom w:type="dxa" w:w="40"/>
+              <w:right w:type="dxa" w:w="60"/>
+            </w:tcMar>
+          </w:tcPr>
+          <w:p>
+            <w:pPr>
+              <w:jc w:val="right"/>
+            </w:pPr>
+            <w:r>
+              <w:rPr>
+                <w:rFonts w:ascii="Times New Roman" w:cs="Times New Roman" w:eastAsia="Times New Roman" w:hAnsi="Times New Roman"/>
+                <w:b w:val="false"/>
+                <w:bCs w:val="false"/>
+                <w:i w:val="false"/>
+                <w:iCs w:val="false"/>
+                <w:sz w:val="16"/>
+                <w:szCs w:val="16"/>
+              </w:rPr>
+              <w:t xml:space="preserve">0.06</w:t>
+            </w:r>
+          </w:p>
+        </w:tc>
+        <w:tc>
+          <w:tcPr>
+            <w:tcW w:type="dxa" w:w="1043"/>
+            <w:tcMar>
+              <w:top w:type="dxa" w:w="40"/>
+              <w:left w:type="dxa" w:w="60"/>
+              <w:bottom w:type="dxa" w:w="40"/>
+              <w:right w:type="dxa" w:w="60"/>
+            </w:tcMar>
+          </w:tcPr>
+          <w:p>
+            <w:pPr>
+              <w:jc w:val="right"/>
+            </w:pPr>
+            <w:r>
+              <w:rPr>
+                <w:rFonts w:ascii="Times New Roman" w:cs="Times New Roman" w:eastAsia="Times New Roman" w:hAnsi="Times New Roman"/>
+                <w:b w:val="false"/>
+                <w:bCs w:val="false"/>
+                <w:i w:val="false"/>
+                <w:iCs w:val="false"/>
+                <w:sz w:val="16"/>
+                <w:szCs w:val="16"/>
+              </w:rPr>
+              <w:t xml:space="preserve">1912</w:t>
+            </w:r>
+          </w:p>
+        </w:tc>
+        <w:tc>
+          <w:tcPr>
+            <w:tcW w:type="dxa" w:w="1043"/>
+            <w:tcMar>
+              <w:top w:type="dxa" w:w="40"/>
+              <w:left w:type="dxa" w:w="60"/>
+              <w:bottom w:type="dxa" w:w="40"/>
+              <w:right w:type="dxa" w:w="60"/>
+            </w:tcMar>
+          </w:tcPr>
+          <w:p>
+            <w:pPr>
+              <w:jc w:val="right"/>
+            </w:pPr>
+            <w:r>
+              <w:rPr>
+                <w:rFonts w:ascii="Times New Roman" w:cs="Times New Roman" w:eastAsia="Times New Roman" w:hAnsi="Times New Roman"/>
+                <w:b w:val="false"/>
+                <w:bCs w:val="false"/>
+                <w:i w:val="false"/>
+                <w:iCs w:val="false"/>
+                <w:sz w:val="16"/>
+                <w:szCs w:val="16"/>
+              </w:rPr>
+              <w:t xml:space="preserve">5</w:t>
+            </w:r>
+          </w:p>
+        </w:tc>
+      </w:tr>
+      <w:tr>
+        <w:trPr>
+          <w:tblHeader w:val="false"/>
+        </w:trPr>
+        <w:tc>
+          <w:tcPr>
+            <w:tcW w:type="dxa" w:w="2059"/>
+            <w:tcMar>
+              <w:top w:type="dxa" w:w="40"/>
+              <w:left w:type="dxa" w:w="60"/>
+              <w:bottom w:type="dxa" w:w="40"/>
+              <w:right w:type="dxa" w:w="60"/>
+            </w:tcMar>
+          </w:tcPr>
+          <w:p>
+            <w:pPr>
+              <w:jc w:val="left"/>
+            </w:pPr>
+            <w:r>
+              <w:rPr>
+                <w:rFonts w:ascii="Times New Roman" w:cs="Times New Roman" w:eastAsia="Times New Roman" w:hAnsi="Times New Roman"/>
+                <w:b w:val="false"/>
+                <w:bCs w:val="false"/>
+                <w:i w:val="false"/>
+                <w:iCs w:val="false"/>
+                <w:sz w:val="16"/>
+                <w:szCs w:val="16"/>
+              </w:rPr>
+              <w:t xml:space="preserve">D7</w:t>
+            </w:r>
+          </w:p>
+        </w:tc>
+        <w:tc>
+          <w:tcPr>
+            <w:tcW w:type="dxa" w:w="1043"/>
+            <w:tcMar>
+              <w:top w:type="dxa" w:w="40"/>
+              <w:left w:type="dxa" w:w="60"/>
+              <w:bottom w:type="dxa" w:w="40"/>
+              <w:right w:type="dxa" w:w="60"/>
+            </w:tcMar>
+          </w:tcPr>
+          <w:p>
+            <w:pPr>
+              <w:jc w:val="right"/>
+            </w:pPr>
+            <w:r>
+              <w:rPr>
+                <w:rFonts w:ascii="Times New Roman" w:cs="Times New Roman" w:eastAsia="Times New Roman" w:hAnsi="Times New Roman"/>
+                <w:b w:val="false"/>
+                <w:bCs w:val="false"/>
+                <w:i w:val="false"/>
+                <w:iCs w:val="false"/>
+                <w:sz w:val="16"/>
+                <w:szCs w:val="16"/>
+              </w:rPr>
+              <w:t xml:space="preserve">6,332</w:t>
+            </w:r>
+          </w:p>
+        </w:tc>
+        <w:tc>
+          <w:tcPr>
+            <w:tcW w:type="dxa" w:w="1043"/>
+            <w:tcMar>
+              <w:top w:type="dxa" w:w="40"/>
+              <w:left w:type="dxa" w:w="60"/>
+              <w:bottom w:type="dxa" w:w="40"/>
+              <w:right w:type="dxa" w:w="60"/>
+            </w:tcMar>
+          </w:tcPr>
+          <w:p>
+            <w:pPr>
+              <w:jc w:val="right"/>
+            </w:pPr>
+            <w:r>
+              <w:rPr>
+                <w:rFonts w:ascii="Times New Roman" w:cs="Times New Roman" w:eastAsia="Times New Roman" w:hAnsi="Times New Roman"/>
+                <w:b w:val="false"/>
+                <w:bCs w:val="false"/>
+                <w:i w:val="false"/>
+                <w:iCs w:val="false"/>
+                <w:sz w:val="16"/>
+                <w:szCs w:val="16"/>
+              </w:rPr>
+              <w:t xml:space="preserve">—</w:t>
+            </w:r>
+          </w:p>
+        </w:tc>
+        <w:tc>
+          <w:tcPr>
+            <w:tcW w:type="dxa" w:w="1043"/>
+            <w:tcMar>
+              <w:top w:type="dxa" w:w="40"/>
+              <w:left w:type="dxa" w:w="60"/>
+              <w:bottom w:type="dxa" w:w="40"/>
+              <w:right w:type="dxa" w:w="60"/>
+            </w:tcMar>
+          </w:tcPr>
+          <w:p>
+            <w:pPr>
+              <w:jc w:val="right"/>
+            </w:pPr>
+            <w:r>
+              <w:rPr>
+                <w:rFonts w:ascii="Times New Roman" w:cs="Times New Roman" w:eastAsia="Times New Roman" w:hAnsi="Times New Roman"/>
+                <w:b w:val="false"/>
+                <w:bCs w:val="false"/>
+                <w:i w:val="false"/>
+                <w:iCs w:val="false"/>
+                <w:sz w:val="16"/>
+                <w:szCs w:val="16"/>
+              </w:rPr>
+              <w:t xml:space="preserve">1930</w:t>
+            </w:r>
+          </w:p>
+        </w:tc>
+        <w:tc>
+          <w:tcPr>
+            <w:tcW w:type="dxa" w:w="1043"/>
+            <w:tcMar>
+              <w:top w:type="dxa" w:w="40"/>
+              <w:left w:type="dxa" w:w="60"/>
+              <w:bottom w:type="dxa" w:w="40"/>
+              <w:right w:type="dxa" w:w="60"/>
+            </w:tcMar>
+          </w:tcPr>
+          <w:p>
+            <w:pPr>
+              <w:jc w:val="right"/>
+            </w:pPr>
+            <w:r>
+              <w:rPr>
+                <w:rFonts w:ascii="Times New Roman" w:cs="Times New Roman" w:eastAsia="Times New Roman" w:hAnsi="Times New Roman"/>
+                <w:b w:val="false"/>
+                <w:bCs w:val="false"/>
+                <w:i w:val="false"/>
+                <w:iCs w:val="false"/>
+                <w:sz w:val="16"/>
+                <w:szCs w:val="16"/>
+              </w:rPr>
+              <w:t xml:space="preserve">0.22</w:t>
+            </w:r>
+          </w:p>
+        </w:tc>
+        <w:tc>
+          <w:tcPr>
+            <w:tcW w:type="dxa" w:w="1043"/>
+            <w:tcMar>
+              <w:top w:type="dxa" w:w="40"/>
+              <w:left w:type="dxa" w:w="60"/>
+              <w:bottom w:type="dxa" w:w="40"/>
+              <w:right w:type="dxa" w:w="60"/>
+            </w:tcMar>
+          </w:tcPr>
+          <w:p>
+            <w:pPr>
+              <w:jc w:val="right"/>
+            </w:pPr>
+            <w:r>
+              <w:rPr>
+                <w:rFonts w:ascii="Times New Roman" w:cs="Times New Roman" w:eastAsia="Times New Roman" w:hAnsi="Times New Roman"/>
+                <w:b w:val="false"/>
+                <w:bCs w:val="false"/>
+                <w:i w:val="false"/>
+                <w:iCs w:val="false"/>
+                <w:sz w:val="16"/>
+                <w:szCs w:val="16"/>
+              </w:rPr>
+              <w:t xml:space="preserve">0.48</w:t>
+            </w:r>
+          </w:p>
+        </w:tc>
+        <w:tc>
+          <w:tcPr>
+            <w:tcW w:type="dxa" w:w="1043"/>
+            <w:tcMar>
+              <w:top w:type="dxa" w:w="40"/>
+              <w:left w:type="dxa" w:w="60"/>
+              <w:bottom w:type="dxa" w:w="40"/>
+              <w:right w:type="dxa" w:w="60"/>
+            </w:tcMar>
+          </w:tcPr>
+          <w:p>
+            <w:pPr>
+              <w:jc w:val="right"/>
+            </w:pPr>
+            <w:r>
+              <w:rPr>
+                <w:rFonts w:ascii="Times New Roman" w:cs="Times New Roman" w:eastAsia="Times New Roman" w:hAnsi="Times New Roman"/>
+                <w:b w:val="false"/>
+                <w:bCs w:val="false"/>
+                <w:i w:val="false"/>
+                <w:iCs w:val="false"/>
+                <w:sz w:val="16"/>
+                <w:szCs w:val="16"/>
+              </w:rPr>
+              <w:t xml:space="preserve">1943</w:t>
+            </w:r>
+          </w:p>
+        </w:tc>
+        <w:tc>
+          <w:tcPr>
+            <w:tcW w:type="dxa" w:w="1043"/>
+            <w:tcMar>
+              <w:top w:type="dxa" w:w="40"/>
+              <w:left w:type="dxa" w:w="60"/>
+              <w:bottom w:type="dxa" w:w="40"/>
+              <w:right w:type="dxa" w:w="60"/>
+            </w:tcMar>
+          </w:tcPr>
+          <w:p>
+            <w:pPr>
+              <w:jc w:val="right"/>
+            </w:pPr>
+            <w:r>
+              <w:rPr>
+                <w:rFonts w:ascii="Times New Roman" w:cs="Times New Roman" w:eastAsia="Times New Roman" w:hAnsi="Times New Roman"/>
+                <w:b w:val="false"/>
+                <w:bCs w:val="false"/>
+                <w:i w:val="false"/>
+                <w:iCs w:val="false"/>
+                <w:sz w:val="16"/>
+                <w:szCs w:val="16"/>
+              </w:rPr>
+              <w:t xml:space="preserve">0</w:t>
+            </w:r>
+          </w:p>
+        </w:tc>
+      </w:tr>
+      <w:tr>
+        <w:trPr>
+          <w:tblHeader w:val="false"/>
+        </w:trPr>
+        <w:tc>
+          <w:tcPr>
+            <w:tcW w:type="dxa" w:w="2059"/>
+            <w:tcMar>
+              <w:top w:type="dxa" w:w="40"/>
+              <w:left w:type="dxa" w:w="60"/>
+              <w:bottom w:type="dxa" w:w="40"/>
+              <w:right w:type="dxa" w:w="60"/>
+            </w:tcMar>
+          </w:tcPr>
+          <w:p>
+            <w:pPr>
+              <w:jc w:val="left"/>
+            </w:pPr>
+            <w:r>
+              <w:rPr>
+                <w:rFonts w:ascii="Times New Roman" w:cs="Times New Roman" w:eastAsia="Times New Roman" w:hAnsi="Times New Roman"/>
+                <w:b w:val="false"/>
+                <w:bCs w:val="false"/>
+                <w:i w:val="false"/>
+                <w:iCs w:val="false"/>
+                <w:sz w:val="16"/>
+                <w:szCs w:val="16"/>
+              </w:rPr>
+              <w:t xml:space="preserve">D8</w:t>
+            </w:r>
+          </w:p>
+        </w:tc>
+        <w:tc>
+          <w:tcPr>
+            <w:tcW w:type="dxa" w:w="1043"/>
+            <w:tcMar>
+              <w:top w:type="dxa" w:w="40"/>
+              <w:left w:type="dxa" w:w="60"/>
+              <w:bottom w:type="dxa" w:w="40"/>
+              <w:right w:type="dxa" w:w="60"/>
+            </w:tcMar>
+          </w:tcPr>
+          <w:p>
+            <w:pPr>
+              <w:jc w:val="right"/>
+            </w:pPr>
+            <w:r>
+              <w:rPr>
+                <w:rFonts w:ascii="Times New Roman" w:cs="Times New Roman" w:eastAsia="Times New Roman" w:hAnsi="Times New Roman"/>
+                <w:b w:val="false"/>
+                <w:bCs w:val="false"/>
+                <w:i w:val="false"/>
+                <w:iCs w:val="false"/>
+                <w:sz w:val="16"/>
+                <w:szCs w:val="16"/>
+              </w:rPr>
+              <w:t xml:space="preserve">15,768</w:t>
+            </w:r>
+          </w:p>
+        </w:tc>
+        <w:tc>
+          <w:tcPr>
+            <w:tcW w:type="dxa" w:w="1043"/>
+            <w:tcMar>
+              <w:top w:type="dxa" w:w="40"/>
+              <w:left w:type="dxa" w:w="60"/>
+              <w:bottom w:type="dxa" w:w="40"/>
+              <w:right w:type="dxa" w:w="60"/>
+            </w:tcMar>
+          </w:tcPr>
+          <w:p>
+            <w:pPr>
+              <w:jc w:val="right"/>
+            </w:pPr>
+            <w:r>
+              <w:rPr>
+                <w:rFonts w:ascii="Times New Roman" w:cs="Times New Roman" w:eastAsia="Times New Roman" w:hAnsi="Times New Roman"/>
+                <w:b w:val="false"/>
+                <w:bCs w:val="false"/>
+                <w:i w:val="false"/>
+                <w:iCs w:val="false"/>
+                <w:sz w:val="16"/>
+                <w:szCs w:val="16"/>
+              </w:rPr>
+              <w:t xml:space="preserve">—</w:t>
+            </w:r>
+          </w:p>
+        </w:tc>
+        <w:tc>
+          <w:tcPr>
+            <w:tcW w:type="dxa" w:w="1043"/>
+            <w:tcMar>
+              <w:top w:type="dxa" w:w="40"/>
+              <w:left w:type="dxa" w:w="60"/>
+              <w:bottom w:type="dxa" w:w="40"/>
+              <w:right w:type="dxa" w:w="60"/>
+            </w:tcMar>
+          </w:tcPr>
+          <w:p>
+            <w:pPr>
+              <w:jc w:val="right"/>
+            </w:pPr>
+            <w:r>
+              <w:rPr>
+                <w:rFonts w:ascii="Times New Roman" w:cs="Times New Roman" w:eastAsia="Times New Roman" w:hAnsi="Times New Roman"/>
+                <w:b w:val="false"/>
+                <w:bCs w:val="false"/>
+                <w:i w:val="false"/>
+                <w:iCs w:val="false"/>
+                <w:sz w:val="16"/>
+                <w:szCs w:val="16"/>
+              </w:rPr>
+              <w:t xml:space="preserve">1940</w:t>
+            </w:r>
+          </w:p>
+        </w:tc>
+        <w:tc>
+          <w:tcPr>
+            <w:tcW w:type="dxa" w:w="1043"/>
+            <w:tcMar>
+              <w:top w:type="dxa" w:w="40"/>
+              <w:left w:type="dxa" w:w="60"/>
+              <w:bottom w:type="dxa" w:w="40"/>
+              <w:right w:type="dxa" w:w="60"/>
+            </w:tcMar>
+          </w:tcPr>
+          <w:p>
+            <w:pPr>
+              <w:jc w:val="right"/>
+            </w:pPr>
+            <w:r>
+              <w:rPr>
+                <w:rFonts w:ascii="Times New Roman" w:cs="Times New Roman" w:eastAsia="Times New Roman" w:hAnsi="Times New Roman"/>
+                <w:b w:val="false"/>
+                <w:bCs w:val="false"/>
+                <w:i w:val="false"/>
+                <w:iCs w:val="false"/>
+                <w:sz w:val="16"/>
+                <w:szCs w:val="16"/>
+              </w:rPr>
+              <w:t xml:space="preserve">0.27</w:t>
+            </w:r>
+          </w:p>
+        </w:tc>
+        <w:tc>
+          <w:tcPr>
+            <w:tcW w:type="dxa" w:w="1043"/>
+            <w:tcMar>
+              <w:top w:type="dxa" w:w="40"/>
+              <w:left w:type="dxa" w:w="60"/>
+              <w:bottom w:type="dxa" w:w="40"/>
+              <w:right w:type="dxa" w:w="60"/>
+            </w:tcMar>
+          </w:tcPr>
+          <w:p>
+            <w:pPr>
+              <w:jc w:val="right"/>
+            </w:pPr>
+            <w:r>
+              <w:rPr>
+                <w:rFonts w:ascii="Times New Roman" w:cs="Times New Roman" w:eastAsia="Times New Roman" w:hAnsi="Times New Roman"/>
+                <w:b w:val="false"/>
+                <w:bCs w:val="false"/>
+                <w:i w:val="false"/>
+                <w:iCs w:val="false"/>
+                <w:sz w:val="16"/>
+                <w:szCs w:val="16"/>
+              </w:rPr>
+              <w:t xml:space="preserve">0.22</w:t>
+            </w:r>
+          </w:p>
+        </w:tc>
+        <w:tc>
+          <w:tcPr>
+            <w:tcW w:type="dxa" w:w="1043"/>
+            <w:tcMar>
+              <w:top w:type="dxa" w:w="40"/>
+              <w:left w:type="dxa" w:w="60"/>
+              <w:bottom w:type="dxa" w:w="40"/>
+              <w:right w:type="dxa" w:w="60"/>
+            </w:tcMar>
+          </w:tcPr>
+          <w:p>
+            <w:pPr>
+              <w:jc w:val="right"/>
+            </w:pPr>
+            <w:r>
+              <w:rPr>
+                <w:rFonts w:ascii="Times New Roman" w:cs="Times New Roman" w:eastAsia="Times New Roman" w:hAnsi="Times New Roman"/>
+                <w:b w:val="false"/>
+                <w:bCs w:val="false"/>
+                <w:i w:val="false"/>
+                <w:iCs w:val="false"/>
+                <w:sz w:val="16"/>
+                <w:szCs w:val="16"/>
+              </w:rPr>
+              <w:t xml:space="preserve">1950</w:t>
+            </w:r>
+          </w:p>
+        </w:tc>
+        <w:tc>
+          <w:tcPr>
+            <w:tcW w:type="dxa" w:w="1043"/>
+            <w:tcMar>
+              <w:top w:type="dxa" w:w="40"/>
+              <w:left w:type="dxa" w:w="60"/>
+              <w:bottom w:type="dxa" w:w="40"/>
+              <w:right w:type="dxa" w:w="60"/>
+            </w:tcMar>
+          </w:tcPr>
+          <w:p>
+            <w:pPr>
+              <w:jc w:val="right"/>
+            </w:pPr>
+            <w:r>
+              <w:rPr>
+                <w:rFonts w:ascii="Times New Roman" w:cs="Times New Roman" w:eastAsia="Times New Roman" w:hAnsi="Times New Roman"/>
+                <w:b w:val="false"/>
+                <w:bCs w:val="false"/>
+                <w:i w:val="false"/>
+                <w:iCs w:val="false"/>
+                <w:sz w:val="16"/>
+                <w:szCs w:val="16"/>
+              </w:rPr>
+              <w:t xml:space="preserve">0</w:t>
+            </w:r>
+          </w:p>
+        </w:tc>
+      </w:tr>
+      <w:tr>
+        <w:trPr>
+          <w:tblHeader w:val="false"/>
+        </w:trPr>
+        <w:tc>
+          <w:tcPr>
+            <w:tcW w:type="dxa" w:w="2059"/>
+            <w:tcMar>
+              <w:top w:type="dxa" w:w="40"/>
+              <w:left w:type="dxa" w:w="60"/>
+              <w:bottom w:type="dxa" w:w="40"/>
+              <w:right w:type="dxa" w:w="60"/>
+            </w:tcMar>
+          </w:tcPr>
+          <w:p>
+            <w:pPr>
+              <w:jc w:val="left"/>
+            </w:pPr>
+            <w:r>
+              <w:rPr>
+                <w:rFonts w:ascii="Times New Roman" w:cs="Times New Roman" w:eastAsia="Times New Roman" w:hAnsi="Times New Roman"/>
+                <w:b w:val="false"/>
+                <w:bCs w:val="false"/>
+                <w:i w:val="false"/>
+                <w:iCs w:val="false"/>
+                <w:sz w:val="16"/>
+                <w:szCs w:val="16"/>
+              </w:rPr>
+              <w:t xml:space="preserve">D9</w:t>
+            </w:r>
+          </w:p>
+        </w:tc>
+        <w:tc>
+          <w:tcPr>
+            <w:tcW w:type="dxa" w:w="1043"/>
+            <w:tcMar>
+              <w:top w:type="dxa" w:w="40"/>
+              <w:left w:type="dxa" w:w="60"/>
+              <w:bottom w:type="dxa" w:w="40"/>
+              <w:right w:type="dxa" w:w="60"/>
+            </w:tcMar>
+          </w:tcPr>
+          <w:p>
+            <w:pPr>
+              <w:jc w:val="right"/>
+            </w:pPr>
+            <w:r>
+              <w:rPr>
+                <w:rFonts w:ascii="Times New Roman" w:cs="Times New Roman" w:eastAsia="Times New Roman" w:hAnsi="Times New Roman"/>
+                <w:b w:val="false"/>
+                <w:bCs w:val="false"/>
+                <w:i w:val="false"/>
+                <w:iCs w:val="false"/>
+                <w:sz w:val="16"/>
+                <w:szCs w:val="16"/>
+              </w:rPr>
+              <w:t xml:space="preserve">17,000</w:t>
+            </w:r>
+          </w:p>
+        </w:tc>
+        <w:tc>
+          <w:tcPr>
+            <w:tcW w:type="dxa" w:w="1043"/>
+            <w:tcMar>
+              <w:top w:type="dxa" w:w="40"/>
+              <w:left w:type="dxa" w:w="60"/>
+              <w:bottom w:type="dxa" w:w="40"/>
+              <w:right w:type="dxa" w:w="60"/>
+            </w:tcMar>
+          </w:tcPr>
+          <w:p>
+            <w:pPr>
+              <w:jc w:val="right"/>
+            </w:pPr>
+            <w:r>
+              <w:rPr>
+                <w:rFonts w:ascii="Times New Roman" w:cs="Times New Roman" w:eastAsia="Times New Roman" w:hAnsi="Times New Roman"/>
+                <w:b w:val="false"/>
+                <w:bCs w:val="false"/>
+                <w:i w:val="false"/>
+                <w:iCs w:val="false"/>
+                <w:sz w:val="16"/>
+                <w:szCs w:val="16"/>
+              </w:rPr>
+              <w:t xml:space="preserve">—</w:t>
+            </w:r>
+          </w:p>
+        </w:tc>
+        <w:tc>
+          <w:tcPr>
+            <w:tcW w:type="dxa" w:w="1043"/>
+            <w:tcMar>
+              <w:top w:type="dxa" w:w="40"/>
+              <w:left w:type="dxa" w:w="60"/>
+              <w:bottom w:type="dxa" w:w="40"/>
+              <w:right w:type="dxa" w:w="60"/>
+            </w:tcMar>
+          </w:tcPr>
+          <w:p>
+            <w:pPr>
+              <w:jc w:val="right"/>
+            </w:pPr>
+            <w:r>
+              <w:rPr>
+                <w:rFonts w:ascii="Times New Roman" w:cs="Times New Roman" w:eastAsia="Times New Roman" w:hAnsi="Times New Roman"/>
+                <w:b w:val="false"/>
+                <w:bCs w:val="false"/>
+                <w:i w:val="false"/>
+                <w:iCs w:val="false"/>
+                <w:sz w:val="16"/>
+                <w:szCs w:val="16"/>
+              </w:rPr>
+              <w:t xml:space="preserve">—</w:t>
+            </w:r>
+          </w:p>
+        </w:tc>
+        <w:tc>
+          <w:tcPr>
+            <w:tcW w:type="dxa" w:w="1043"/>
+            <w:tcMar>
+              <w:top w:type="dxa" w:w="40"/>
+              <w:left w:type="dxa" w:w="60"/>
+              <w:bottom w:type="dxa" w:w="40"/>
+              <w:right w:type="dxa" w:w="60"/>
+            </w:tcMar>
+          </w:tcPr>
+          <w:p>
+            <w:pPr>
+              <w:jc w:val="right"/>
+            </w:pPr>
+            <w:r>
+              <w:rPr>
+                <w:rFonts w:ascii="Times New Roman" w:cs="Times New Roman" w:eastAsia="Times New Roman" w:hAnsi="Times New Roman"/>
+                <w:b w:val="false"/>
+                <w:bCs w:val="false"/>
+                <w:i w:val="false"/>
+                <w:iCs w:val="false"/>
+                <w:sz w:val="16"/>
+                <w:szCs w:val="16"/>
+              </w:rPr>
+              <w:t xml:space="preserve">0.13</w:t>
+            </w:r>
+          </w:p>
+        </w:tc>
+        <w:tc>
+          <w:tcPr>
+            <w:tcW w:type="dxa" w:w="1043"/>
+            <w:tcMar>
+              <w:top w:type="dxa" w:w="40"/>
+              <w:left w:type="dxa" w:w="60"/>
+              <w:bottom w:type="dxa" w:w="40"/>
+              <w:right w:type="dxa" w:w="60"/>
+            </w:tcMar>
+          </w:tcPr>
+          <w:p>
+            <w:pPr>
+              <w:jc w:val="right"/>
+            </w:pPr>
+            <w:r>
+              <w:rPr>
+                <w:rFonts w:ascii="Times New Roman" w:cs="Times New Roman" w:eastAsia="Times New Roman" w:hAnsi="Times New Roman"/>
+                <w:b w:val="false"/>
+                <w:bCs w:val="false"/>
+                <w:i w:val="false"/>
+                <w:iCs w:val="false"/>
+                <w:sz w:val="16"/>
+                <w:szCs w:val="16"/>
+              </w:rPr>
+              <w:t xml:space="preserve">0</w:t>
+            </w:r>
+          </w:p>
+        </w:tc>
+        <w:tc>
+          <w:tcPr>
+            <w:tcW w:type="dxa" w:w="1043"/>
+            <w:tcMar>
+              <w:top w:type="dxa" w:w="40"/>
+              <w:left w:type="dxa" w:w="60"/>
+              <w:bottom w:type="dxa" w:w="40"/>
+              <w:right w:type="dxa" w:w="60"/>
+            </w:tcMar>
+          </w:tcPr>
+          <w:p>
+            <w:pPr>
+              <w:jc w:val="right"/>
+            </w:pPr>
+            <w:r>
+              <w:rPr>
+                <w:rFonts w:ascii="Times New Roman" w:cs="Times New Roman" w:eastAsia="Times New Roman" w:hAnsi="Times New Roman"/>
+                <w:b w:val="false"/>
+                <w:bCs w:val="false"/>
+                <w:i w:val="false"/>
+                <w:iCs w:val="false"/>
+                <w:sz w:val="16"/>
+                <w:szCs w:val="16"/>
+              </w:rPr>
+              <w:t xml:space="preserve">1891</w:t>
+            </w:r>
+          </w:p>
+        </w:tc>
+        <w:tc>
+          <w:tcPr>
+            <w:tcW w:type="dxa" w:w="1043"/>
+            <w:tcMar>
+              <w:top w:type="dxa" w:w="40"/>
+              <w:left w:type="dxa" w:w="60"/>
+              <w:bottom w:type="dxa" w:w="40"/>
+              <w:right w:type="dxa" w:w="60"/>
+            </w:tcMar>
+          </w:tcPr>
+          <w:p>
+            <w:pPr>
+              <w:jc w:val="right"/>
+            </w:pPr>
+            <w:r>
+              <w:rPr>
+                <w:rFonts w:ascii="Times New Roman" w:cs="Times New Roman" w:eastAsia="Times New Roman" w:hAnsi="Times New Roman"/>
+                <w:b w:val="false"/>
+                <w:bCs w:val="false"/>
+                <w:i w:val="false"/>
+                <w:iCs w:val="false"/>
+                <w:sz w:val="16"/>
+                <w:szCs w:val="16"/>
+              </w:rPr>
+              <w:t xml:space="preserve">4</w:t>
+            </w:r>
+          </w:p>
+        </w:tc>
+      </w:tr>
+    </w:tbl>
+    <w:p>
+      <w:pPr>
+        <w:spacing w:after="120"/>
+      </w:pPr>
+    </w:p>
+    <w:p>
+      <w:pPr>
+        <w:spacing w:after="160" w:line="360"/>
+        <w:jc w:val="both"/>
+      </w:pPr>
+      <w:r>
+        <w:rPr>
+          <w:rFonts w:ascii="Times New Roman" w:cs="Times New Roman" w:eastAsia="Times New Roman" w:hAnsi="Times New Roman"/>
+          <w:b w:val="false"/>
+          <w:bCs w:val="false"/>
+          <w:i w:val="false"/>
+          <w:iCs w:val="false"/>
+          <w:sz w:val="24"/>
+          <w:szCs w:val="24"/>
+        </w:rPr>
+        <w:t xml:space="preserve">Location quotients from the 1900–1940 districts area-weighted into each D area (areas with at least 100 residents). No business-directory edition survives for 1893–1909, so a first listing in 1910–14 is an upper bound on when a trade arrived.</w:t>
+      </w:r>
+    </w:p>
+    <w:p>
+      <w:pPr>
+        <w:sectPr>
+          <w:pgSz w:w="12240" w:h="15840" w:orient="portrait"/>
+          <w:pgMar w:top="1440" w:right="1440" w:bottom="1440" w:left="1440" w:header="708" w:footer="708" w:gutter="0"/>
+          <w:pgNumType/>
+          <w:docGrid w:linePitch="360"/>
+        </w:sectPr>
+      </w:pPr>
+    </w:p>
+    <w:p>
+      <w:pPr>
+        <w:spacing w:after="80" w:before="240"/>
+      </w:pPr>
+      <w:r>
+        <w:rPr>
+          <w:rFonts w:ascii="Times New Roman" w:cs="Times New Roman" w:eastAsia="Times New Roman" w:hAnsi="Times New Roman"/>
+          <w:b/>
+          <w:bCs/>
+          <w:sz w:val="20"/>
+          <w:szCs w:val="20"/>
+        </w:rPr>
+        <w:t xml:space="preserve">Table S12. Grid cells with no hazardous trade ever listed, by whether a first trade was listed in the next decade: composition at the start and change over the decade (all decades)</w:t>
+      </w:r>
+    </w:p>
+    <w:tbl>
+      <w:tblPr>
+        <w:tblW w:type="dxa" w:w="13680"/>
+        <w:tblBorders>
+          <w:top w:val="single" w:sz="6"/>
+          <w:left w:val="none"/>
+          <w:bottom w:val="single" w:sz="6"/>
+          <w:right w:val="none"/>
+          <w:insideH w:val="single" w:color="BBBBBB" w:sz="2"/>
+          <w:insideV w:val="none"/>
+        </w:tblBorders>
+      </w:tblPr>
+      <w:tblGrid>
+        <w:gridCol w:w="3010"/>
+        <w:gridCol w:w="820"/>
+        <w:gridCol w:w="820"/>
+        <w:gridCol w:w="820"/>
+        <w:gridCol w:w="820"/>
+        <w:gridCol w:w="820"/>
+        <w:gridCol w:w="820"/>
+        <w:gridCol w:w="820"/>
+        <w:gridCol w:w="820"/>
+        <w:gridCol w:w="820"/>
+        <w:gridCol w:w="820"/>
+        <w:gridCol w:w="820"/>
+        <w:gridCol w:w="820"/>
+        <w:gridCol w:w="830"/>
+      </w:tblGrid>
+      <w:tr>
+        <w:trPr>
+          <w:tblHeader/>
+        </w:trPr>
+        <w:tc>
+          <w:tcPr>
+            <w:tcW w:type="dxa" w:w="3010"/>
+            <w:shd w:fill="EDEDED" w:color="auto" w:val="clear"/>
+            <w:tcMar>
+              <w:top w:type="dxa" w:w="40"/>
+              <w:left w:type="dxa" w:w="60"/>
+              <w:bottom w:type="dxa" w:w="40"/>
+              <w:right w:type="dxa" w:w="60"/>
+            </w:tcMar>
+          </w:tcPr>
+          <w:p>
+            <w:pPr>
+              <w:jc w:val="left"/>
+            </w:pPr>
+            <w:r>
+              <w:rPr>
+                <w:rFonts w:ascii="Times New Roman" w:cs="Times New Roman" w:eastAsia="Times New Roman" w:hAnsi="Times New Roman"/>
+                <w:b/>
+                <w:bCs/>
+                <w:i w:val="false"/>
+                <w:iCs w:val="false"/>
+                <w:sz w:val="14"/>
+                <w:szCs w:val="14"/>
+              </w:rPr>
+              <w:t xml:space="preserve">Decade</w:t>
+            </w:r>
+          </w:p>
+        </w:tc>
+        <w:tc>
+          <w:tcPr>
+            <w:tcW w:type="dxa" w:w="820"/>
+            <w:shd w:fill="EDEDED" w:color="auto" w:val="clear"/>
+            <w:tcMar>
+              <w:top w:type="dxa" w:w="40"/>
+              <w:left w:type="dxa" w:w="60"/>
+              <w:bottom w:type="dxa" w:w="40"/>
+              <w:right w:type="dxa" w:w="60"/>
+            </w:tcMar>
+          </w:tcPr>
+          <w:p>
+            <w:pPr>
+              <w:jc w:val="right"/>
+            </w:pPr>
+            <w:r>
+              <w:rPr>
+                <w:rFonts w:ascii="Times New Roman" w:cs="Times New Roman" w:eastAsia="Times New Roman" w:hAnsi="Times New Roman"/>
+                <w:b/>
+                <w:bCs/>
+                <w:i w:val="false"/>
+                <w:iCs w:val="false"/>
+                <w:sz w:val="14"/>
+                <w:szCs w:val="14"/>
+              </w:rPr>
+              <w:t xml:space="preserve">Group</w:t>
+            </w:r>
+          </w:p>
+        </w:tc>
+        <w:tc>
+          <w:tcPr>
+            <w:tcW w:type="dxa" w:w="820"/>
+            <w:shd w:fill="EDEDED" w:color="auto" w:val="clear"/>
+            <w:tcMar>
+              <w:top w:type="dxa" w:w="40"/>
+              <w:left w:type="dxa" w:w="60"/>
+              <w:bottom w:type="dxa" w:w="40"/>
+              <w:right w:type="dxa" w:w="60"/>
+            </w:tcMar>
+          </w:tcPr>
+          <w:p>
+            <w:pPr>
+              <w:jc w:val="right"/>
+            </w:pPr>
+            <w:r>
+              <w:rPr>
+                <w:rFonts w:ascii="Times New Roman" w:cs="Times New Roman" w:eastAsia="Times New Roman" w:hAnsi="Times New Roman"/>
+                <w:b/>
+                <w:bCs/>
+                <w:i w:val="false"/>
+                <w:iCs w:val="false"/>
+                <w:sz w:val="14"/>
+                <w:szCs w:val="14"/>
+              </w:rPr>
+              <w:t xml:space="preserve">Cells</w:t>
+            </w:r>
+          </w:p>
+        </w:tc>
+        <w:tc>
+          <w:tcPr>
+            <w:tcW w:type="dxa" w:w="820"/>
+            <w:shd w:fill="EDEDED" w:color="auto" w:val="clear"/>
+            <w:tcMar>
+              <w:top w:type="dxa" w:w="40"/>
+              <w:left w:type="dxa" w:w="60"/>
+              <w:bottom w:type="dxa" w:w="40"/>
+              <w:right w:type="dxa" w:w="60"/>
+            </w:tcMar>
+          </w:tcPr>
+          <w:p>
+            <w:pPr>
+              <w:jc w:val="right"/>
+            </w:pPr>
+            <w:r>
+              <w:rPr>
+                <w:rFonts w:ascii="Times New Roman" w:cs="Times New Roman" w:eastAsia="Times New Roman" w:hAnsi="Times New Roman"/>
+                <w:b/>
+                <w:bCs/>
+                <w:i w:val="false"/>
+                <w:iCs w:val="false"/>
+                <w:sz w:val="14"/>
+                <w:szCs w:val="14"/>
+              </w:rPr>
+              <w:t xml:space="preserve">Population</w:t>
+            </w:r>
+          </w:p>
+        </w:tc>
+        <w:tc>
+          <w:tcPr>
+            <w:tcW w:type="dxa" w:w="820"/>
+            <w:shd w:fill="EDEDED" w:color="auto" w:val="clear"/>
+            <w:tcMar>
+              <w:top w:type="dxa" w:w="40"/>
+              <w:left w:type="dxa" w:w="60"/>
+              <w:bottom w:type="dxa" w:w="40"/>
+              <w:right w:type="dxa" w:w="60"/>
+            </w:tcMar>
+          </w:tcPr>
+          <w:p>
+            <w:pPr>
+              <w:jc w:val="right"/>
+            </w:pPr>
+            <w:r>
+              <w:rPr>
+                <w:rFonts w:ascii="Times New Roman" w:cs="Times New Roman" w:eastAsia="Times New Roman" w:hAnsi="Times New Roman"/>
+                <w:b/>
+                <w:bCs/>
+                <w:i w:val="false"/>
+                <w:iCs w:val="false"/>
+                <w:sz w:val="14"/>
+                <w:szCs w:val="14"/>
+              </w:rPr>
+              <w:t xml:space="preserve">% Black</w:t>
+            </w:r>
+          </w:p>
+        </w:tc>
+        <w:tc>
+          <w:tcPr>
+            <w:tcW w:type="dxa" w:w="820"/>
+            <w:shd w:fill="EDEDED" w:color="auto" w:val="clear"/>
+            <w:tcMar>
+              <w:top w:type="dxa" w:w="40"/>
+              <w:left w:type="dxa" w:w="60"/>
+              <w:bottom w:type="dxa" w:w="40"/>
+              <w:right w:type="dxa" w:w="60"/>
+            </w:tcMar>
+          </w:tcPr>
+          <w:p>
+            <w:pPr>
+              <w:jc w:val="right"/>
+            </w:pPr>
+            <w:r>
+              <w:rPr>
+                <w:rFonts w:ascii="Times New Roman" w:cs="Times New Roman" w:eastAsia="Times New Roman" w:hAnsi="Times New Roman"/>
+                <w:b/>
+                <w:bCs/>
+                <w:i w:val="false"/>
+                <w:iCs w:val="false"/>
+                <w:sz w:val="14"/>
+                <w:szCs w:val="14"/>
+              </w:rPr>
+              <w:t xml:space="preserve">% Hispanic</w:t>
+            </w:r>
+          </w:p>
+        </w:tc>
+        <w:tc>
+          <w:tcPr>
+            <w:tcW w:type="dxa" w:w="820"/>
+            <w:shd w:fill="EDEDED" w:color="auto" w:val="clear"/>
+            <w:tcMar>
+              <w:top w:type="dxa" w:w="40"/>
+              <w:left w:type="dxa" w:w="60"/>
+              <w:bottom w:type="dxa" w:w="40"/>
+              <w:right w:type="dxa" w:w="60"/>
+            </w:tcMar>
+          </w:tcPr>
+          <w:p>
+            <w:pPr>
+              <w:jc w:val="right"/>
+            </w:pPr>
+            <w:r>
+              <w:rPr>
+                <w:rFonts w:ascii="Times New Roman" w:cs="Times New Roman" w:eastAsia="Times New Roman" w:hAnsi="Times New Roman"/>
+                <w:b/>
+                <w:bCs/>
+                <w:i w:val="false"/>
+                <w:iCs w:val="false"/>
+                <w:sz w:val="14"/>
+                <w:szCs w:val="14"/>
+              </w:rPr>
+              <w:t xml:space="preserve">% foreign born</w:t>
+            </w:r>
+          </w:p>
+        </w:tc>
+        <w:tc>
+          <w:tcPr>
+            <w:tcW w:type="dxa" w:w="820"/>
+            <w:shd w:fill="EDEDED" w:color="auto" w:val="clear"/>
+            <w:tcMar>
+              <w:top w:type="dxa" w:w="40"/>
+              <w:left w:type="dxa" w:w="60"/>
+              <w:bottom w:type="dxa" w:w="40"/>
+              <w:right w:type="dxa" w:w="60"/>
+            </w:tcMar>
+          </w:tcPr>
+          <w:p>
+            <w:pPr>
+              <w:jc w:val="right"/>
+            </w:pPr>
+            <w:r>
+              <w:rPr>
+                <w:rFonts w:ascii="Times New Roman" w:cs="Times New Roman" w:eastAsia="Times New Roman" w:hAnsi="Times New Roman"/>
+                <w:b/>
+                <w:bCs/>
+                <w:i w:val="false"/>
+                <w:iCs w:val="false"/>
+                <w:sz w:val="14"/>
+                <w:szCs w:val="14"/>
+              </w:rPr>
+              <w:t xml:space="preserve">% laborers</w:t>
+            </w:r>
+          </w:p>
+        </w:tc>
+        <w:tc>
+          <w:tcPr>
+            <w:tcW w:type="dxa" w:w="820"/>
+            <w:shd w:fill="EDEDED" w:color="auto" w:val="clear"/>
+            <w:tcMar>
+              <w:top w:type="dxa" w:w="40"/>
+              <w:left w:type="dxa" w:w="60"/>
+              <w:bottom w:type="dxa" w:w="40"/>
+              <w:right w:type="dxa" w:w="60"/>
+            </w:tcMar>
+          </w:tcPr>
+          <w:p>
+            <w:pPr>
+              <w:jc w:val="right"/>
+            </w:pPr>
+            <w:r>
+              <w:rPr>
+                <w:rFonts w:ascii="Times New Roman" w:cs="Times New Roman" w:eastAsia="Times New Roman" w:hAnsi="Times New Roman"/>
+                <w:b/>
+                <w:bCs/>
+                <w:i w:val="false"/>
+                <w:iCs w:val="false"/>
+                <w:sz w:val="14"/>
+                <w:szCs w:val="14"/>
+              </w:rPr>
+              <w:t xml:space="preserve">% owner</w:t>
+            </w:r>
+          </w:p>
+        </w:tc>
+        <w:tc>
+          <w:tcPr>
+            <w:tcW w:type="dxa" w:w="820"/>
+            <w:shd w:fill="EDEDED" w:color="auto" w:val="clear"/>
+            <w:tcMar>
+              <w:top w:type="dxa" w:w="40"/>
+              <w:left w:type="dxa" w:w="60"/>
+              <w:bottom w:type="dxa" w:w="40"/>
+              <w:right w:type="dxa" w:w="60"/>
+            </w:tcMar>
+          </w:tcPr>
+          <w:p>
+            <w:pPr>
+              <w:jc w:val="right"/>
+            </w:pPr>
+            <w:r>
+              <w:rPr>
+                <w:rFonts w:ascii="Times New Roman" w:cs="Times New Roman" w:eastAsia="Times New Roman" w:hAnsi="Times New Roman"/>
+                <w:b/>
+                <w:bCs/>
+                <w:i w:val="false"/>
+                <w:iCs w:val="false"/>
+                <w:sz w:val="14"/>
+                <w:szCs w:val="14"/>
+              </w:rPr>
+              <w:t xml:space="preserve">km to downtown</w:t>
+            </w:r>
+          </w:p>
+        </w:tc>
+        <w:tc>
+          <w:tcPr>
+            <w:tcW w:type="dxa" w:w="820"/>
+            <w:shd w:fill="EDEDED" w:color="auto" w:val="clear"/>
+            <w:tcMar>
+              <w:top w:type="dxa" w:w="40"/>
+              <w:left w:type="dxa" w:w="60"/>
+              <w:bottom w:type="dxa" w:w="40"/>
+              <w:right w:type="dxa" w:w="60"/>
+            </w:tcMar>
+          </w:tcPr>
+          <w:p>
+            <w:pPr>
+              <w:jc w:val="right"/>
+            </w:pPr>
+            <w:r>
+              <w:rPr>
+                <w:rFonts w:ascii="Times New Roman" w:cs="Times New Roman" w:eastAsia="Times New Roman" w:hAnsi="Times New Roman"/>
+                <w:b/>
+                <w:bCs/>
+                <w:i w:val="false"/>
+                <w:iCs w:val="false"/>
+                <w:sz w:val="14"/>
+                <w:szCs w:val="14"/>
+              </w:rPr>
+              <w:t xml:space="preserve">Change % Black</w:t>
+            </w:r>
+          </w:p>
+        </w:tc>
+        <w:tc>
+          <w:tcPr>
+            <w:tcW w:type="dxa" w:w="820"/>
+            <w:shd w:fill="EDEDED" w:color="auto" w:val="clear"/>
+            <w:tcMar>
+              <w:top w:type="dxa" w:w="40"/>
+              <w:left w:type="dxa" w:w="60"/>
+              <w:bottom w:type="dxa" w:w="40"/>
+              <w:right w:type="dxa" w:w="60"/>
+            </w:tcMar>
+          </w:tcPr>
+          <w:p>
+            <w:pPr>
+              <w:jc w:val="right"/>
+            </w:pPr>
+            <w:r>
+              <w:rPr>
+                <w:rFonts w:ascii="Times New Roman" w:cs="Times New Roman" w:eastAsia="Times New Roman" w:hAnsi="Times New Roman"/>
+                <w:b/>
+                <w:bCs/>
+                <w:i w:val="false"/>
+                <w:iCs w:val="false"/>
+                <w:sz w:val="14"/>
+                <w:szCs w:val="14"/>
+              </w:rPr>
+              <w:t xml:space="preserve">Change % Hispanic</w:t>
+            </w:r>
+          </w:p>
+        </w:tc>
+        <w:tc>
+          <w:tcPr>
+            <w:tcW w:type="dxa" w:w="820"/>
+            <w:shd w:fill="EDEDED" w:color="auto" w:val="clear"/>
+            <w:tcMar>
+              <w:top w:type="dxa" w:w="40"/>
+              <w:left w:type="dxa" w:w="60"/>
+              <w:bottom w:type="dxa" w:w="40"/>
+              <w:right w:type="dxa" w:w="60"/>
+            </w:tcMar>
+          </w:tcPr>
+          <w:p>
+            <w:pPr>
+              <w:jc w:val="right"/>
+            </w:pPr>
+            <w:r>
+              <w:rPr>
+                <w:rFonts w:ascii="Times New Roman" w:cs="Times New Roman" w:eastAsia="Times New Roman" w:hAnsi="Times New Roman"/>
+                <w:b/>
+                <w:bCs/>
+                <w:i w:val="false"/>
+                <w:iCs w:val="false"/>
+                <w:sz w:val="14"/>
+                <w:szCs w:val="14"/>
+              </w:rPr>
+              <w:t xml:space="preserve">Change % foreign born</w:t>
+            </w:r>
+          </w:p>
+        </w:tc>
+        <w:tc>
+          <w:tcPr>
+            <w:tcW w:type="dxa" w:w="830"/>
+            <w:shd w:fill="EDEDED" w:color="auto" w:val="clear"/>
+            <w:tcMar>
+              <w:top w:type="dxa" w:w="40"/>
+              <w:left w:type="dxa" w:w="60"/>
+              <w:bottom w:type="dxa" w:w="40"/>
+              <w:right w:type="dxa" w:w="60"/>
+            </w:tcMar>
+          </w:tcPr>
+          <w:p>
+            <w:pPr>
+              <w:jc w:val="right"/>
+            </w:pPr>
+            <w:r>
+              <w:rPr>
+                <w:rFonts w:ascii="Times New Roman" w:cs="Times New Roman" w:eastAsia="Times New Roman" w:hAnsi="Times New Roman"/>
+                <w:b/>
+                <w:bCs/>
+                <w:i w:val="false"/>
+                <w:iCs w:val="false"/>
+                <w:sz w:val="14"/>
+                <w:szCs w:val="14"/>
+              </w:rPr>
+              <w:t xml:space="preserve">Change % owner</w:t>
+            </w:r>
+          </w:p>
+        </w:tc>
+      </w:tr>
+      <w:tr>
+        <w:trPr>
+          <w:tblHeader w:val="false"/>
+        </w:trPr>
+        <w:tc>
+          <w:tcPr>
+            <w:tcW w:type="dxa" w:w="3010"/>
+            <w:tcMar>
+              <w:top w:type="dxa" w:w="40"/>
+              <w:left w:type="dxa" w:w="60"/>
+              <w:bottom w:type="dxa" w:w="40"/>
+              <w:right w:type="dxa" w:w="60"/>
+            </w:tcMar>
+          </w:tcPr>
+          <w:p>
+            <w:pPr>
+              <w:jc w:val="left"/>
+            </w:pPr>
+            <w:r>
+              <w:rPr>
+                <w:rFonts w:ascii="Times New Roman" w:cs="Times New Roman" w:eastAsia="Times New Roman" w:hAnsi="Times New Roman"/>
+                <w:b w:val="false"/>
+                <w:bCs w:val="false"/>
+                <w:i w:val="false"/>
+                <w:iCs w:val="false"/>
+                <w:sz w:val="14"/>
+                <w:szCs w:val="14"/>
+              </w:rPr>
+              <w:t xml:space="preserve">1900–1910</w:t>
+            </w:r>
+          </w:p>
+        </w:tc>
+        <w:tc>
+          <w:tcPr>
+            <w:tcW w:type="dxa" w:w="820"/>
+            <w:tcMar>
+              <w:top w:type="dxa" w:w="40"/>
+              <w:left w:type="dxa" w:w="60"/>
+              <w:bottom w:type="dxa" w:w="40"/>
+              <w:right w:type="dxa" w:w="60"/>
+            </w:tcMar>
+          </w:tcPr>
+          <w:p>
+            <w:pPr>
+              <w:jc w:val="right"/>
+            </w:pPr>
+            <w:r>
+              <w:rPr>
+                <w:rFonts w:ascii="Times New Roman" w:cs="Times New Roman" w:eastAsia="Times New Roman" w:hAnsi="Times New Roman"/>
+                <w:b w:val="false"/>
+                <w:bCs w:val="false"/>
+                <w:i w:val="false"/>
+                <w:iCs w:val="false"/>
+                <w:sz w:val="14"/>
+                <w:szCs w:val="14"/>
+              </w:rPr>
+              <w:t xml:space="preserve">no hazardous trade by the next census</w:t>
+            </w:r>
+          </w:p>
+        </w:tc>
+        <w:tc>
+          <w:tcPr>
+            <w:tcW w:type="dxa" w:w="820"/>
+            <w:tcMar>
+              <w:top w:type="dxa" w:w="40"/>
+              <w:left w:type="dxa" w:w="60"/>
+              <w:bottom w:type="dxa" w:w="40"/>
+              <w:right w:type="dxa" w:w="60"/>
+            </w:tcMar>
+          </w:tcPr>
+          <w:p>
+            <w:pPr>
+              <w:jc w:val="right"/>
+            </w:pPr>
+            <w:r>
+              <w:rPr>
+                <w:rFonts w:ascii="Times New Roman" w:cs="Times New Roman" w:eastAsia="Times New Roman" w:hAnsi="Times New Roman"/>
+                <w:b w:val="false"/>
+                <w:bCs w:val="false"/>
+                <w:i w:val="false"/>
+                <w:iCs w:val="false"/>
+                <w:sz w:val="14"/>
+                <w:szCs w:val="14"/>
+              </w:rPr>
+              <w:t xml:space="preserve">297</w:t>
+            </w:r>
+          </w:p>
+        </w:tc>
+        <w:tc>
+          <w:tcPr>
+            <w:tcW w:type="dxa" w:w="820"/>
+            <w:tcMar>
+              <w:top w:type="dxa" w:w="40"/>
+              <w:left w:type="dxa" w:w="60"/>
+              <w:bottom w:type="dxa" w:w="40"/>
+              <w:right w:type="dxa" w:w="60"/>
+            </w:tcMar>
+          </w:tcPr>
+          <w:p>
+            <w:pPr>
+              <w:jc w:val="right"/>
+            </w:pPr>
+            <w:r>
+              <w:rPr>
+                <w:rFonts w:ascii="Times New Roman" w:cs="Times New Roman" w:eastAsia="Times New Roman" w:hAnsi="Times New Roman"/>
+                <w:b w:val="false"/>
+                <w:bCs w:val="false"/>
+                <w:i w:val="false"/>
+                <w:iCs w:val="false"/>
+                <w:sz w:val="14"/>
+                <w:szCs w:val="14"/>
+              </w:rPr>
+              <w:t xml:space="preserve">114,194</w:t>
+            </w:r>
+          </w:p>
+        </w:tc>
+        <w:tc>
+          <w:tcPr>
+            <w:tcW w:type="dxa" w:w="820"/>
+            <w:tcMar>
+              <w:top w:type="dxa" w:w="40"/>
+              <w:left w:type="dxa" w:w="60"/>
+              <w:bottom w:type="dxa" w:w="40"/>
+              <w:right w:type="dxa" w:w="60"/>
+            </w:tcMar>
+          </w:tcPr>
+          <w:p>
+            <w:pPr>
+              <w:jc w:val="right"/>
+            </w:pPr>
+            <w:r>
+              <w:rPr>
+                <w:rFonts w:ascii="Times New Roman" w:cs="Times New Roman" w:eastAsia="Times New Roman" w:hAnsi="Times New Roman"/>
+                <w:b w:val="false"/>
+                <w:bCs w:val="false"/>
+                <w:i w:val="false"/>
+                <w:iCs w:val="false"/>
+                <w:sz w:val="14"/>
+                <w:szCs w:val="14"/>
+              </w:rPr>
+              <w:t xml:space="preserve">2.77</w:t>
+            </w:r>
+          </w:p>
+        </w:tc>
+        <w:tc>
+          <w:tcPr>
+            <w:tcW w:type="dxa" w:w="820"/>
+            <w:tcMar>
+              <w:top w:type="dxa" w:w="40"/>
+              <w:left w:type="dxa" w:w="60"/>
+              <w:bottom w:type="dxa" w:w="40"/>
+              <w:right w:type="dxa" w:w="60"/>
+            </w:tcMar>
+          </w:tcPr>
+          <w:p>
+            <w:pPr>
+              <w:jc w:val="right"/>
+            </w:pPr>
+            <w:r>
+              <w:rPr>
+                <w:rFonts w:ascii="Times New Roman" w:cs="Times New Roman" w:eastAsia="Times New Roman" w:hAnsi="Times New Roman"/>
+                <w:b w:val="false"/>
+                <w:bCs w:val="false"/>
+                <w:i w:val="false"/>
+                <w:iCs w:val="false"/>
+                <w:sz w:val="14"/>
+                <w:szCs w:val="14"/>
+              </w:rPr>
+              <w:t xml:space="preserve">0.24</w:t>
+            </w:r>
+          </w:p>
+        </w:tc>
+        <w:tc>
+          <w:tcPr>
+            <w:tcW w:type="dxa" w:w="820"/>
+            <w:tcMar>
+              <w:top w:type="dxa" w:w="40"/>
+              <w:left w:type="dxa" w:w="60"/>
+              <w:bottom w:type="dxa" w:w="40"/>
+              <w:right w:type="dxa" w:w="60"/>
+            </w:tcMar>
+          </w:tcPr>
+          <w:p>
+            <w:pPr>
+              <w:jc w:val="right"/>
+            </w:pPr>
+            <w:r>
+              <w:rPr>
+                <w:rFonts w:ascii="Times New Roman" w:cs="Times New Roman" w:eastAsia="Times New Roman" w:hAnsi="Times New Roman"/>
+                <w:b w:val="false"/>
+                <w:bCs w:val="false"/>
+                <w:i w:val="false"/>
+                <w:iCs w:val="false"/>
+                <w:sz w:val="14"/>
+                <w:szCs w:val="14"/>
+              </w:rPr>
+              <w:t xml:space="preserve">19.29</w:t>
+            </w:r>
+          </w:p>
+        </w:tc>
+        <w:tc>
+          <w:tcPr>
+            <w:tcW w:type="dxa" w:w="820"/>
+            <w:tcMar>
+              <w:top w:type="dxa" w:w="40"/>
+              <w:left w:type="dxa" w:w="60"/>
+              <w:bottom w:type="dxa" w:w="40"/>
+              <w:right w:type="dxa" w:w="60"/>
+            </w:tcMar>
+          </w:tcPr>
+          <w:p>
+            <w:pPr>
+              <w:jc w:val="right"/>
+            </w:pPr>
+            <w:r>
+              <w:rPr>
+                <w:rFonts w:ascii="Times New Roman" w:cs="Times New Roman" w:eastAsia="Times New Roman" w:hAnsi="Times New Roman"/>
+                <w:b w:val="false"/>
+                <w:bCs w:val="false"/>
+                <w:i w:val="false"/>
+                <w:iCs w:val="false"/>
+                <w:sz w:val="14"/>
+                <w:szCs w:val="14"/>
+              </w:rPr>
+              <w:t xml:space="preserve">6.78</w:t>
+            </w:r>
+          </w:p>
+        </w:tc>
+        <w:tc>
+          <w:tcPr>
+            <w:tcW w:type="dxa" w:w="820"/>
+            <w:tcMar>
+              <w:top w:type="dxa" w:w="40"/>
+              <w:left w:type="dxa" w:w="60"/>
+              <w:bottom w:type="dxa" w:w="40"/>
+              <w:right w:type="dxa" w:w="60"/>
+            </w:tcMar>
+          </w:tcPr>
+          <w:p>
+            <w:pPr>
+              <w:jc w:val="right"/>
+            </w:pPr>
+            <w:r>
+              <w:rPr>
+                <w:rFonts w:ascii="Times New Roman" w:cs="Times New Roman" w:eastAsia="Times New Roman" w:hAnsi="Times New Roman"/>
+                <w:b w:val="false"/>
+                <w:bCs w:val="false"/>
+                <w:i w:val="false"/>
+                <w:iCs w:val="false"/>
+                <w:sz w:val="14"/>
+                <w:szCs w:val="14"/>
+              </w:rPr>
+              <w:t xml:space="preserve">30.43</w:t>
+            </w:r>
+          </w:p>
+        </w:tc>
+        <w:tc>
+          <w:tcPr>
+            <w:tcW w:type="dxa" w:w="820"/>
+            <w:tcMar>
+              <w:top w:type="dxa" w:w="40"/>
+              <w:left w:type="dxa" w:w="60"/>
+              <w:bottom w:type="dxa" w:w="40"/>
+              <w:right w:type="dxa" w:w="60"/>
+            </w:tcMar>
+          </w:tcPr>
+          <w:p>
+            <w:pPr>
+              <w:jc w:val="right"/>
+            </w:pPr>
+            <w:r>
+              <w:rPr>
+                <w:rFonts w:ascii="Times New Roman" w:cs="Times New Roman" w:eastAsia="Times New Roman" w:hAnsi="Times New Roman"/>
+                <w:b w:val="false"/>
+                <w:bCs w:val="false"/>
+                <w:i w:val="false"/>
+                <w:iCs w:val="false"/>
+                <w:sz w:val="14"/>
+                <w:szCs w:val="14"/>
+              </w:rPr>
+              <w:t xml:space="preserve">2.5</w:t>
+            </w:r>
+          </w:p>
+        </w:tc>
+        <w:tc>
+          <w:tcPr>
+            <w:tcW w:type="dxa" w:w="820"/>
+            <w:tcMar>
+              <w:top w:type="dxa" w:w="40"/>
+              <w:left w:type="dxa" w:w="60"/>
+              <w:bottom w:type="dxa" w:w="40"/>
+              <w:right w:type="dxa" w:w="60"/>
+            </w:tcMar>
+          </w:tcPr>
+          <w:p>
+            <w:pPr>
+              <w:jc w:val="right"/>
+            </w:pPr>
+            <w:r>
+              <w:rPr>
+                <w:rFonts w:ascii="Times New Roman" w:cs="Times New Roman" w:eastAsia="Times New Roman" w:hAnsi="Times New Roman"/>
+                <w:b w:val="false"/>
+                <w:bCs w:val="false"/>
+                <w:i w:val="false"/>
+                <w:iCs w:val="false"/>
+                <w:sz w:val="14"/>
+                <w:szCs w:val="14"/>
+              </w:rPr>
+              <w:t xml:space="preserve">−0.11</w:t>
+            </w:r>
+          </w:p>
+        </w:tc>
+        <w:tc>
+          <w:tcPr>
+            <w:tcW w:type="dxa" w:w="820"/>
+            <w:tcMar>
+              <w:top w:type="dxa" w:w="40"/>
+              <w:left w:type="dxa" w:w="60"/>
+              <w:bottom w:type="dxa" w:w="40"/>
+              <w:right w:type="dxa" w:w="60"/>
+            </w:tcMar>
+          </w:tcPr>
+          <w:p>
+            <w:pPr>
+              <w:jc w:val="right"/>
+            </w:pPr>
+            <w:r>
+              <w:rPr>
+                <w:rFonts w:ascii="Times New Roman" w:cs="Times New Roman" w:eastAsia="Times New Roman" w:hAnsi="Times New Roman"/>
+                <w:b w:val="false"/>
+                <w:bCs w:val="false"/>
+                <w:i w:val="false"/>
+                <w:iCs w:val="false"/>
+                <w:sz w:val="14"/>
+                <w:szCs w:val="14"/>
+              </w:rPr>
+              <w:t xml:space="preserve">+0.10</w:t>
+            </w:r>
+          </w:p>
+        </w:tc>
+        <w:tc>
+          <w:tcPr>
+            <w:tcW w:type="dxa" w:w="820"/>
+            <w:tcMar>
+              <w:top w:type="dxa" w:w="40"/>
+              <w:left w:type="dxa" w:w="60"/>
+              <w:bottom w:type="dxa" w:w="40"/>
+              <w:right w:type="dxa" w:w="60"/>
+            </w:tcMar>
+          </w:tcPr>
+          <w:p>
+            <w:pPr>
+              <w:jc w:val="right"/>
+            </w:pPr>
+            <w:r>
+              <w:rPr>
+                <w:rFonts w:ascii="Times New Roman" w:cs="Times New Roman" w:eastAsia="Times New Roman" w:hAnsi="Times New Roman"/>
+                <w:b w:val="false"/>
+                <w:bCs w:val="false"/>
+                <w:i w:val="false"/>
+                <w:iCs w:val="false"/>
+                <w:sz w:val="14"/>
+                <w:szCs w:val="14"/>
+              </w:rPr>
+              <w:t xml:space="preserve">−1.01</w:t>
+            </w:r>
+          </w:p>
+        </w:tc>
+        <w:tc>
+          <w:tcPr>
+            <w:tcW w:type="dxa" w:w="830"/>
+            <w:tcMar>
+              <w:top w:type="dxa" w:w="40"/>
+              <w:left w:type="dxa" w:w="60"/>
+              <w:bottom w:type="dxa" w:w="40"/>
+              <w:right w:type="dxa" w:w="60"/>
+            </w:tcMar>
+          </w:tcPr>
+          <w:p>
+            <w:pPr>
+              <w:jc w:val="right"/>
+            </w:pPr>
+            <w:r>
+              <w:rPr>
+                <w:rFonts w:ascii="Times New Roman" w:cs="Times New Roman" w:eastAsia="Times New Roman" w:hAnsi="Times New Roman"/>
+                <w:b w:val="false"/>
+                <w:bCs w:val="false"/>
+                <w:i w:val="false"/>
+                <w:iCs w:val="false"/>
+                <w:sz w:val="14"/>
+                <w:szCs w:val="14"/>
+              </w:rPr>
+              <w:t xml:space="preserve">+4.54</w:t>
+            </w:r>
+          </w:p>
+        </w:tc>
+      </w:tr>
+      <w:tr>
+        <w:trPr>
+          <w:tblHeader w:val="false"/>
+        </w:trPr>
+        <w:tc>
+          <w:tcPr>
+            <w:tcW w:type="dxa" w:w="3010"/>
+            <w:tcMar>
+              <w:top w:type="dxa" w:w="40"/>
+              <w:left w:type="dxa" w:w="60"/>
+              <w:bottom w:type="dxa" w:w="40"/>
+              <w:right w:type="dxa" w:w="60"/>
+            </w:tcMar>
+          </w:tcPr>
+          <w:p>
+            <w:pPr>
+              <w:jc w:val="left"/>
+            </w:pPr>
+            <w:r>
+              <w:rPr>
+                <w:rFonts w:ascii="Times New Roman" w:cs="Times New Roman" w:eastAsia="Times New Roman" w:hAnsi="Times New Roman"/>
+                <w:b w:val="false"/>
+                <w:bCs w:val="false"/>
+                <w:i w:val="false"/>
+                <w:iCs w:val="false"/>
+                <w:sz w:val="14"/>
+                <w:szCs w:val="14"/>
+              </w:rPr>
+              <w:t xml:space="preserve">1900–1910</w:t>
+            </w:r>
+          </w:p>
+        </w:tc>
+        <w:tc>
+          <w:tcPr>
+            <w:tcW w:type="dxa" w:w="820"/>
+            <w:tcMar>
+              <w:top w:type="dxa" w:w="40"/>
+              <w:left w:type="dxa" w:w="60"/>
+              <w:bottom w:type="dxa" w:w="40"/>
+              <w:right w:type="dxa" w:w="60"/>
+            </w:tcMar>
+          </w:tcPr>
+          <w:p>
+            <w:pPr>
+              <w:jc w:val="right"/>
+            </w:pPr>
+            <w:r>
+              <w:rPr>
+                <w:rFonts w:ascii="Times New Roman" w:cs="Times New Roman" w:eastAsia="Times New Roman" w:hAnsi="Times New Roman"/>
+                <w:b w:val="false"/>
+                <w:bCs w:val="false"/>
+                <w:i w:val="false"/>
+                <w:iCs w:val="false"/>
+                <w:sz w:val="14"/>
+                <w:szCs w:val="14"/>
+              </w:rPr>
+              <w:t xml:space="preserve">first hazardous trade arrives in the next decade</w:t>
+            </w:r>
+          </w:p>
+        </w:tc>
+        <w:tc>
+          <w:tcPr>
+            <w:tcW w:type="dxa" w:w="820"/>
+            <w:tcMar>
+              <w:top w:type="dxa" w:w="40"/>
+              <w:left w:type="dxa" w:w="60"/>
+              <w:bottom w:type="dxa" w:w="40"/>
+              <w:right w:type="dxa" w:w="60"/>
+            </w:tcMar>
+          </w:tcPr>
+          <w:p>
+            <w:pPr>
+              <w:jc w:val="right"/>
+            </w:pPr>
+            <w:r>
+              <w:rPr>
+                <w:rFonts w:ascii="Times New Roman" w:cs="Times New Roman" w:eastAsia="Times New Roman" w:hAnsi="Times New Roman"/>
+                <w:b w:val="false"/>
+                <w:bCs w:val="false"/>
+                <w:i w:val="false"/>
+                <w:iCs w:val="false"/>
+                <w:sz w:val="14"/>
+                <w:szCs w:val="14"/>
+              </w:rPr>
+              <w:t xml:space="preserve">1</w:t>
+            </w:r>
+          </w:p>
+        </w:tc>
+        <w:tc>
+          <w:tcPr>
+            <w:tcW w:type="dxa" w:w="820"/>
+            <w:tcMar>
+              <w:top w:type="dxa" w:w="40"/>
+              <w:left w:type="dxa" w:w="60"/>
+              <w:bottom w:type="dxa" w:w="40"/>
+              <w:right w:type="dxa" w:w="60"/>
+            </w:tcMar>
+          </w:tcPr>
+          <w:p>
+            <w:pPr>
+              <w:jc w:val="right"/>
+            </w:pPr>
+            <w:r>
+              <w:rPr>
+                <w:rFonts w:ascii="Times New Roman" w:cs="Times New Roman" w:eastAsia="Times New Roman" w:hAnsi="Times New Roman"/>
+                <w:b w:val="false"/>
+                <w:bCs w:val="false"/>
+                <w:i w:val="false"/>
+                <w:iCs w:val="false"/>
+                <w:sz w:val="14"/>
+                <w:szCs w:val="14"/>
+              </w:rPr>
+              <w:t xml:space="preserve">1,009</w:t>
+            </w:r>
+          </w:p>
+        </w:tc>
+        <w:tc>
+          <w:tcPr>
+            <w:tcW w:type="dxa" w:w="820"/>
+            <w:tcMar>
+              <w:top w:type="dxa" w:w="40"/>
+              <w:left w:type="dxa" w:w="60"/>
+              <w:bottom w:type="dxa" w:w="40"/>
+              <w:right w:type="dxa" w:w="60"/>
+            </w:tcMar>
+          </w:tcPr>
+          <w:p>
+            <w:pPr>
+              <w:jc w:val="right"/>
+            </w:pPr>
+            <w:r>
+              <w:rPr>
+                <w:rFonts w:ascii="Times New Roman" w:cs="Times New Roman" w:eastAsia="Times New Roman" w:hAnsi="Times New Roman"/>
+                <w:b w:val="false"/>
+                <w:bCs w:val="false"/>
+                <w:i w:val="false"/>
+                <w:iCs w:val="false"/>
+                <w:sz w:val="14"/>
+                <w:szCs w:val="14"/>
+              </w:rPr>
+              <w:t xml:space="preserve">2.21</w:t>
+            </w:r>
+          </w:p>
+        </w:tc>
+        <w:tc>
+          <w:tcPr>
+            <w:tcW w:type="dxa" w:w="820"/>
+            <w:tcMar>
+              <w:top w:type="dxa" w:w="40"/>
+              <w:left w:type="dxa" w:w="60"/>
+              <w:bottom w:type="dxa" w:w="40"/>
+              <w:right w:type="dxa" w:w="60"/>
+            </w:tcMar>
+          </w:tcPr>
+          <w:p>
+            <w:pPr>
+              <w:jc w:val="right"/>
+            </w:pPr>
+            <w:r>
+              <w:rPr>
+                <w:rFonts w:ascii="Times New Roman" w:cs="Times New Roman" w:eastAsia="Times New Roman" w:hAnsi="Times New Roman"/>
+                <w:b w:val="false"/>
+                <w:bCs w:val="false"/>
+                <w:i w:val="false"/>
+                <w:iCs w:val="false"/>
+                <w:sz w:val="14"/>
+                <w:szCs w:val="14"/>
+              </w:rPr>
+              <w:t xml:space="preserve">0.19</w:t>
+            </w:r>
+          </w:p>
+        </w:tc>
+        <w:tc>
+          <w:tcPr>
+            <w:tcW w:type="dxa" w:w="820"/>
+            <w:tcMar>
+              <w:top w:type="dxa" w:w="40"/>
+              <w:left w:type="dxa" w:w="60"/>
+              <w:bottom w:type="dxa" w:w="40"/>
+              <w:right w:type="dxa" w:w="60"/>
+            </w:tcMar>
+          </w:tcPr>
+          <w:p>
+            <w:pPr>
+              <w:jc w:val="right"/>
+            </w:pPr>
+            <w:r>
+              <w:rPr>
+                <w:rFonts w:ascii="Times New Roman" w:cs="Times New Roman" w:eastAsia="Times New Roman" w:hAnsi="Times New Roman"/>
+                <w:b w:val="false"/>
+                <w:bCs w:val="false"/>
+                <w:i w:val="false"/>
+                <w:iCs w:val="false"/>
+                <w:sz w:val="14"/>
+                <w:szCs w:val="14"/>
+              </w:rPr>
+              <w:t xml:space="preserve">30.88</w:t>
+            </w:r>
+          </w:p>
+        </w:tc>
+        <w:tc>
+          <w:tcPr>
+            <w:tcW w:type="dxa" w:w="820"/>
+            <w:tcMar>
+              <w:top w:type="dxa" w:w="40"/>
+              <w:left w:type="dxa" w:w="60"/>
+              <w:bottom w:type="dxa" w:w="40"/>
+              <w:right w:type="dxa" w:w="60"/>
+            </w:tcMar>
+          </w:tcPr>
+          <w:p>
+            <w:pPr>
+              <w:jc w:val="right"/>
+            </w:pPr>
+            <w:r>
+              <w:rPr>
+                <w:rFonts w:ascii="Times New Roman" w:cs="Times New Roman" w:eastAsia="Times New Roman" w:hAnsi="Times New Roman"/>
+                <w:b w:val="false"/>
+                <w:bCs w:val="false"/>
+                <w:i w:val="false"/>
+                <w:iCs w:val="false"/>
+                <w:sz w:val="14"/>
+                <w:szCs w:val="14"/>
+              </w:rPr>
+              <w:t xml:space="preserve">13.3</w:t>
+            </w:r>
+          </w:p>
+        </w:tc>
+        <w:tc>
+          <w:tcPr>
+            <w:tcW w:type="dxa" w:w="820"/>
+            <w:tcMar>
+              <w:top w:type="dxa" w:w="40"/>
+              <w:left w:type="dxa" w:w="60"/>
+              <w:bottom w:type="dxa" w:w="40"/>
+              <w:right w:type="dxa" w:w="60"/>
+            </w:tcMar>
+          </w:tcPr>
+          <w:p>
+            <w:pPr>
+              <w:jc w:val="right"/>
+            </w:pPr>
+            <w:r>
+              <w:rPr>
+                <w:rFonts w:ascii="Times New Roman" w:cs="Times New Roman" w:eastAsia="Times New Roman" w:hAnsi="Times New Roman"/>
+                <w:b w:val="false"/>
+                <w:bCs w:val="false"/>
+                <w:i w:val="false"/>
+                <w:iCs w:val="false"/>
+                <w:sz w:val="14"/>
+                <w:szCs w:val="14"/>
+              </w:rPr>
+              <w:t xml:space="preserve">30.92</w:t>
+            </w:r>
+          </w:p>
+        </w:tc>
+        <w:tc>
+          <w:tcPr>
+            <w:tcW w:type="dxa" w:w="820"/>
+            <w:tcMar>
+              <w:top w:type="dxa" w:w="40"/>
+              <w:left w:type="dxa" w:w="60"/>
+              <w:bottom w:type="dxa" w:w="40"/>
+              <w:right w:type="dxa" w:w="60"/>
+            </w:tcMar>
+          </w:tcPr>
+          <w:p>
+            <w:pPr>
+              <w:jc w:val="right"/>
+            </w:pPr>
+            <w:r>
+              <w:rPr>
+                <w:rFonts w:ascii="Times New Roman" w:cs="Times New Roman" w:eastAsia="Times New Roman" w:hAnsi="Times New Roman"/>
+                <w:b w:val="false"/>
+                <w:bCs w:val="false"/>
+                <w:i w:val="false"/>
+                <w:iCs w:val="false"/>
+                <w:sz w:val="14"/>
+                <w:szCs w:val="14"/>
+              </w:rPr>
+              <w:t xml:space="preserve">3.21</w:t>
+            </w:r>
+          </w:p>
+        </w:tc>
+        <w:tc>
+          <w:tcPr>
+            <w:tcW w:type="dxa" w:w="820"/>
+            <w:tcMar>
+              <w:top w:type="dxa" w:w="40"/>
+              <w:left w:type="dxa" w:w="60"/>
+              <w:bottom w:type="dxa" w:w="40"/>
+              <w:right w:type="dxa" w:w="60"/>
+            </w:tcMar>
+          </w:tcPr>
+          <w:p>
+            <w:pPr>
+              <w:jc w:val="right"/>
+            </w:pPr>
+            <w:r>
+              <w:rPr>
+                <w:rFonts w:ascii="Times New Roman" w:cs="Times New Roman" w:eastAsia="Times New Roman" w:hAnsi="Times New Roman"/>
+                <w:b w:val="false"/>
+                <w:bCs w:val="false"/>
+                <w:i w:val="false"/>
+                <w:iCs w:val="false"/>
+                <w:sz w:val="14"/>
+                <w:szCs w:val="14"/>
+              </w:rPr>
+              <w:t xml:space="preserve">+2.78</w:t>
+            </w:r>
+          </w:p>
+        </w:tc>
+        <w:tc>
+          <w:tcPr>
+            <w:tcW w:type="dxa" w:w="820"/>
+            <w:tcMar>
+              <w:top w:type="dxa" w:w="40"/>
+              <w:left w:type="dxa" w:w="60"/>
+              <w:bottom w:type="dxa" w:w="40"/>
+              <w:right w:type="dxa" w:w="60"/>
+            </w:tcMar>
+          </w:tcPr>
+          <w:p>
+            <w:pPr>
+              <w:jc w:val="right"/>
+            </w:pPr>
+            <w:r>
+              <w:rPr>
+                <w:rFonts w:ascii="Times New Roman" w:cs="Times New Roman" w:eastAsia="Times New Roman" w:hAnsi="Times New Roman"/>
+                <w:b w:val="false"/>
+                <w:bCs w:val="false"/>
+                <w:i w:val="false"/>
+                <w:iCs w:val="false"/>
+                <w:sz w:val="14"/>
+                <w:szCs w:val="14"/>
+              </w:rPr>
+              <w:t xml:space="preserve">−0.04</w:t>
+            </w:r>
+          </w:p>
+        </w:tc>
+        <w:tc>
+          <w:tcPr>
+            <w:tcW w:type="dxa" w:w="820"/>
+            <w:tcMar>
+              <w:top w:type="dxa" w:w="40"/>
+              <w:left w:type="dxa" w:w="60"/>
+              <w:bottom w:type="dxa" w:w="40"/>
+              <w:right w:type="dxa" w:w="60"/>
+            </w:tcMar>
+          </w:tcPr>
+          <w:p>
+            <w:pPr>
+              <w:jc w:val="right"/>
+            </w:pPr>
+            <w:r>
+              <w:rPr>
+                <w:rFonts w:ascii="Times New Roman" w:cs="Times New Roman" w:eastAsia="Times New Roman" w:hAnsi="Times New Roman"/>
+                <w:b w:val="false"/>
+                <w:bCs w:val="false"/>
+                <w:i w:val="false"/>
+                <w:iCs w:val="false"/>
+                <w:sz w:val="14"/>
+                <w:szCs w:val="14"/>
+              </w:rPr>
+              <w:t xml:space="preserve">−7.79</w:t>
+            </w:r>
+          </w:p>
+        </w:tc>
+        <w:tc>
+          <w:tcPr>
+            <w:tcW w:type="dxa" w:w="830"/>
+            <w:tcMar>
+              <w:top w:type="dxa" w:w="40"/>
+              <w:left w:type="dxa" w:w="60"/>
+              <w:bottom w:type="dxa" w:w="40"/>
+              <w:right w:type="dxa" w:w="60"/>
+            </w:tcMar>
+          </w:tcPr>
+          <w:p>
+            <w:pPr>
+              <w:jc w:val="right"/>
+            </w:pPr>
+            <w:r>
+              <w:rPr>
+                <w:rFonts w:ascii="Times New Roman" w:cs="Times New Roman" w:eastAsia="Times New Roman" w:hAnsi="Times New Roman"/>
+                <w:b w:val="false"/>
+                <w:bCs w:val="false"/>
+                <w:i w:val="false"/>
+                <w:iCs w:val="false"/>
+                <w:sz w:val="14"/>
+                <w:szCs w:val="14"/>
+              </w:rPr>
+              <w:t xml:space="preserve">−0.52</w:t>
+            </w:r>
+          </w:p>
+        </w:tc>
+      </w:tr>
+      <w:tr>
+        <w:trPr>
+          <w:tblHeader w:val="false"/>
+        </w:trPr>
+        <w:tc>
+          <w:tcPr>
+            <w:tcW w:type="dxa" w:w="3010"/>
+            <w:tcMar>
+              <w:top w:type="dxa" w:w="40"/>
+              <w:left w:type="dxa" w:w="60"/>
+              <w:bottom w:type="dxa" w:w="40"/>
+              <w:right w:type="dxa" w:w="60"/>
+            </w:tcMar>
+          </w:tcPr>
+          <w:p>
+            <w:pPr>
+              <w:jc w:val="left"/>
+            </w:pPr>
+            <w:r>
+              <w:rPr>
+                <w:rFonts w:ascii="Times New Roman" w:cs="Times New Roman" w:eastAsia="Times New Roman" w:hAnsi="Times New Roman"/>
+                <w:b w:val="false"/>
+                <w:bCs w:val="false"/>
+                <w:i w:val="false"/>
+                <w:iCs w:val="false"/>
+                <w:sz w:val="14"/>
+                <w:szCs w:val="14"/>
+              </w:rPr>
+              <w:t xml:space="preserve">1910–1920</w:t>
+            </w:r>
+          </w:p>
+        </w:tc>
+        <w:tc>
+          <w:tcPr>
+            <w:tcW w:type="dxa" w:w="820"/>
+            <w:tcMar>
+              <w:top w:type="dxa" w:w="40"/>
+              <w:left w:type="dxa" w:w="60"/>
+              <w:bottom w:type="dxa" w:w="40"/>
+              <w:right w:type="dxa" w:w="60"/>
+            </w:tcMar>
+          </w:tcPr>
+          <w:p>
+            <w:pPr>
+              <w:jc w:val="right"/>
+            </w:pPr>
+            <w:r>
+              <w:rPr>
+                <w:rFonts w:ascii="Times New Roman" w:cs="Times New Roman" w:eastAsia="Times New Roman" w:hAnsi="Times New Roman"/>
+                <w:b w:val="false"/>
+                <w:bCs w:val="false"/>
+                <w:i w:val="false"/>
+                <w:iCs w:val="false"/>
+                <w:sz w:val="14"/>
+                <w:szCs w:val="14"/>
+              </w:rPr>
+              <w:t xml:space="preserve">no hazardous trade by the next census</w:t>
+            </w:r>
+          </w:p>
+        </w:tc>
+        <w:tc>
+          <w:tcPr>
+            <w:tcW w:type="dxa" w:w="820"/>
+            <w:tcMar>
+              <w:top w:type="dxa" w:w="40"/>
+              <w:left w:type="dxa" w:w="60"/>
+              <w:bottom w:type="dxa" w:w="40"/>
+              <w:right w:type="dxa" w:w="60"/>
+            </w:tcMar>
+          </w:tcPr>
+          <w:p>
+            <w:pPr>
+              <w:jc w:val="right"/>
+            </w:pPr>
+            <w:r>
+              <w:rPr>
+                <w:rFonts w:ascii="Times New Roman" w:cs="Times New Roman" w:eastAsia="Times New Roman" w:hAnsi="Times New Roman"/>
+                <w:b w:val="false"/>
+                <w:bCs w:val="false"/>
+                <w:i w:val="false"/>
+                <w:iCs w:val="false"/>
+                <w:sz w:val="14"/>
+                <w:szCs w:val="14"/>
+              </w:rPr>
+              <w:t xml:space="preserve">270</w:t>
+            </w:r>
+          </w:p>
+        </w:tc>
+        <w:tc>
+          <w:tcPr>
+            <w:tcW w:type="dxa" w:w="820"/>
+            <w:tcMar>
+              <w:top w:type="dxa" w:w="40"/>
+              <w:left w:type="dxa" w:w="60"/>
+              <w:bottom w:type="dxa" w:w="40"/>
+              <w:right w:type="dxa" w:w="60"/>
+            </w:tcMar>
+          </w:tcPr>
+          <w:p>
+            <w:pPr>
+              <w:jc w:val="right"/>
+            </w:pPr>
+            <w:r>
+              <w:rPr>
+                <w:rFonts w:ascii="Times New Roman" w:cs="Times New Roman" w:eastAsia="Times New Roman" w:hAnsi="Times New Roman"/>
+                <w:b w:val="false"/>
+                <w:bCs w:val="false"/>
+                <w:i w:val="false"/>
+                <w:iCs w:val="false"/>
+                <w:sz w:val="14"/>
+                <w:szCs w:val="14"/>
+              </w:rPr>
+              <w:t xml:space="preserve">138,955</w:t>
+            </w:r>
+          </w:p>
+        </w:tc>
+        <w:tc>
+          <w:tcPr>
+            <w:tcW w:type="dxa" w:w="820"/>
+            <w:tcMar>
+              <w:top w:type="dxa" w:w="40"/>
+              <w:left w:type="dxa" w:w="60"/>
+              <w:bottom w:type="dxa" w:w="40"/>
+              <w:right w:type="dxa" w:w="60"/>
+            </w:tcMar>
+          </w:tcPr>
+          <w:p>
+            <w:pPr>
+              <w:jc w:val="right"/>
+            </w:pPr>
+            <w:r>
+              <w:rPr>
+                <w:rFonts w:ascii="Times New Roman" w:cs="Times New Roman" w:eastAsia="Times New Roman" w:hAnsi="Times New Roman"/>
+                <w:b w:val="false"/>
+                <w:bCs w:val="false"/>
+                <w:i w:val="false"/>
+                <w:iCs w:val="false"/>
+                <w:sz w:val="14"/>
+                <w:szCs w:val="14"/>
+              </w:rPr>
+              <w:t xml:space="preserve">2.12</w:t>
+            </w:r>
+          </w:p>
+        </w:tc>
+        <w:tc>
+          <w:tcPr>
+            <w:tcW w:type="dxa" w:w="820"/>
+            <w:tcMar>
+              <w:top w:type="dxa" w:w="40"/>
+              <w:left w:type="dxa" w:w="60"/>
+              <w:bottom w:type="dxa" w:w="40"/>
+              <w:right w:type="dxa" w:w="60"/>
+            </w:tcMar>
+          </w:tcPr>
+          <w:p>
+            <w:pPr>
+              <w:jc w:val="right"/>
+            </w:pPr>
+            <w:r>
+              <w:rPr>
+                <w:rFonts w:ascii="Times New Roman" w:cs="Times New Roman" w:eastAsia="Times New Roman" w:hAnsi="Times New Roman"/>
+                <w:b w:val="false"/>
+                <w:bCs w:val="false"/>
+                <w:i w:val="false"/>
+                <w:iCs w:val="false"/>
+                <w:sz w:val="14"/>
+                <w:szCs w:val="14"/>
+              </w:rPr>
+              <w:t xml:space="preserve">0.33</w:t>
+            </w:r>
+          </w:p>
+        </w:tc>
+        <w:tc>
+          <w:tcPr>
+            <w:tcW w:type="dxa" w:w="820"/>
+            <w:tcMar>
+              <w:top w:type="dxa" w:w="40"/>
+              <w:left w:type="dxa" w:w="60"/>
+              <w:bottom w:type="dxa" w:w="40"/>
+              <w:right w:type="dxa" w:w="60"/>
+            </w:tcMar>
+          </w:tcPr>
+          <w:p>
+            <w:pPr>
+              <w:jc w:val="right"/>
+            </w:pPr>
+            <w:r>
+              <w:rPr>
+                <w:rFonts w:ascii="Times New Roman" w:cs="Times New Roman" w:eastAsia="Times New Roman" w:hAnsi="Times New Roman"/>
+                <w:b w:val="false"/>
+                <w:bCs w:val="false"/>
+                <w:i w:val="false"/>
+                <w:iCs w:val="false"/>
+                <w:sz w:val="14"/>
+                <w:szCs w:val="14"/>
+              </w:rPr>
+              <w:t xml:space="preserve">17.71</w:t>
+            </w:r>
+          </w:p>
+        </w:tc>
+        <w:tc>
+          <w:tcPr>
+            <w:tcW w:type="dxa" w:w="820"/>
+            <w:tcMar>
+              <w:top w:type="dxa" w:w="40"/>
+              <w:left w:type="dxa" w:w="60"/>
+              <w:bottom w:type="dxa" w:w="40"/>
+              <w:right w:type="dxa" w:w="60"/>
+            </w:tcMar>
+          </w:tcPr>
+          <w:p>
+            <w:pPr>
+              <w:jc w:val="right"/>
+            </w:pPr>
+            <w:r>
+              <w:rPr>
+                <w:rFonts w:ascii="Times New Roman" w:cs="Times New Roman" w:eastAsia="Times New Roman" w:hAnsi="Times New Roman"/>
+                <w:b w:val="false"/>
+                <w:bCs w:val="false"/>
+                <w:i w:val="false"/>
+                <w:iCs w:val="false"/>
+                <w:sz w:val="14"/>
+                <w:szCs w:val="14"/>
+              </w:rPr>
+              <w:t xml:space="preserve">6.18</w:t>
+            </w:r>
+          </w:p>
+        </w:tc>
+        <w:tc>
+          <w:tcPr>
+            <w:tcW w:type="dxa" w:w="820"/>
+            <w:tcMar>
+              <w:top w:type="dxa" w:w="40"/>
+              <w:left w:type="dxa" w:w="60"/>
+              <w:bottom w:type="dxa" w:w="40"/>
+              <w:right w:type="dxa" w:w="60"/>
+            </w:tcMar>
+          </w:tcPr>
+          <w:p>
+            <w:pPr>
+              <w:jc w:val="right"/>
+            </w:pPr>
+            <w:r>
+              <w:rPr>
+                <w:rFonts w:ascii="Times New Roman" w:cs="Times New Roman" w:eastAsia="Times New Roman" w:hAnsi="Times New Roman"/>
+                <w:b w:val="false"/>
+                <w:bCs w:val="false"/>
+                <w:i w:val="false"/>
+                <w:iCs w:val="false"/>
+                <w:sz w:val="14"/>
+                <w:szCs w:val="14"/>
+              </w:rPr>
+              <w:t xml:space="preserve">38.55</w:t>
+            </w:r>
+          </w:p>
+        </w:tc>
+        <w:tc>
+          <w:tcPr>
+            <w:tcW w:type="dxa" w:w="820"/>
+            <w:tcMar>
+              <w:top w:type="dxa" w:w="40"/>
+              <w:left w:type="dxa" w:w="60"/>
+              <w:bottom w:type="dxa" w:w="40"/>
+              <w:right w:type="dxa" w:w="60"/>
+            </w:tcMar>
+          </w:tcPr>
+          <w:p>
+            <w:pPr>
+              <w:jc w:val="right"/>
+            </w:pPr>
+            <w:r>
+              <w:rPr>
+                <w:rFonts w:ascii="Times New Roman" w:cs="Times New Roman" w:eastAsia="Times New Roman" w:hAnsi="Times New Roman"/>
+                <w:b w:val="false"/>
+                <w:bCs w:val="false"/>
+                <w:i w:val="false"/>
+                <w:iCs w:val="false"/>
+                <w:sz w:val="14"/>
+                <w:szCs w:val="14"/>
+              </w:rPr>
+              <w:t xml:space="preserve">2.99</w:t>
+            </w:r>
+          </w:p>
+        </w:tc>
+        <w:tc>
+          <w:tcPr>
+            <w:tcW w:type="dxa" w:w="820"/>
+            <w:tcMar>
+              <w:top w:type="dxa" w:w="40"/>
+              <w:left w:type="dxa" w:w="60"/>
+              <w:bottom w:type="dxa" w:w="40"/>
+              <w:right w:type="dxa" w:w="60"/>
+            </w:tcMar>
+          </w:tcPr>
+          <w:p>
+            <w:pPr>
+              <w:jc w:val="right"/>
+            </w:pPr>
+            <w:r>
+              <w:rPr>
+                <w:rFonts w:ascii="Times New Roman" w:cs="Times New Roman" w:eastAsia="Times New Roman" w:hAnsi="Times New Roman"/>
+                <w:b w:val="false"/>
+                <w:bCs w:val="false"/>
+                <w:i w:val="false"/>
+                <w:iCs w:val="false"/>
+                <w:sz w:val="14"/>
+                <w:szCs w:val="14"/>
+              </w:rPr>
+              <w:t xml:space="preserve">+0.00</w:t>
+            </w:r>
+          </w:p>
+        </w:tc>
+        <w:tc>
+          <w:tcPr>
+            <w:tcW w:type="dxa" w:w="820"/>
+            <w:tcMar>
+              <w:top w:type="dxa" w:w="40"/>
+              <w:left w:type="dxa" w:w="60"/>
+              <w:bottom w:type="dxa" w:w="40"/>
+              <w:right w:type="dxa" w:w="60"/>
+            </w:tcMar>
+          </w:tcPr>
+          <w:p>
+            <w:pPr>
+              <w:jc w:val="right"/>
+            </w:pPr>
+            <w:r>
+              <w:rPr>
+                <w:rFonts w:ascii="Times New Roman" w:cs="Times New Roman" w:eastAsia="Times New Roman" w:hAnsi="Times New Roman"/>
+                <w:b w:val="false"/>
+                <w:bCs w:val="false"/>
+                <w:i w:val="false"/>
+                <w:iCs w:val="false"/>
+                <w:sz w:val="14"/>
+                <w:szCs w:val="14"/>
+              </w:rPr>
+              <w:t xml:space="preserve">+0.39</w:t>
+            </w:r>
+          </w:p>
+        </w:tc>
+        <w:tc>
+          <w:tcPr>
+            <w:tcW w:type="dxa" w:w="820"/>
+            <w:tcMar>
+              <w:top w:type="dxa" w:w="40"/>
+              <w:left w:type="dxa" w:w="60"/>
+              <w:bottom w:type="dxa" w:w="40"/>
+              <w:right w:type="dxa" w:w="60"/>
+            </w:tcMar>
+          </w:tcPr>
+          <w:p>
+            <w:pPr>
+              <w:jc w:val="right"/>
+            </w:pPr>
+            <w:r>
+              <w:rPr>
+                <w:rFonts w:ascii="Times New Roman" w:cs="Times New Roman" w:eastAsia="Times New Roman" w:hAnsi="Times New Roman"/>
+                <w:b w:val="false"/>
+                <w:bCs w:val="false"/>
+                <w:i w:val="false"/>
+                <w:iCs w:val="false"/>
+                <w:sz w:val="14"/>
+                <w:szCs w:val="14"/>
+              </w:rPr>
+              <w:t xml:space="preserve">−2.73</w:t>
+            </w:r>
+          </w:p>
+        </w:tc>
+        <w:tc>
+          <w:tcPr>
+            <w:tcW w:type="dxa" w:w="830"/>
+            <w:tcMar>
+              <w:top w:type="dxa" w:w="40"/>
+              <w:left w:type="dxa" w:w="60"/>
+              <w:bottom w:type="dxa" w:w="40"/>
+              <w:right w:type="dxa" w:w="60"/>
+            </w:tcMar>
+          </w:tcPr>
+          <w:p>
+            <w:pPr>
+              <w:jc w:val="right"/>
+            </w:pPr>
+            <w:r>
+              <w:rPr>
+                <w:rFonts w:ascii="Times New Roman" w:cs="Times New Roman" w:eastAsia="Times New Roman" w:hAnsi="Times New Roman"/>
+                <w:b w:val="false"/>
+                <w:bCs w:val="false"/>
+                <w:i w:val="false"/>
+                <w:iCs w:val="false"/>
+                <w:sz w:val="14"/>
+                <w:szCs w:val="14"/>
+              </w:rPr>
+              <w:t xml:space="preserve">+2.05</w:t>
+            </w:r>
+          </w:p>
+        </w:tc>
+      </w:tr>
+      <w:tr>
+        <w:trPr>
+          <w:tblHeader w:val="false"/>
+        </w:trPr>
+        <w:tc>
+          <w:tcPr>
+            <w:tcW w:type="dxa" w:w="3010"/>
+            <w:tcMar>
+              <w:top w:type="dxa" w:w="40"/>
+              <w:left w:type="dxa" w:w="60"/>
+              <w:bottom w:type="dxa" w:w="40"/>
+              <w:right w:type="dxa" w:w="60"/>
+            </w:tcMar>
+          </w:tcPr>
+          <w:p>
+            <w:pPr>
+              <w:jc w:val="left"/>
+            </w:pPr>
+            <w:r>
+              <w:rPr>
+                <w:rFonts w:ascii="Times New Roman" w:cs="Times New Roman" w:eastAsia="Times New Roman" w:hAnsi="Times New Roman"/>
+                <w:b w:val="false"/>
+                <w:bCs w:val="false"/>
+                <w:i w:val="false"/>
+                <w:iCs w:val="false"/>
+                <w:sz w:val="14"/>
+                <w:szCs w:val="14"/>
+              </w:rPr>
+              <w:t xml:space="preserve">1910–1920</w:t>
+            </w:r>
+          </w:p>
+        </w:tc>
+        <w:tc>
+          <w:tcPr>
+            <w:tcW w:type="dxa" w:w="820"/>
+            <w:tcMar>
+              <w:top w:type="dxa" w:w="40"/>
+              <w:left w:type="dxa" w:w="60"/>
+              <w:bottom w:type="dxa" w:w="40"/>
+              <w:right w:type="dxa" w:w="60"/>
+            </w:tcMar>
+          </w:tcPr>
+          <w:p>
+            <w:pPr>
+              <w:jc w:val="right"/>
+            </w:pPr>
+            <w:r>
+              <w:rPr>
+                <w:rFonts w:ascii="Times New Roman" w:cs="Times New Roman" w:eastAsia="Times New Roman" w:hAnsi="Times New Roman"/>
+                <w:b w:val="false"/>
+                <w:bCs w:val="false"/>
+                <w:i w:val="false"/>
+                <w:iCs w:val="false"/>
+                <w:sz w:val="14"/>
+                <w:szCs w:val="14"/>
+              </w:rPr>
+              <w:t xml:space="preserve">first hazardous trade arrives in the next decade</w:t>
+            </w:r>
+          </w:p>
+        </w:tc>
+        <w:tc>
+          <w:tcPr>
+            <w:tcW w:type="dxa" w:w="820"/>
+            <w:tcMar>
+              <w:top w:type="dxa" w:w="40"/>
+              <w:left w:type="dxa" w:w="60"/>
+              <w:bottom w:type="dxa" w:w="40"/>
+              <w:right w:type="dxa" w:w="60"/>
+            </w:tcMar>
+          </w:tcPr>
+          <w:p>
+            <w:pPr>
+              <w:jc w:val="right"/>
+            </w:pPr>
+            <w:r>
+              <w:rPr>
+                <w:rFonts w:ascii="Times New Roman" w:cs="Times New Roman" w:eastAsia="Times New Roman" w:hAnsi="Times New Roman"/>
+                <w:b w:val="false"/>
+                <w:bCs w:val="false"/>
+                <w:i w:val="false"/>
+                <w:iCs w:val="false"/>
+                <w:sz w:val="14"/>
+                <w:szCs w:val="14"/>
+              </w:rPr>
+              <w:t xml:space="preserve">27</w:t>
+            </w:r>
+          </w:p>
+        </w:tc>
+        <w:tc>
+          <w:tcPr>
+            <w:tcW w:type="dxa" w:w="820"/>
+            <w:tcMar>
+              <w:top w:type="dxa" w:w="40"/>
+              <w:left w:type="dxa" w:w="60"/>
+              <w:bottom w:type="dxa" w:w="40"/>
+              <w:right w:type="dxa" w:w="60"/>
+            </w:tcMar>
+          </w:tcPr>
+          <w:p>
+            <w:pPr>
+              <w:jc w:val="right"/>
+            </w:pPr>
+            <w:r>
+              <w:rPr>
+                <w:rFonts w:ascii="Times New Roman" w:cs="Times New Roman" w:eastAsia="Times New Roman" w:hAnsi="Times New Roman"/>
+                <w:b w:val="false"/>
+                <w:bCs w:val="false"/>
+                <w:i w:val="false"/>
+                <w:iCs w:val="false"/>
+                <w:sz w:val="14"/>
+                <w:szCs w:val="14"/>
+              </w:rPr>
+              <w:t xml:space="preserve">34,351</w:t>
+            </w:r>
+          </w:p>
+        </w:tc>
+        <w:tc>
+          <w:tcPr>
+            <w:tcW w:type="dxa" w:w="820"/>
+            <w:tcMar>
+              <w:top w:type="dxa" w:w="40"/>
+              <w:left w:type="dxa" w:w="60"/>
+              <w:bottom w:type="dxa" w:w="40"/>
+              <w:right w:type="dxa" w:w="60"/>
+            </w:tcMar>
+          </w:tcPr>
+          <w:p>
+            <w:pPr>
+              <w:jc w:val="right"/>
+            </w:pPr>
+            <w:r>
+              <w:rPr>
+                <w:rFonts w:ascii="Times New Roman" w:cs="Times New Roman" w:eastAsia="Times New Roman" w:hAnsi="Times New Roman"/>
+                <w:b w:val="false"/>
+                <w:bCs w:val="false"/>
+                <w:i w:val="false"/>
+                <w:iCs w:val="false"/>
+                <w:sz w:val="14"/>
+                <w:szCs w:val="14"/>
+              </w:rPr>
+              <w:t xml:space="preserve">4.87</w:t>
+            </w:r>
+          </w:p>
+        </w:tc>
+        <w:tc>
+          <w:tcPr>
+            <w:tcW w:type="dxa" w:w="820"/>
+            <w:tcMar>
+              <w:top w:type="dxa" w:w="40"/>
+              <w:left w:type="dxa" w:w="60"/>
+              <w:bottom w:type="dxa" w:w="40"/>
+              <w:right w:type="dxa" w:w="60"/>
+            </w:tcMar>
+          </w:tcPr>
+          <w:p>
+            <w:pPr>
+              <w:jc w:val="right"/>
+            </w:pPr>
+            <w:r>
+              <w:rPr>
+                <w:rFonts w:ascii="Times New Roman" w:cs="Times New Roman" w:eastAsia="Times New Roman" w:hAnsi="Times New Roman"/>
+                <w:b w:val="false"/>
+                <w:bCs w:val="false"/>
+                <w:i w:val="false"/>
+                <w:iCs w:val="false"/>
+                <w:sz w:val="14"/>
+                <w:szCs w:val="14"/>
+              </w:rPr>
+              <w:t xml:space="preserve">0.4</w:t>
+            </w:r>
+          </w:p>
+        </w:tc>
+        <w:tc>
+          <w:tcPr>
+            <w:tcW w:type="dxa" w:w="820"/>
+            <w:tcMar>
+              <w:top w:type="dxa" w:w="40"/>
+              <w:left w:type="dxa" w:w="60"/>
+              <w:bottom w:type="dxa" w:w="40"/>
+              <w:right w:type="dxa" w:w="60"/>
+            </w:tcMar>
+          </w:tcPr>
+          <w:p>
+            <w:pPr>
+              <w:jc w:val="right"/>
+            </w:pPr>
+            <w:r>
+              <w:rPr>
+                <w:rFonts w:ascii="Times New Roman" w:cs="Times New Roman" w:eastAsia="Times New Roman" w:hAnsi="Times New Roman"/>
+                <w:b w:val="false"/>
+                <w:bCs w:val="false"/>
+                <w:i w:val="false"/>
+                <w:iCs w:val="false"/>
+                <w:sz w:val="14"/>
+                <w:szCs w:val="14"/>
+              </w:rPr>
+              <w:t xml:space="preserve">20.6</w:t>
+            </w:r>
+          </w:p>
+        </w:tc>
+        <w:tc>
+          <w:tcPr>
+            <w:tcW w:type="dxa" w:w="820"/>
+            <w:tcMar>
+              <w:top w:type="dxa" w:w="40"/>
+              <w:left w:type="dxa" w:w="60"/>
+              <w:bottom w:type="dxa" w:w="40"/>
+              <w:right w:type="dxa" w:w="60"/>
+            </w:tcMar>
+          </w:tcPr>
+          <w:p>
+            <w:pPr>
+              <w:jc w:val="right"/>
+            </w:pPr>
+            <w:r>
+              <w:rPr>
+                <w:rFonts w:ascii="Times New Roman" w:cs="Times New Roman" w:eastAsia="Times New Roman" w:hAnsi="Times New Roman"/>
+                <w:b w:val="false"/>
+                <w:bCs w:val="false"/>
+                <w:i w:val="false"/>
+                <w:iCs w:val="false"/>
+                <w:sz w:val="14"/>
+                <w:szCs w:val="14"/>
+              </w:rPr>
+              <w:t xml:space="preserve">7.39</w:t>
+            </w:r>
+          </w:p>
+        </w:tc>
+        <w:tc>
+          <w:tcPr>
+            <w:tcW w:type="dxa" w:w="820"/>
+            <w:tcMar>
+              <w:top w:type="dxa" w:w="40"/>
+              <w:left w:type="dxa" w:w="60"/>
+              <w:bottom w:type="dxa" w:w="40"/>
+              <w:right w:type="dxa" w:w="60"/>
+            </w:tcMar>
+          </w:tcPr>
+          <w:p>
+            <w:pPr>
+              <w:jc w:val="right"/>
+            </w:pPr>
+            <w:r>
+              <w:rPr>
+                <w:rFonts w:ascii="Times New Roman" w:cs="Times New Roman" w:eastAsia="Times New Roman" w:hAnsi="Times New Roman"/>
+                <w:b w:val="false"/>
+                <w:bCs w:val="false"/>
+                <w:i w:val="false"/>
+                <w:iCs w:val="false"/>
+                <w:sz w:val="14"/>
+                <w:szCs w:val="14"/>
+              </w:rPr>
+              <w:t xml:space="preserve">20.31</w:t>
+            </w:r>
+          </w:p>
+        </w:tc>
+        <w:tc>
+          <w:tcPr>
+            <w:tcW w:type="dxa" w:w="820"/>
+            <w:tcMar>
+              <w:top w:type="dxa" w:w="40"/>
+              <w:left w:type="dxa" w:w="60"/>
+              <w:bottom w:type="dxa" w:w="40"/>
+              <w:right w:type="dxa" w:w="60"/>
+            </w:tcMar>
+          </w:tcPr>
+          <w:p>
+            <w:pPr>
+              <w:jc w:val="right"/>
+            </w:pPr>
+            <w:r>
+              <w:rPr>
+                <w:rFonts w:ascii="Times New Roman" w:cs="Times New Roman" w:eastAsia="Times New Roman" w:hAnsi="Times New Roman"/>
+                <w:b w:val="false"/>
+                <w:bCs w:val="false"/>
+                <w:i w:val="false"/>
+                <w:iCs w:val="false"/>
+                <w:sz w:val="14"/>
+                <w:szCs w:val="14"/>
+              </w:rPr>
+              <w:t xml:space="preserve">1.67</w:t>
+            </w:r>
+          </w:p>
+        </w:tc>
+        <w:tc>
+          <w:tcPr>
+            <w:tcW w:type="dxa" w:w="820"/>
+            <w:tcMar>
+              <w:top w:type="dxa" w:w="40"/>
+              <w:left w:type="dxa" w:w="60"/>
+              <w:bottom w:type="dxa" w:w="40"/>
+              <w:right w:type="dxa" w:w="60"/>
+            </w:tcMar>
+          </w:tcPr>
+          <w:p>
+            <w:pPr>
+              <w:jc w:val="right"/>
+            </w:pPr>
+            <w:r>
+              <w:rPr>
+                <w:rFonts w:ascii="Times New Roman" w:cs="Times New Roman" w:eastAsia="Times New Roman" w:hAnsi="Times New Roman"/>
+                <w:b w:val="false"/>
+                <w:bCs w:val="false"/>
+                <w:i w:val="false"/>
+                <w:iCs w:val="false"/>
+                <w:sz w:val="14"/>
+                <w:szCs w:val="14"/>
+              </w:rPr>
+              <w:t xml:space="preserve">+0.48</w:t>
+            </w:r>
+          </w:p>
+        </w:tc>
+        <w:tc>
+          <w:tcPr>
+            <w:tcW w:type="dxa" w:w="820"/>
+            <w:tcMar>
+              <w:top w:type="dxa" w:w="40"/>
+              <w:left w:type="dxa" w:w="60"/>
+              <w:bottom w:type="dxa" w:w="40"/>
+              <w:right w:type="dxa" w:w="60"/>
+            </w:tcMar>
+          </w:tcPr>
+          <w:p>
+            <w:pPr>
+              <w:jc w:val="right"/>
+            </w:pPr>
+            <w:r>
+              <w:rPr>
+                <w:rFonts w:ascii="Times New Roman" w:cs="Times New Roman" w:eastAsia="Times New Roman" w:hAnsi="Times New Roman"/>
+                <w:b w:val="false"/>
+                <w:bCs w:val="false"/>
+                <w:i w:val="false"/>
+                <w:iCs w:val="false"/>
+                <w:sz w:val="14"/>
+                <w:szCs w:val="14"/>
+              </w:rPr>
+              <w:t xml:space="preserve">+1.29</w:t>
+            </w:r>
+          </w:p>
+        </w:tc>
+        <w:tc>
+          <w:tcPr>
+            <w:tcW w:type="dxa" w:w="820"/>
+            <w:tcMar>
+              <w:top w:type="dxa" w:w="40"/>
+              <w:left w:type="dxa" w:w="60"/>
+              <w:bottom w:type="dxa" w:w="40"/>
+              <w:right w:type="dxa" w:w="60"/>
+            </w:tcMar>
+          </w:tcPr>
+          <w:p>
+            <w:pPr>
+              <w:jc w:val="right"/>
+            </w:pPr>
+            <w:r>
+              <w:rPr>
+                <w:rFonts w:ascii="Times New Roman" w:cs="Times New Roman" w:eastAsia="Times New Roman" w:hAnsi="Times New Roman"/>
+                <w:b w:val="false"/>
+                <w:bCs w:val="false"/>
+                <w:i w:val="false"/>
+                <w:iCs w:val="false"/>
+                <w:sz w:val="14"/>
+                <w:szCs w:val="14"/>
+              </w:rPr>
+              <w:t xml:space="preserve">−1.28</w:t>
+            </w:r>
+          </w:p>
+        </w:tc>
+        <w:tc>
+          <w:tcPr>
+            <w:tcW w:type="dxa" w:w="830"/>
+            <w:tcMar>
+              <w:top w:type="dxa" w:w="40"/>
+              <w:left w:type="dxa" w:w="60"/>
+              <w:bottom w:type="dxa" w:w="40"/>
+              <w:right w:type="dxa" w:w="60"/>
+            </w:tcMar>
+          </w:tcPr>
+          <w:p>
+            <w:pPr>
+              <w:jc w:val="right"/>
+            </w:pPr>
+            <w:r>
+              <w:rPr>
+                <w:rFonts w:ascii="Times New Roman" w:cs="Times New Roman" w:eastAsia="Times New Roman" w:hAnsi="Times New Roman"/>
+                <w:b w:val="false"/>
+                <w:bCs w:val="false"/>
+                <w:i w:val="false"/>
+                <w:iCs w:val="false"/>
+                <w:sz w:val="14"/>
+                <w:szCs w:val="14"/>
+              </w:rPr>
+              <w:t xml:space="preserve">−0.70</w:t>
+            </w:r>
+          </w:p>
+        </w:tc>
+      </w:tr>
+      <w:tr>
+        <w:trPr>
+          <w:tblHeader w:val="false"/>
+        </w:trPr>
+        <w:tc>
+          <w:tcPr>
+            <w:tcW w:type="dxa" w:w="3010"/>
+            <w:tcMar>
+              <w:top w:type="dxa" w:w="40"/>
+              <w:left w:type="dxa" w:w="60"/>
+              <w:bottom w:type="dxa" w:w="40"/>
+              <w:right w:type="dxa" w:w="60"/>
+            </w:tcMar>
+          </w:tcPr>
+          <w:p>
+            <w:pPr>
+              <w:jc w:val="left"/>
+            </w:pPr>
+            <w:r>
+              <w:rPr>
+                <w:rFonts w:ascii="Times New Roman" w:cs="Times New Roman" w:eastAsia="Times New Roman" w:hAnsi="Times New Roman"/>
+                <w:b w:val="false"/>
+                <w:bCs w:val="false"/>
+                <w:i w:val="false"/>
+                <w:iCs w:val="false"/>
+                <w:sz w:val="14"/>
+                <w:szCs w:val="14"/>
+              </w:rPr>
+              <w:t xml:space="preserve">1920–1930</w:t>
+            </w:r>
+          </w:p>
+        </w:tc>
+        <w:tc>
+          <w:tcPr>
+            <w:tcW w:type="dxa" w:w="820"/>
+            <w:tcMar>
+              <w:top w:type="dxa" w:w="40"/>
+              <w:left w:type="dxa" w:w="60"/>
+              <w:bottom w:type="dxa" w:w="40"/>
+              <w:right w:type="dxa" w:w="60"/>
+            </w:tcMar>
+          </w:tcPr>
+          <w:p>
+            <w:pPr>
+              <w:jc w:val="right"/>
+            </w:pPr>
+            <w:r>
+              <w:rPr>
+                <w:rFonts w:ascii="Times New Roman" w:cs="Times New Roman" w:eastAsia="Times New Roman" w:hAnsi="Times New Roman"/>
+                <w:b w:val="false"/>
+                <w:bCs w:val="false"/>
+                <w:i w:val="false"/>
+                <w:iCs w:val="false"/>
+                <w:sz w:val="14"/>
+                <w:szCs w:val="14"/>
+              </w:rPr>
+              <w:t xml:space="preserve">no hazardous trade by the next census</w:t>
+            </w:r>
+          </w:p>
+        </w:tc>
+        <w:tc>
+          <w:tcPr>
+            <w:tcW w:type="dxa" w:w="820"/>
+            <w:tcMar>
+              <w:top w:type="dxa" w:w="40"/>
+              <w:left w:type="dxa" w:w="60"/>
+              <w:bottom w:type="dxa" w:w="40"/>
+              <w:right w:type="dxa" w:w="60"/>
+            </w:tcMar>
+          </w:tcPr>
+          <w:p>
+            <w:pPr>
+              <w:jc w:val="right"/>
+            </w:pPr>
+            <w:r>
+              <w:rPr>
+                <w:rFonts w:ascii="Times New Roman" w:cs="Times New Roman" w:eastAsia="Times New Roman" w:hAnsi="Times New Roman"/>
+                <w:b w:val="false"/>
+                <w:bCs w:val="false"/>
+                <w:i w:val="false"/>
+                <w:iCs w:val="false"/>
+                <w:sz w:val="14"/>
+                <w:szCs w:val="14"/>
+              </w:rPr>
+              <w:t xml:space="preserve">267</w:t>
+            </w:r>
+          </w:p>
+        </w:tc>
+        <w:tc>
+          <w:tcPr>
+            <w:tcW w:type="dxa" w:w="820"/>
+            <w:tcMar>
+              <w:top w:type="dxa" w:w="40"/>
+              <w:left w:type="dxa" w:w="60"/>
+              <w:bottom w:type="dxa" w:w="40"/>
+              <w:right w:type="dxa" w:w="60"/>
+            </w:tcMar>
+          </w:tcPr>
+          <w:p>
+            <w:pPr>
+              <w:jc w:val="right"/>
+            </w:pPr>
+            <w:r>
+              <w:rPr>
+                <w:rFonts w:ascii="Times New Roman" w:cs="Times New Roman" w:eastAsia="Times New Roman" w:hAnsi="Times New Roman"/>
+                <w:b w:val="false"/>
+                <w:bCs w:val="false"/>
+                <w:i w:val="false"/>
+                <w:iCs w:val="false"/>
+                <w:sz w:val="14"/>
+                <w:szCs w:val="14"/>
+              </w:rPr>
+              <w:t xml:space="preserve">153,959</w:t>
+            </w:r>
+          </w:p>
+        </w:tc>
+        <w:tc>
+          <w:tcPr>
+            <w:tcW w:type="dxa" w:w="820"/>
+            <w:tcMar>
+              <w:top w:type="dxa" w:w="40"/>
+              <w:left w:type="dxa" w:w="60"/>
+              <w:bottom w:type="dxa" w:w="40"/>
+              <w:right w:type="dxa" w:w="60"/>
+            </w:tcMar>
+          </w:tcPr>
+          <w:p>
+            <w:pPr>
+              <w:jc w:val="right"/>
+            </w:pPr>
+            <w:r>
+              <w:rPr>
+                <w:rFonts w:ascii="Times New Roman" w:cs="Times New Roman" w:eastAsia="Times New Roman" w:hAnsi="Times New Roman"/>
+                <w:b w:val="false"/>
+                <w:bCs w:val="false"/>
+                <w:i w:val="false"/>
+                <w:iCs w:val="false"/>
+                <w:sz w:val="14"/>
+                <w:szCs w:val="14"/>
+              </w:rPr>
+              <w:t xml:space="preserve">2.12</w:t>
+            </w:r>
+          </w:p>
+        </w:tc>
+        <w:tc>
+          <w:tcPr>
+            <w:tcW w:type="dxa" w:w="820"/>
+            <w:tcMar>
+              <w:top w:type="dxa" w:w="40"/>
+              <w:left w:type="dxa" w:w="60"/>
+              <w:bottom w:type="dxa" w:w="40"/>
+              <w:right w:type="dxa" w:w="60"/>
+            </w:tcMar>
+          </w:tcPr>
+          <w:p>
+            <w:pPr>
+              <w:jc w:val="right"/>
+            </w:pPr>
+            <w:r>
+              <w:rPr>
+                <w:rFonts w:ascii="Times New Roman" w:cs="Times New Roman" w:eastAsia="Times New Roman" w:hAnsi="Times New Roman"/>
+                <w:b w:val="false"/>
+                <w:bCs w:val="false"/>
+                <w:i w:val="false"/>
+                <w:iCs w:val="false"/>
+                <w:sz w:val="14"/>
+                <w:szCs w:val="14"/>
+              </w:rPr>
+              <w:t xml:space="preserve">0.74</w:t>
+            </w:r>
+          </w:p>
+        </w:tc>
+        <w:tc>
+          <w:tcPr>
+            <w:tcW w:type="dxa" w:w="820"/>
+            <w:tcMar>
+              <w:top w:type="dxa" w:w="40"/>
+              <w:left w:type="dxa" w:w="60"/>
+              <w:bottom w:type="dxa" w:w="40"/>
+              <w:right w:type="dxa" w:w="60"/>
+            </w:tcMar>
+          </w:tcPr>
+          <w:p>
+            <w:pPr>
+              <w:jc w:val="right"/>
+            </w:pPr>
+            <w:r>
+              <w:rPr>
+                <w:rFonts w:ascii="Times New Roman" w:cs="Times New Roman" w:eastAsia="Times New Roman" w:hAnsi="Times New Roman"/>
+                <w:b w:val="false"/>
+                <w:bCs w:val="false"/>
+                <w:i w:val="false"/>
+                <w:iCs w:val="false"/>
+                <w:sz w:val="14"/>
+                <w:szCs w:val="14"/>
+              </w:rPr>
+              <w:t xml:space="preserve">15.11</w:t>
+            </w:r>
+          </w:p>
+        </w:tc>
+        <w:tc>
+          <w:tcPr>
+            <w:tcW w:type="dxa" w:w="820"/>
+            <w:tcMar>
+              <w:top w:type="dxa" w:w="40"/>
+              <w:left w:type="dxa" w:w="60"/>
+              <w:bottom w:type="dxa" w:w="40"/>
+              <w:right w:type="dxa" w:w="60"/>
+            </w:tcMar>
+          </w:tcPr>
+          <w:p>
+            <w:pPr>
+              <w:jc w:val="right"/>
+            </w:pPr>
+            <w:r>
+              <w:rPr>
+                <w:rFonts w:ascii="Times New Roman" w:cs="Times New Roman" w:eastAsia="Times New Roman" w:hAnsi="Times New Roman"/>
+                <w:b w:val="false"/>
+                <w:bCs w:val="false"/>
+                <w:i w:val="false"/>
+                <w:iCs w:val="false"/>
+                <w:sz w:val="14"/>
+                <w:szCs w:val="14"/>
+              </w:rPr>
+              <w:t xml:space="preserve">4.37</w:t>
+            </w:r>
+          </w:p>
+        </w:tc>
+        <w:tc>
+          <w:tcPr>
+            <w:tcW w:type="dxa" w:w="820"/>
+            <w:tcMar>
+              <w:top w:type="dxa" w:w="40"/>
+              <w:left w:type="dxa" w:w="60"/>
+              <w:bottom w:type="dxa" w:w="40"/>
+              <w:right w:type="dxa" w:w="60"/>
+            </w:tcMar>
+          </w:tcPr>
+          <w:p>
+            <w:pPr>
+              <w:jc w:val="right"/>
+            </w:pPr>
+            <w:r>
+              <w:rPr>
+                <w:rFonts w:ascii="Times New Roman" w:cs="Times New Roman" w:eastAsia="Times New Roman" w:hAnsi="Times New Roman"/>
+                <w:b w:val="false"/>
+                <w:bCs w:val="false"/>
+                <w:i w:val="false"/>
+                <w:iCs w:val="false"/>
+                <w:sz w:val="14"/>
+                <w:szCs w:val="14"/>
+              </w:rPr>
+              <w:t xml:space="preserve">41.0</w:t>
+            </w:r>
+          </w:p>
+        </w:tc>
+        <w:tc>
+          <w:tcPr>
+            <w:tcW w:type="dxa" w:w="820"/>
+            <w:tcMar>
+              <w:top w:type="dxa" w:w="40"/>
+              <w:left w:type="dxa" w:w="60"/>
+              <w:bottom w:type="dxa" w:w="40"/>
+              <w:right w:type="dxa" w:w="60"/>
+            </w:tcMar>
+          </w:tcPr>
+          <w:p>
+            <w:pPr>
+              <w:jc w:val="right"/>
+            </w:pPr>
+            <w:r>
+              <w:rPr>
+                <w:rFonts w:ascii="Times New Roman" w:cs="Times New Roman" w:eastAsia="Times New Roman" w:hAnsi="Times New Roman"/>
+                <w:b w:val="false"/>
+                <w:bCs w:val="false"/>
+                <w:i w:val="false"/>
+                <w:iCs w:val="false"/>
+                <w:sz w:val="14"/>
+                <w:szCs w:val="14"/>
+              </w:rPr>
+              <w:t xml:space="preserve">2.91</w:t>
+            </w:r>
+          </w:p>
+        </w:tc>
+        <w:tc>
+          <w:tcPr>
+            <w:tcW w:type="dxa" w:w="820"/>
+            <w:tcMar>
+              <w:top w:type="dxa" w:w="40"/>
+              <w:left w:type="dxa" w:w="60"/>
+              <w:bottom w:type="dxa" w:w="40"/>
+              <w:right w:type="dxa" w:w="60"/>
+            </w:tcMar>
+          </w:tcPr>
+          <w:p>
+            <w:pPr>
+              <w:jc w:val="right"/>
+            </w:pPr>
+            <w:r>
+              <w:rPr>
+                <w:rFonts w:ascii="Times New Roman" w:cs="Times New Roman" w:eastAsia="Times New Roman" w:hAnsi="Times New Roman"/>
+                <w:b w:val="false"/>
+                <w:bCs w:val="false"/>
+                <w:i w:val="false"/>
+                <w:iCs w:val="false"/>
+                <w:sz w:val="14"/>
+                <w:szCs w:val="14"/>
+              </w:rPr>
+              <w:t xml:space="preserve">+0.31</w:t>
+            </w:r>
+          </w:p>
+        </w:tc>
+        <w:tc>
+          <w:tcPr>
+            <w:tcW w:type="dxa" w:w="820"/>
+            <w:tcMar>
+              <w:top w:type="dxa" w:w="40"/>
+              <w:left w:type="dxa" w:w="60"/>
+              <w:bottom w:type="dxa" w:w="40"/>
+              <w:right w:type="dxa" w:w="60"/>
+            </w:tcMar>
+          </w:tcPr>
+          <w:p>
+            <w:pPr>
+              <w:jc w:val="right"/>
+            </w:pPr>
+            <w:r>
+              <w:rPr>
+                <w:rFonts w:ascii="Times New Roman" w:cs="Times New Roman" w:eastAsia="Times New Roman" w:hAnsi="Times New Roman"/>
+                <w:b w:val="false"/>
+                <w:bCs w:val="false"/>
+                <w:i w:val="false"/>
+                <w:iCs w:val="false"/>
+                <w:sz w:val="14"/>
+                <w:szCs w:val="14"/>
+              </w:rPr>
+              <w:t xml:space="preserve">+0.45</w:t>
+            </w:r>
+          </w:p>
+        </w:tc>
+        <w:tc>
+          <w:tcPr>
+            <w:tcW w:type="dxa" w:w="820"/>
+            <w:tcMar>
+              <w:top w:type="dxa" w:w="40"/>
+              <w:left w:type="dxa" w:w="60"/>
+              <w:bottom w:type="dxa" w:w="40"/>
+              <w:right w:type="dxa" w:w="60"/>
+            </w:tcMar>
+          </w:tcPr>
+          <w:p>
+            <w:pPr>
+              <w:jc w:val="right"/>
+            </w:pPr>
+            <w:r>
+              <w:rPr>
+                <w:rFonts w:ascii="Times New Roman" w:cs="Times New Roman" w:eastAsia="Times New Roman" w:hAnsi="Times New Roman"/>
+                <w:b w:val="false"/>
+                <w:bCs w:val="false"/>
+                <w:i w:val="false"/>
+                <w:iCs w:val="false"/>
+                <w:sz w:val="14"/>
+                <w:szCs w:val="14"/>
+              </w:rPr>
+              <w:t xml:space="preserve">−3.78</w:t>
+            </w:r>
+          </w:p>
+        </w:tc>
+        <w:tc>
+          <w:tcPr>
+            <w:tcW w:type="dxa" w:w="830"/>
+            <w:tcMar>
+              <w:top w:type="dxa" w:w="40"/>
+              <w:left w:type="dxa" w:w="60"/>
+              <w:bottom w:type="dxa" w:w="40"/>
+              <w:right w:type="dxa" w:w="60"/>
+            </w:tcMar>
+          </w:tcPr>
+          <w:p>
+            <w:pPr>
+              <w:jc w:val="right"/>
+            </w:pPr>
+            <w:r>
+              <w:rPr>
+                <w:rFonts w:ascii="Times New Roman" w:cs="Times New Roman" w:eastAsia="Times New Roman" w:hAnsi="Times New Roman"/>
+                <w:b w:val="false"/>
+                <w:bCs w:val="false"/>
+                <w:i w:val="false"/>
+                <w:iCs w:val="false"/>
+                <w:sz w:val="14"/>
+                <w:szCs w:val="14"/>
+              </w:rPr>
+              <w:t xml:space="preserve">+4.66</w:t>
+            </w:r>
+          </w:p>
+        </w:tc>
+      </w:tr>
+      <w:tr>
+        <w:trPr>
+          <w:tblHeader w:val="false"/>
+        </w:trPr>
+        <w:tc>
+          <w:tcPr>
+            <w:tcW w:type="dxa" w:w="3010"/>
+            <w:tcMar>
+              <w:top w:type="dxa" w:w="40"/>
+              <w:left w:type="dxa" w:w="60"/>
+              <w:bottom w:type="dxa" w:w="40"/>
+              <w:right w:type="dxa" w:w="60"/>
+            </w:tcMar>
+          </w:tcPr>
+          <w:p>
+            <w:pPr>
+              <w:jc w:val="left"/>
+            </w:pPr>
+            <w:r>
+              <w:rPr>
+                <w:rFonts w:ascii="Times New Roman" w:cs="Times New Roman" w:eastAsia="Times New Roman" w:hAnsi="Times New Roman"/>
+                <w:b w:val="false"/>
+                <w:bCs w:val="false"/>
+                <w:i w:val="false"/>
+                <w:iCs w:val="false"/>
+                <w:sz w:val="14"/>
+                <w:szCs w:val="14"/>
+              </w:rPr>
+              <w:t xml:space="preserve">1920–1930</w:t>
+            </w:r>
+          </w:p>
+        </w:tc>
+        <w:tc>
+          <w:tcPr>
+            <w:tcW w:type="dxa" w:w="820"/>
+            <w:tcMar>
+              <w:top w:type="dxa" w:w="40"/>
+              <w:left w:type="dxa" w:w="60"/>
+              <w:bottom w:type="dxa" w:w="40"/>
+              <w:right w:type="dxa" w:w="60"/>
+            </w:tcMar>
+          </w:tcPr>
+          <w:p>
+            <w:pPr>
+              <w:jc w:val="right"/>
+            </w:pPr>
+            <w:r>
+              <w:rPr>
+                <w:rFonts w:ascii="Times New Roman" w:cs="Times New Roman" w:eastAsia="Times New Roman" w:hAnsi="Times New Roman"/>
+                <w:b w:val="false"/>
+                <w:bCs w:val="false"/>
+                <w:i w:val="false"/>
+                <w:iCs w:val="false"/>
+                <w:sz w:val="14"/>
+                <w:szCs w:val="14"/>
+              </w:rPr>
+              <w:t xml:space="preserve">first hazardous trade arrives in the next decade</w:t>
+            </w:r>
+          </w:p>
+        </w:tc>
+        <w:tc>
+          <w:tcPr>
+            <w:tcW w:type="dxa" w:w="820"/>
+            <w:tcMar>
+              <w:top w:type="dxa" w:w="40"/>
+              <w:left w:type="dxa" w:w="60"/>
+              <w:bottom w:type="dxa" w:w="40"/>
+              <w:right w:type="dxa" w:w="60"/>
+            </w:tcMar>
+          </w:tcPr>
+          <w:p>
+            <w:pPr>
+              <w:jc w:val="right"/>
+            </w:pPr>
+            <w:r>
+              <w:rPr>
+                <w:rFonts w:ascii="Times New Roman" w:cs="Times New Roman" w:eastAsia="Times New Roman" w:hAnsi="Times New Roman"/>
+                <w:b w:val="false"/>
+                <w:bCs w:val="false"/>
+                <w:i w:val="false"/>
+                <w:iCs w:val="false"/>
+                <w:sz w:val="14"/>
+                <w:szCs w:val="14"/>
+              </w:rPr>
+              <w:t xml:space="preserve">3</w:t>
+            </w:r>
+          </w:p>
+        </w:tc>
+        <w:tc>
+          <w:tcPr>
+            <w:tcW w:type="dxa" w:w="820"/>
+            <w:tcMar>
+              <w:top w:type="dxa" w:w="40"/>
+              <w:left w:type="dxa" w:w="60"/>
+              <w:bottom w:type="dxa" w:w="40"/>
+              <w:right w:type="dxa" w:w="60"/>
+            </w:tcMar>
+          </w:tcPr>
+          <w:p>
+            <w:pPr>
+              <w:jc w:val="right"/>
+            </w:pPr>
+            <w:r>
+              <w:rPr>
+                <w:rFonts w:ascii="Times New Roman" w:cs="Times New Roman" w:eastAsia="Times New Roman" w:hAnsi="Times New Roman"/>
+                <w:b w:val="false"/>
+                <w:bCs w:val="false"/>
+                <w:i w:val="false"/>
+                <w:iCs w:val="false"/>
+                <w:sz w:val="14"/>
+                <w:szCs w:val="14"/>
+              </w:rPr>
+              <w:t xml:space="preserve">6,510</w:t>
+            </w:r>
+          </w:p>
+        </w:tc>
+        <w:tc>
+          <w:tcPr>
+            <w:tcW w:type="dxa" w:w="820"/>
+            <w:tcMar>
+              <w:top w:type="dxa" w:w="40"/>
+              <w:left w:type="dxa" w:w="60"/>
+              <w:bottom w:type="dxa" w:w="40"/>
+              <w:right w:type="dxa" w:w="60"/>
+            </w:tcMar>
+          </w:tcPr>
+          <w:p>
+            <w:pPr>
+              <w:jc w:val="right"/>
+            </w:pPr>
+            <w:r>
+              <w:rPr>
+                <w:rFonts w:ascii="Times New Roman" w:cs="Times New Roman" w:eastAsia="Times New Roman" w:hAnsi="Times New Roman"/>
+                <w:b w:val="false"/>
+                <w:bCs w:val="false"/>
+                <w:i w:val="false"/>
+                <w:iCs w:val="false"/>
+                <w:sz w:val="14"/>
+                <w:szCs w:val="14"/>
+              </w:rPr>
+              <w:t xml:space="preserve">1.97</w:t>
+            </w:r>
+          </w:p>
+        </w:tc>
+        <w:tc>
+          <w:tcPr>
+            <w:tcW w:type="dxa" w:w="820"/>
+            <w:tcMar>
+              <w:top w:type="dxa" w:w="40"/>
+              <w:left w:type="dxa" w:w="60"/>
+              <w:bottom w:type="dxa" w:w="40"/>
+              <w:right w:type="dxa" w:w="60"/>
+            </w:tcMar>
+          </w:tcPr>
+          <w:p>
+            <w:pPr>
+              <w:jc w:val="right"/>
+            </w:pPr>
+            <w:r>
+              <w:rPr>
+                <w:rFonts w:ascii="Times New Roman" w:cs="Times New Roman" w:eastAsia="Times New Roman" w:hAnsi="Times New Roman"/>
+                <w:b w:val="false"/>
+                <w:bCs w:val="false"/>
+                <w:i w:val="false"/>
+                <w:iCs w:val="false"/>
+                <w:sz w:val="14"/>
+                <w:szCs w:val="14"/>
+              </w:rPr>
+              <w:t xml:space="preserve">0.18</w:t>
+            </w:r>
+          </w:p>
+        </w:tc>
+        <w:tc>
+          <w:tcPr>
+            <w:tcW w:type="dxa" w:w="820"/>
+            <w:tcMar>
+              <w:top w:type="dxa" w:w="40"/>
+              <w:left w:type="dxa" w:w="60"/>
+              <w:bottom w:type="dxa" w:w="40"/>
+              <w:right w:type="dxa" w:w="60"/>
+            </w:tcMar>
+          </w:tcPr>
+          <w:p>
+            <w:pPr>
+              <w:jc w:val="right"/>
+            </w:pPr>
+            <w:r>
+              <w:rPr>
+                <w:rFonts w:ascii="Times New Roman" w:cs="Times New Roman" w:eastAsia="Times New Roman" w:hAnsi="Times New Roman"/>
+                <w:b w:val="false"/>
+                <w:bCs w:val="false"/>
+                <w:i w:val="false"/>
+                <w:iCs w:val="false"/>
+                <w:sz w:val="14"/>
+                <w:szCs w:val="14"/>
+              </w:rPr>
+              <w:t xml:space="preserve">11.72</w:t>
+            </w:r>
+          </w:p>
+        </w:tc>
+        <w:tc>
+          <w:tcPr>
+            <w:tcW w:type="dxa" w:w="820"/>
+            <w:tcMar>
+              <w:top w:type="dxa" w:w="40"/>
+              <w:left w:type="dxa" w:w="60"/>
+              <w:bottom w:type="dxa" w:w="40"/>
+              <w:right w:type="dxa" w:w="60"/>
+            </w:tcMar>
+          </w:tcPr>
+          <w:p>
+            <w:pPr>
+              <w:jc w:val="right"/>
+            </w:pPr>
+            <w:r>
+              <w:rPr>
+                <w:rFonts w:ascii="Times New Roman" w:cs="Times New Roman" w:eastAsia="Times New Roman" w:hAnsi="Times New Roman"/>
+                <w:b w:val="false"/>
+                <w:bCs w:val="false"/>
+                <w:i w:val="false"/>
+                <w:iCs w:val="false"/>
+                <w:sz w:val="14"/>
+                <w:szCs w:val="14"/>
+              </w:rPr>
+              <w:t xml:space="preserve">3.26</w:t>
+            </w:r>
+          </w:p>
+        </w:tc>
+        <w:tc>
+          <w:tcPr>
+            <w:tcW w:type="dxa" w:w="820"/>
+            <w:tcMar>
+              <w:top w:type="dxa" w:w="40"/>
+              <w:left w:type="dxa" w:w="60"/>
+              <w:bottom w:type="dxa" w:w="40"/>
+              <w:right w:type="dxa" w:w="60"/>
+            </w:tcMar>
+          </w:tcPr>
+          <w:p>
+            <w:pPr>
+              <w:jc w:val="right"/>
+            </w:pPr>
+            <w:r>
+              <w:rPr>
+                <w:rFonts w:ascii="Times New Roman" w:cs="Times New Roman" w:eastAsia="Times New Roman" w:hAnsi="Times New Roman"/>
+                <w:b w:val="false"/>
+                <w:bCs w:val="false"/>
+                <w:i w:val="false"/>
+                <w:iCs w:val="false"/>
+                <w:sz w:val="14"/>
+                <w:szCs w:val="14"/>
+              </w:rPr>
+              <w:t xml:space="preserve">31.66</w:t>
+            </w:r>
+          </w:p>
+        </w:tc>
+        <w:tc>
+          <w:tcPr>
+            <w:tcW w:type="dxa" w:w="820"/>
+            <w:tcMar>
+              <w:top w:type="dxa" w:w="40"/>
+              <w:left w:type="dxa" w:w="60"/>
+              <w:bottom w:type="dxa" w:w="40"/>
+              <w:right w:type="dxa" w:w="60"/>
+            </w:tcMar>
+          </w:tcPr>
+          <w:p>
+            <w:pPr>
+              <w:jc w:val="right"/>
+            </w:pPr>
+            <w:r>
+              <w:rPr>
+                <w:rFonts w:ascii="Times New Roman" w:cs="Times New Roman" w:eastAsia="Times New Roman" w:hAnsi="Times New Roman"/>
+                <w:b w:val="false"/>
+                <w:bCs w:val="false"/>
+                <w:i w:val="false"/>
+                <w:iCs w:val="false"/>
+                <w:sz w:val="14"/>
+                <w:szCs w:val="14"/>
+              </w:rPr>
+              <w:t xml:space="preserve">2.05</w:t>
+            </w:r>
+          </w:p>
+        </w:tc>
+        <w:tc>
+          <w:tcPr>
+            <w:tcW w:type="dxa" w:w="820"/>
+            <w:tcMar>
+              <w:top w:type="dxa" w:w="40"/>
+              <w:left w:type="dxa" w:w="60"/>
+              <w:bottom w:type="dxa" w:w="40"/>
+              <w:right w:type="dxa" w:w="60"/>
+            </w:tcMar>
+          </w:tcPr>
+          <w:p>
+            <w:pPr>
+              <w:jc w:val="right"/>
+            </w:pPr>
+            <w:r>
+              <w:rPr>
+                <w:rFonts w:ascii="Times New Roman" w:cs="Times New Roman" w:eastAsia="Times New Roman" w:hAnsi="Times New Roman"/>
+                <w:b w:val="false"/>
+                <w:bCs w:val="false"/>
+                <w:i w:val="false"/>
+                <w:iCs w:val="false"/>
+                <w:sz w:val="14"/>
+                <w:szCs w:val="14"/>
+              </w:rPr>
+              <w:t xml:space="preserve">−1.03</w:t>
+            </w:r>
+          </w:p>
+        </w:tc>
+        <w:tc>
+          <w:tcPr>
+            <w:tcW w:type="dxa" w:w="820"/>
+            <w:tcMar>
+              <w:top w:type="dxa" w:w="40"/>
+              <w:left w:type="dxa" w:w="60"/>
+              <w:bottom w:type="dxa" w:w="40"/>
+              <w:right w:type="dxa" w:w="60"/>
+            </w:tcMar>
+          </w:tcPr>
+          <w:p>
+            <w:pPr>
+              <w:jc w:val="right"/>
+            </w:pPr>
+            <w:r>
+              <w:rPr>
+                <w:rFonts w:ascii="Times New Roman" w:cs="Times New Roman" w:eastAsia="Times New Roman" w:hAnsi="Times New Roman"/>
+                <w:b w:val="false"/>
+                <w:bCs w:val="false"/>
+                <w:i w:val="false"/>
+                <w:iCs w:val="false"/>
+                <w:sz w:val="14"/>
+                <w:szCs w:val="14"/>
+              </w:rPr>
+              <w:t xml:space="preserve">+0.11</w:t>
+            </w:r>
+          </w:p>
+        </w:tc>
+        <w:tc>
+          <w:tcPr>
+            <w:tcW w:type="dxa" w:w="820"/>
+            <w:tcMar>
+              <w:top w:type="dxa" w:w="40"/>
+              <w:left w:type="dxa" w:w="60"/>
+              <w:bottom w:type="dxa" w:w="40"/>
+              <w:right w:type="dxa" w:w="60"/>
+            </w:tcMar>
+          </w:tcPr>
+          <w:p>
+            <w:pPr>
+              <w:jc w:val="right"/>
+            </w:pPr>
+            <w:r>
+              <w:rPr>
+                <w:rFonts w:ascii="Times New Roman" w:cs="Times New Roman" w:eastAsia="Times New Roman" w:hAnsi="Times New Roman"/>
+                <w:b w:val="false"/>
+                <w:bCs w:val="false"/>
+                <w:i w:val="false"/>
+                <w:iCs w:val="false"/>
+                <w:sz w:val="14"/>
+                <w:szCs w:val="14"/>
+              </w:rPr>
+              <w:t xml:space="preserve">−2.24</w:t>
+            </w:r>
+          </w:p>
+        </w:tc>
+        <w:tc>
+          <w:tcPr>
+            <w:tcW w:type="dxa" w:w="830"/>
+            <w:tcMar>
+              <w:top w:type="dxa" w:w="40"/>
+              <w:left w:type="dxa" w:w="60"/>
+              <w:bottom w:type="dxa" w:w="40"/>
+              <w:right w:type="dxa" w:w="60"/>
+            </w:tcMar>
+          </w:tcPr>
+          <w:p>
+            <w:pPr>
+              <w:jc w:val="right"/>
+            </w:pPr>
+            <w:r>
+              <w:rPr>
+                <w:rFonts w:ascii="Times New Roman" w:cs="Times New Roman" w:eastAsia="Times New Roman" w:hAnsi="Times New Roman"/>
+                <w:b w:val="false"/>
+                <w:bCs w:val="false"/>
+                <w:i w:val="false"/>
+                <w:iCs w:val="false"/>
+                <w:sz w:val="14"/>
+                <w:szCs w:val="14"/>
+              </w:rPr>
+              <w:t xml:space="preserve">−8.28</w:t>
+            </w:r>
+          </w:p>
+        </w:tc>
+      </w:tr>
+      <w:tr>
+        <w:trPr>
+          <w:tblHeader w:val="false"/>
+        </w:trPr>
+        <w:tc>
+          <w:tcPr>
+            <w:tcW w:type="dxa" w:w="3010"/>
+            <w:tcMar>
+              <w:top w:type="dxa" w:w="40"/>
+              <w:left w:type="dxa" w:w="60"/>
+              <w:bottom w:type="dxa" w:w="40"/>
+              <w:right w:type="dxa" w:w="60"/>
+            </w:tcMar>
+          </w:tcPr>
+          <w:p>
+            <w:pPr>
+              <w:jc w:val="left"/>
+            </w:pPr>
+            <w:r>
+              <w:rPr>
+                <w:rFonts w:ascii="Times New Roman" w:cs="Times New Roman" w:eastAsia="Times New Roman" w:hAnsi="Times New Roman"/>
+                <w:b w:val="false"/>
+                <w:bCs w:val="false"/>
+                <w:i w:val="false"/>
+                <w:iCs w:val="false"/>
+                <w:sz w:val="14"/>
+                <w:szCs w:val="14"/>
+              </w:rPr>
+              <w:t xml:space="preserve">1930–1940</w:t>
+            </w:r>
+          </w:p>
+        </w:tc>
+        <w:tc>
+          <w:tcPr>
+            <w:tcW w:type="dxa" w:w="820"/>
+            <w:tcMar>
+              <w:top w:type="dxa" w:w="40"/>
+              <w:left w:type="dxa" w:w="60"/>
+              <w:bottom w:type="dxa" w:w="40"/>
+              <w:right w:type="dxa" w:w="60"/>
+            </w:tcMar>
+          </w:tcPr>
+          <w:p>
+            <w:pPr>
+              <w:jc w:val="right"/>
+            </w:pPr>
+            <w:r>
+              <w:rPr>
+                <w:rFonts w:ascii="Times New Roman" w:cs="Times New Roman" w:eastAsia="Times New Roman" w:hAnsi="Times New Roman"/>
+                <w:b w:val="false"/>
+                <w:bCs w:val="false"/>
+                <w:i w:val="false"/>
+                <w:iCs w:val="false"/>
+                <w:sz w:val="14"/>
+                <w:szCs w:val="14"/>
+              </w:rPr>
+              <w:t xml:space="preserve">no hazardous trade by the next census</w:t>
+            </w:r>
+          </w:p>
+        </w:tc>
+        <w:tc>
+          <w:tcPr>
+            <w:tcW w:type="dxa" w:w="820"/>
+            <w:tcMar>
+              <w:top w:type="dxa" w:w="40"/>
+              <w:left w:type="dxa" w:w="60"/>
+              <w:bottom w:type="dxa" w:w="40"/>
+              <w:right w:type="dxa" w:w="60"/>
+            </w:tcMar>
+          </w:tcPr>
+          <w:p>
+            <w:pPr>
+              <w:jc w:val="right"/>
+            </w:pPr>
+            <w:r>
+              <w:rPr>
+                <w:rFonts w:ascii="Times New Roman" w:cs="Times New Roman" w:eastAsia="Times New Roman" w:hAnsi="Times New Roman"/>
+                <w:b w:val="false"/>
+                <w:bCs w:val="false"/>
+                <w:i w:val="false"/>
+                <w:iCs w:val="false"/>
+                <w:sz w:val="14"/>
+                <w:szCs w:val="14"/>
+              </w:rPr>
+              <w:t xml:space="preserve">253</w:t>
+            </w:r>
+          </w:p>
+        </w:tc>
+        <w:tc>
+          <w:tcPr>
+            <w:tcW w:type="dxa" w:w="820"/>
+            <w:tcMar>
+              <w:top w:type="dxa" w:w="40"/>
+              <w:left w:type="dxa" w:w="60"/>
+              <w:bottom w:type="dxa" w:w="40"/>
+              <w:right w:type="dxa" w:w="60"/>
+            </w:tcMar>
+          </w:tcPr>
+          <w:p>
+            <w:pPr>
+              <w:jc w:val="right"/>
+            </w:pPr>
+            <w:r>
+              <w:rPr>
+                <w:rFonts w:ascii="Times New Roman" w:cs="Times New Roman" w:eastAsia="Times New Roman" w:hAnsi="Times New Roman"/>
+                <w:b w:val="false"/>
+                <w:bCs w:val="false"/>
+                <w:i w:val="false"/>
+                <w:iCs w:val="false"/>
+                <w:sz w:val="14"/>
+                <w:szCs w:val="14"/>
+              </w:rPr>
+              <w:t xml:space="preserve">164,376</w:t>
+            </w:r>
+          </w:p>
+        </w:tc>
+        <w:tc>
+          <w:tcPr>
+            <w:tcW w:type="dxa" w:w="820"/>
+            <w:tcMar>
+              <w:top w:type="dxa" w:w="40"/>
+              <w:left w:type="dxa" w:w="60"/>
+              <w:bottom w:type="dxa" w:w="40"/>
+              <w:right w:type="dxa" w:w="60"/>
+            </w:tcMar>
+          </w:tcPr>
+          <w:p>
+            <w:pPr>
+              <w:jc w:val="right"/>
+            </w:pPr>
+            <w:r>
+              <w:rPr>
+                <w:rFonts w:ascii="Times New Roman" w:cs="Times New Roman" w:eastAsia="Times New Roman" w:hAnsi="Times New Roman"/>
+                <w:b w:val="false"/>
+                <w:bCs w:val="false"/>
+                <w:i w:val="false"/>
+                <w:iCs w:val="false"/>
+                <w:sz w:val="14"/>
+                <w:szCs w:val="14"/>
+              </w:rPr>
+              <w:t xml:space="preserve">2.24</w:t>
+            </w:r>
+          </w:p>
+        </w:tc>
+        <w:tc>
+          <w:tcPr>
+            <w:tcW w:type="dxa" w:w="820"/>
+            <w:tcMar>
+              <w:top w:type="dxa" w:w="40"/>
+              <w:left w:type="dxa" w:w="60"/>
+              <w:bottom w:type="dxa" w:w="40"/>
+              <w:right w:type="dxa" w:w="60"/>
+            </w:tcMar>
+          </w:tcPr>
+          <w:p>
+            <w:pPr>
+              <w:jc w:val="right"/>
+            </w:pPr>
+            <w:r>
+              <w:rPr>
+                <w:rFonts w:ascii="Times New Roman" w:cs="Times New Roman" w:eastAsia="Times New Roman" w:hAnsi="Times New Roman"/>
+                <w:b w:val="false"/>
+                <w:bCs w:val="false"/>
+                <w:i w:val="false"/>
+                <w:iCs w:val="false"/>
+                <w:sz w:val="14"/>
+                <w:szCs w:val="14"/>
+              </w:rPr>
+              <w:t xml:space="preserve">1.24</w:t>
+            </w:r>
+          </w:p>
+        </w:tc>
+        <w:tc>
+          <w:tcPr>
+            <w:tcW w:type="dxa" w:w="820"/>
+            <w:tcMar>
+              <w:top w:type="dxa" w:w="40"/>
+              <w:left w:type="dxa" w:w="60"/>
+              <w:bottom w:type="dxa" w:w="40"/>
+              <w:right w:type="dxa" w:w="60"/>
+            </w:tcMar>
+          </w:tcPr>
+          <w:p>
+            <w:pPr>
+              <w:jc w:val="right"/>
+            </w:pPr>
+            <w:r>
+              <w:rPr>
+                <w:rFonts w:ascii="Times New Roman" w:cs="Times New Roman" w:eastAsia="Times New Roman" w:hAnsi="Times New Roman"/>
+                <w:b w:val="false"/>
+                <w:bCs w:val="false"/>
+                <w:i w:val="false"/>
+                <w:iCs w:val="false"/>
+                <w:sz w:val="14"/>
+                <w:szCs w:val="14"/>
+              </w:rPr>
+              <w:t xml:space="preserve">11.54</w:t>
+            </w:r>
+          </w:p>
+        </w:tc>
+        <w:tc>
+          <w:tcPr>
+            <w:tcW w:type="dxa" w:w="820"/>
+            <w:tcMar>
+              <w:top w:type="dxa" w:w="40"/>
+              <w:left w:type="dxa" w:w="60"/>
+              <w:bottom w:type="dxa" w:w="40"/>
+              <w:right w:type="dxa" w:w="60"/>
+            </w:tcMar>
+          </w:tcPr>
+          <w:p>
+            <w:pPr>
+              <w:jc w:val="right"/>
+            </w:pPr>
+            <w:r>
+              <w:rPr>
+                <w:rFonts w:ascii="Times New Roman" w:cs="Times New Roman" w:eastAsia="Times New Roman" w:hAnsi="Times New Roman"/>
+                <w:b w:val="false"/>
+                <w:bCs w:val="false"/>
+                <w:i w:val="false"/>
+                <w:iCs w:val="false"/>
+                <w:sz w:val="14"/>
+                <w:szCs w:val="14"/>
+              </w:rPr>
+              <w:t xml:space="preserve">4.98</w:t>
+            </w:r>
+          </w:p>
+        </w:tc>
+        <w:tc>
+          <w:tcPr>
+            <w:tcW w:type="dxa" w:w="820"/>
+            <w:tcMar>
+              <w:top w:type="dxa" w:w="40"/>
+              <w:left w:type="dxa" w:w="60"/>
+              <w:bottom w:type="dxa" w:w="40"/>
+              <w:right w:type="dxa" w:w="60"/>
+            </w:tcMar>
+          </w:tcPr>
+          <w:p>
+            <w:pPr>
+              <w:jc w:val="right"/>
+            </w:pPr>
+            <w:r>
+              <w:rPr>
+                <w:rFonts w:ascii="Times New Roman" w:cs="Times New Roman" w:eastAsia="Times New Roman" w:hAnsi="Times New Roman"/>
+                <w:b w:val="false"/>
+                <w:bCs w:val="false"/>
+                <w:i w:val="false"/>
+                <w:iCs w:val="false"/>
+                <w:sz w:val="14"/>
+                <w:szCs w:val="14"/>
+              </w:rPr>
+              <w:t xml:space="preserve">47.6</w:t>
+            </w:r>
+          </w:p>
+        </w:tc>
+        <w:tc>
+          <w:tcPr>
+            <w:tcW w:type="dxa" w:w="820"/>
+            <w:tcMar>
+              <w:top w:type="dxa" w:w="40"/>
+              <w:left w:type="dxa" w:w="60"/>
+              <w:bottom w:type="dxa" w:w="40"/>
+              <w:right w:type="dxa" w:w="60"/>
+            </w:tcMar>
+          </w:tcPr>
+          <w:p>
+            <w:pPr>
+              <w:jc w:val="right"/>
+            </w:pPr>
+            <w:r>
+              <w:rPr>
+                <w:rFonts w:ascii="Times New Roman" w:cs="Times New Roman" w:eastAsia="Times New Roman" w:hAnsi="Times New Roman"/>
+                <w:b w:val="false"/>
+                <w:bCs w:val="false"/>
+                <w:i w:val="false"/>
+                <w:iCs w:val="false"/>
+                <w:sz w:val="14"/>
+                <w:szCs w:val="14"/>
+              </w:rPr>
+              <w:t xml:space="preserve">3.29</w:t>
+            </w:r>
+          </w:p>
+        </w:tc>
+        <w:tc>
+          <w:tcPr>
+            <w:tcW w:type="dxa" w:w="820"/>
+            <w:tcMar>
+              <w:top w:type="dxa" w:w="40"/>
+              <w:left w:type="dxa" w:w="60"/>
+              <w:bottom w:type="dxa" w:w="40"/>
+              <w:right w:type="dxa" w:w="60"/>
+            </w:tcMar>
+          </w:tcPr>
+          <w:p>
+            <w:pPr>
+              <w:jc w:val="right"/>
+            </w:pPr>
+            <w:r>
+              <w:rPr>
+                <w:rFonts w:ascii="Times New Roman" w:cs="Times New Roman" w:eastAsia="Times New Roman" w:hAnsi="Times New Roman"/>
+                <w:b w:val="false"/>
+                <w:bCs w:val="false"/>
+                <w:i w:val="false"/>
+                <w:iCs w:val="false"/>
+                <w:sz w:val="14"/>
+                <w:szCs w:val="14"/>
+              </w:rPr>
+              <w:t xml:space="preserve">+0.04</w:t>
+            </w:r>
+          </w:p>
+        </w:tc>
+        <w:tc>
+          <w:tcPr>
+            <w:tcW w:type="dxa" w:w="820"/>
+            <w:tcMar>
+              <w:top w:type="dxa" w:w="40"/>
+              <w:left w:type="dxa" w:w="60"/>
+              <w:bottom w:type="dxa" w:w="40"/>
+              <w:right w:type="dxa" w:w="60"/>
+            </w:tcMar>
+          </w:tcPr>
+          <w:p>
+            <w:pPr>
+              <w:jc w:val="right"/>
+            </w:pPr>
+            <w:r>
+              <w:rPr>
+                <w:rFonts w:ascii="Times New Roman" w:cs="Times New Roman" w:eastAsia="Times New Roman" w:hAnsi="Times New Roman"/>
+                <w:b w:val="false"/>
+                <w:bCs w:val="false"/>
+                <w:i w:val="false"/>
+                <w:iCs w:val="false"/>
+                <w:sz w:val="14"/>
+                <w:szCs w:val="14"/>
+              </w:rPr>
+              <w:t xml:space="preserve">+3.46</w:t>
+            </w:r>
+          </w:p>
+        </w:tc>
+        <w:tc>
+          <w:tcPr>
+            <w:tcW w:type="dxa" w:w="820"/>
+            <w:tcMar>
+              <w:top w:type="dxa" w:w="40"/>
+              <w:left w:type="dxa" w:w="60"/>
+              <w:bottom w:type="dxa" w:w="40"/>
+              <w:right w:type="dxa" w:w="60"/>
+            </w:tcMar>
+          </w:tcPr>
+          <w:p>
+            <w:pPr>
+              <w:jc w:val="right"/>
+            </w:pPr>
+            <w:r>
+              <w:rPr>
+                <w:rFonts w:ascii="Times New Roman" w:cs="Times New Roman" w:eastAsia="Times New Roman" w:hAnsi="Times New Roman"/>
+                <w:b w:val="false"/>
+                <w:bCs w:val="false"/>
+                <w:i w:val="false"/>
+                <w:iCs w:val="false"/>
+                <w:sz w:val="14"/>
+                <w:szCs w:val="14"/>
+              </w:rPr>
+              <w:t xml:space="preserve">−3.42</w:t>
+            </w:r>
+          </w:p>
+        </w:tc>
+        <w:tc>
+          <w:tcPr>
+            <w:tcW w:type="dxa" w:w="830"/>
+            <w:tcMar>
+              <w:top w:type="dxa" w:w="40"/>
+              <w:left w:type="dxa" w:w="60"/>
+              <w:bottom w:type="dxa" w:w="40"/>
+              <w:right w:type="dxa" w:w="60"/>
+            </w:tcMar>
+          </w:tcPr>
+          <w:p>
+            <w:pPr>
+              <w:jc w:val="right"/>
+            </w:pPr>
+            <w:r>
+              <w:rPr>
+                <w:rFonts w:ascii="Times New Roman" w:cs="Times New Roman" w:eastAsia="Times New Roman" w:hAnsi="Times New Roman"/>
+                <w:b w:val="false"/>
+                <w:bCs w:val="false"/>
+                <w:i w:val="false"/>
+                <w:iCs w:val="false"/>
+                <w:sz w:val="14"/>
+                <w:szCs w:val="14"/>
+              </w:rPr>
+              <w:t xml:space="preserve">−8.14</w:t>
+            </w:r>
+          </w:p>
+        </w:tc>
+      </w:tr>
+      <w:tr>
+        <w:trPr>
+          <w:tblHeader w:val="false"/>
+        </w:trPr>
+        <w:tc>
+          <w:tcPr>
+            <w:tcW w:type="dxa" w:w="3010"/>
+            <w:tcMar>
+              <w:top w:type="dxa" w:w="40"/>
+              <w:left w:type="dxa" w:w="60"/>
+              <w:bottom w:type="dxa" w:w="40"/>
+              <w:right w:type="dxa" w:w="60"/>
+            </w:tcMar>
+          </w:tcPr>
+          <w:p>
+            <w:pPr>
+              <w:jc w:val="left"/>
+            </w:pPr>
+            <w:r>
+              <w:rPr>
+                <w:rFonts w:ascii="Times New Roman" w:cs="Times New Roman" w:eastAsia="Times New Roman" w:hAnsi="Times New Roman"/>
+                <w:b w:val="false"/>
+                <w:bCs w:val="false"/>
+                <w:i w:val="false"/>
+                <w:iCs w:val="false"/>
+                <w:sz w:val="14"/>
+                <w:szCs w:val="14"/>
+              </w:rPr>
+              <w:t xml:space="preserve">1930–1940</w:t>
+            </w:r>
+          </w:p>
+        </w:tc>
+        <w:tc>
+          <w:tcPr>
+            <w:tcW w:type="dxa" w:w="820"/>
+            <w:tcMar>
+              <w:top w:type="dxa" w:w="40"/>
+              <w:left w:type="dxa" w:w="60"/>
+              <w:bottom w:type="dxa" w:w="40"/>
+              <w:right w:type="dxa" w:w="60"/>
+            </w:tcMar>
+          </w:tcPr>
+          <w:p>
+            <w:pPr>
+              <w:jc w:val="right"/>
+            </w:pPr>
+            <w:r>
+              <w:rPr>
+                <w:rFonts w:ascii="Times New Roman" w:cs="Times New Roman" w:eastAsia="Times New Roman" w:hAnsi="Times New Roman"/>
+                <w:b w:val="false"/>
+                <w:bCs w:val="false"/>
+                <w:i w:val="false"/>
+                <w:iCs w:val="false"/>
+                <w:sz w:val="14"/>
+                <w:szCs w:val="14"/>
+              </w:rPr>
+              <w:t xml:space="preserve">first hazardous trade arrives in the next decade</w:t>
+            </w:r>
+          </w:p>
+        </w:tc>
+        <w:tc>
+          <w:tcPr>
+            <w:tcW w:type="dxa" w:w="820"/>
+            <w:tcMar>
+              <w:top w:type="dxa" w:w="40"/>
+              <w:left w:type="dxa" w:w="60"/>
+              <w:bottom w:type="dxa" w:w="40"/>
+              <w:right w:type="dxa" w:w="60"/>
+            </w:tcMar>
+          </w:tcPr>
+          <w:p>
+            <w:pPr>
+              <w:jc w:val="right"/>
+            </w:pPr>
+            <w:r>
+              <w:rPr>
+                <w:rFonts w:ascii="Times New Roman" w:cs="Times New Roman" w:eastAsia="Times New Roman" w:hAnsi="Times New Roman"/>
+                <w:b w:val="false"/>
+                <w:bCs w:val="false"/>
+                <w:i w:val="false"/>
+                <w:iCs w:val="false"/>
+                <w:sz w:val="14"/>
+                <w:szCs w:val="14"/>
+              </w:rPr>
+              <w:t xml:space="preserve">14</w:t>
+            </w:r>
+          </w:p>
+        </w:tc>
+        <w:tc>
+          <w:tcPr>
+            <w:tcW w:type="dxa" w:w="820"/>
+            <w:tcMar>
+              <w:top w:type="dxa" w:w="40"/>
+              <w:left w:type="dxa" w:w="60"/>
+              <w:bottom w:type="dxa" w:w="40"/>
+              <w:right w:type="dxa" w:w="60"/>
+            </w:tcMar>
+          </w:tcPr>
+          <w:p>
+            <w:pPr>
+              <w:jc w:val="right"/>
+            </w:pPr>
+            <w:r>
+              <w:rPr>
+                <w:rFonts w:ascii="Times New Roman" w:cs="Times New Roman" w:eastAsia="Times New Roman" w:hAnsi="Times New Roman"/>
+                <w:b w:val="false"/>
+                <w:bCs w:val="false"/>
+                <w:i w:val="false"/>
+                <w:iCs w:val="false"/>
+                <w:sz w:val="14"/>
+                <w:szCs w:val="14"/>
+              </w:rPr>
+              <w:t xml:space="preserve">17,493</w:t>
+            </w:r>
+          </w:p>
+        </w:tc>
+        <w:tc>
+          <w:tcPr>
+            <w:tcW w:type="dxa" w:w="820"/>
+            <w:tcMar>
+              <w:top w:type="dxa" w:w="40"/>
+              <w:left w:type="dxa" w:w="60"/>
+              <w:bottom w:type="dxa" w:w="40"/>
+              <w:right w:type="dxa" w:w="60"/>
+            </w:tcMar>
+          </w:tcPr>
+          <w:p>
+            <w:pPr>
+              <w:jc w:val="right"/>
+            </w:pPr>
+            <w:r>
+              <w:rPr>
+                <w:rFonts w:ascii="Times New Roman" w:cs="Times New Roman" w:eastAsia="Times New Roman" w:hAnsi="Times New Roman"/>
+                <w:b w:val="false"/>
+                <w:bCs w:val="false"/>
+                <w:i w:val="false"/>
+                <w:iCs w:val="false"/>
+                <w:sz w:val="14"/>
+                <w:szCs w:val="14"/>
+              </w:rPr>
+              <w:t xml:space="preserve">4.18</w:t>
+            </w:r>
+          </w:p>
+        </w:tc>
+        <w:tc>
+          <w:tcPr>
+            <w:tcW w:type="dxa" w:w="820"/>
+            <w:tcMar>
+              <w:top w:type="dxa" w:w="40"/>
+              <w:left w:type="dxa" w:w="60"/>
+              <w:bottom w:type="dxa" w:w="40"/>
+              <w:right w:type="dxa" w:w="60"/>
+            </w:tcMar>
+          </w:tcPr>
+          <w:p>
+            <w:pPr>
+              <w:jc w:val="right"/>
+            </w:pPr>
+            <w:r>
+              <w:rPr>
+                <w:rFonts w:ascii="Times New Roman" w:cs="Times New Roman" w:eastAsia="Times New Roman" w:hAnsi="Times New Roman"/>
+                <w:b w:val="false"/>
+                <w:bCs w:val="false"/>
+                <w:i w:val="false"/>
+                <w:iCs w:val="false"/>
+                <w:sz w:val="14"/>
+                <w:szCs w:val="14"/>
+              </w:rPr>
+              <w:t xml:space="preserve">0.82</w:t>
+            </w:r>
+          </w:p>
+        </w:tc>
+        <w:tc>
+          <w:tcPr>
+            <w:tcW w:type="dxa" w:w="820"/>
+            <w:tcMar>
+              <w:top w:type="dxa" w:w="40"/>
+              <w:left w:type="dxa" w:w="60"/>
+              <w:bottom w:type="dxa" w:w="40"/>
+              <w:right w:type="dxa" w:w="60"/>
+            </w:tcMar>
+          </w:tcPr>
+          <w:p>
+            <w:pPr>
+              <w:jc w:val="right"/>
+            </w:pPr>
+            <w:r>
+              <w:rPr>
+                <w:rFonts w:ascii="Times New Roman" w:cs="Times New Roman" w:eastAsia="Times New Roman" w:hAnsi="Times New Roman"/>
+                <w:b w:val="false"/>
+                <w:bCs w:val="false"/>
+                <w:i w:val="false"/>
+                <w:iCs w:val="false"/>
+                <w:sz w:val="14"/>
+                <w:szCs w:val="14"/>
+              </w:rPr>
+              <w:t xml:space="preserve">9.41</w:t>
+            </w:r>
+          </w:p>
+        </w:tc>
+        <w:tc>
+          <w:tcPr>
+            <w:tcW w:type="dxa" w:w="820"/>
+            <w:tcMar>
+              <w:top w:type="dxa" w:w="40"/>
+              <w:left w:type="dxa" w:w="60"/>
+              <w:bottom w:type="dxa" w:w="40"/>
+              <w:right w:type="dxa" w:w="60"/>
+            </w:tcMar>
+          </w:tcPr>
+          <w:p>
+            <w:pPr>
+              <w:jc w:val="right"/>
+            </w:pPr>
+            <w:r>
+              <w:rPr>
+                <w:rFonts w:ascii="Times New Roman" w:cs="Times New Roman" w:eastAsia="Times New Roman" w:hAnsi="Times New Roman"/>
+                <w:b w:val="false"/>
+                <w:bCs w:val="false"/>
+                <w:i w:val="false"/>
+                <w:iCs w:val="false"/>
+                <w:sz w:val="14"/>
+                <w:szCs w:val="14"/>
+              </w:rPr>
+              <w:t xml:space="preserve">5.94</w:t>
+            </w:r>
+          </w:p>
+        </w:tc>
+        <w:tc>
+          <w:tcPr>
+            <w:tcW w:type="dxa" w:w="820"/>
+            <w:tcMar>
+              <w:top w:type="dxa" w:w="40"/>
+              <w:left w:type="dxa" w:w="60"/>
+              <w:bottom w:type="dxa" w:w="40"/>
+              <w:right w:type="dxa" w:w="60"/>
+            </w:tcMar>
+          </w:tcPr>
+          <w:p>
+            <w:pPr>
+              <w:jc w:val="right"/>
+            </w:pPr>
+            <w:r>
+              <w:rPr>
+                <w:rFonts w:ascii="Times New Roman" w:cs="Times New Roman" w:eastAsia="Times New Roman" w:hAnsi="Times New Roman"/>
+                <w:b w:val="false"/>
+                <w:bCs w:val="false"/>
+                <w:i w:val="false"/>
+                <w:iCs w:val="false"/>
+                <w:sz w:val="14"/>
+                <w:szCs w:val="14"/>
+              </w:rPr>
+              <w:t xml:space="preserve">28.6</w:t>
+            </w:r>
+          </w:p>
+        </w:tc>
+        <w:tc>
+          <w:tcPr>
+            <w:tcW w:type="dxa" w:w="820"/>
+            <w:tcMar>
+              <w:top w:type="dxa" w:w="40"/>
+              <w:left w:type="dxa" w:w="60"/>
+              <w:bottom w:type="dxa" w:w="40"/>
+              <w:right w:type="dxa" w:w="60"/>
+            </w:tcMar>
+          </w:tcPr>
+          <w:p>
+            <w:pPr>
+              <w:jc w:val="right"/>
+            </w:pPr>
+            <w:r>
+              <w:rPr>
+                <w:rFonts w:ascii="Times New Roman" w:cs="Times New Roman" w:eastAsia="Times New Roman" w:hAnsi="Times New Roman"/>
+                <w:b w:val="false"/>
+                <w:bCs w:val="false"/>
+                <w:i w:val="false"/>
+                <w:iCs w:val="false"/>
+                <w:sz w:val="14"/>
+                <w:szCs w:val="14"/>
+              </w:rPr>
+              <w:t xml:space="preserve">2.39</w:t>
+            </w:r>
+          </w:p>
+        </w:tc>
+        <w:tc>
+          <w:tcPr>
+            <w:tcW w:type="dxa" w:w="820"/>
+            <w:tcMar>
+              <w:top w:type="dxa" w:w="40"/>
+              <w:left w:type="dxa" w:w="60"/>
+              <w:bottom w:type="dxa" w:w="40"/>
+              <w:right w:type="dxa" w:w="60"/>
+            </w:tcMar>
+          </w:tcPr>
+          <w:p>
+            <w:pPr>
+              <w:jc w:val="right"/>
+            </w:pPr>
+            <w:r>
+              <w:rPr>
+                <w:rFonts w:ascii="Times New Roman" w:cs="Times New Roman" w:eastAsia="Times New Roman" w:hAnsi="Times New Roman"/>
+                <w:b w:val="false"/>
+                <w:bCs w:val="false"/>
+                <w:i w:val="false"/>
+                <w:iCs w:val="false"/>
+                <w:sz w:val="14"/>
+                <w:szCs w:val="14"/>
+              </w:rPr>
+              <w:t xml:space="preserve">+0.76</w:t>
+            </w:r>
+          </w:p>
+        </w:tc>
+        <w:tc>
+          <w:tcPr>
+            <w:tcW w:type="dxa" w:w="820"/>
+            <w:tcMar>
+              <w:top w:type="dxa" w:w="40"/>
+              <w:left w:type="dxa" w:w="60"/>
+              <w:bottom w:type="dxa" w:w="40"/>
+              <w:right w:type="dxa" w:w="60"/>
+            </w:tcMar>
+          </w:tcPr>
+          <w:p>
+            <w:pPr>
+              <w:jc w:val="right"/>
+            </w:pPr>
+            <w:r>
+              <w:rPr>
+                <w:rFonts w:ascii="Times New Roman" w:cs="Times New Roman" w:eastAsia="Times New Roman" w:hAnsi="Times New Roman"/>
+                <w:b w:val="false"/>
+                <w:bCs w:val="false"/>
+                <w:i w:val="false"/>
+                <w:iCs w:val="false"/>
+                <w:sz w:val="14"/>
+                <w:szCs w:val="14"/>
+              </w:rPr>
+              <w:t xml:space="preserve">+0.67</w:t>
+            </w:r>
+          </w:p>
+        </w:tc>
+        <w:tc>
+          <w:tcPr>
+            <w:tcW w:type="dxa" w:w="820"/>
+            <w:tcMar>
+              <w:top w:type="dxa" w:w="40"/>
+              <w:left w:type="dxa" w:w="60"/>
+              <w:bottom w:type="dxa" w:w="40"/>
+              <w:right w:type="dxa" w:w="60"/>
+            </w:tcMar>
+          </w:tcPr>
+          <w:p>
+            <w:pPr>
+              <w:jc w:val="right"/>
+            </w:pPr>
+            <w:r>
+              <w:rPr>
+                <w:rFonts w:ascii="Times New Roman" w:cs="Times New Roman" w:eastAsia="Times New Roman" w:hAnsi="Times New Roman"/>
+                <w:b w:val="false"/>
+                <w:bCs w:val="false"/>
+                <w:i w:val="false"/>
+                <w:iCs w:val="false"/>
+                <w:sz w:val="14"/>
+                <w:szCs w:val="14"/>
+              </w:rPr>
+              <w:t xml:space="preserve">−3.42</w:t>
+            </w:r>
+          </w:p>
+        </w:tc>
+        <w:tc>
+          <w:tcPr>
+            <w:tcW w:type="dxa" w:w="830"/>
+            <w:tcMar>
+              <w:top w:type="dxa" w:w="40"/>
+              <w:left w:type="dxa" w:w="60"/>
+              <w:bottom w:type="dxa" w:w="40"/>
+              <w:right w:type="dxa" w:w="60"/>
+            </w:tcMar>
+          </w:tcPr>
+          <w:p>
+            <w:pPr>
+              <w:jc w:val="right"/>
+            </w:pPr>
+            <w:r>
+              <w:rPr>
+                <w:rFonts w:ascii="Times New Roman" w:cs="Times New Roman" w:eastAsia="Times New Roman" w:hAnsi="Times New Roman"/>
+                <w:b w:val="false"/>
+                <w:bCs w:val="false"/>
+                <w:i w:val="false"/>
+                <w:iCs w:val="false"/>
+                <w:sz w:val="14"/>
+                <w:szCs w:val="14"/>
+              </w:rPr>
+              <w:t xml:space="preserve">−9.39</w:t>
+            </w:r>
+          </w:p>
+        </w:tc>
+      </w:tr>
+    </w:tbl>
+    <w:p>
+      <w:pPr>
+        <w:spacing w:after="120"/>
+      </w:pPr>
+    </w:p>
+    <w:p>
+      <w:pPr>
+        <w:sectPr>
+          <w:pgSz w:w="15840" w:h="12240" w:orient="landscape"/>
+          <w:pgMar w:top="1080" w:right="1080" w:bottom="1080" w:left="1080" w:header="708" w:footer="708" w:gutter="0"/>
+          <w:pgNumType/>
+          <w:docGrid w:linePitch="360"/>
+        </w:sectPr>
+      </w:pPr>
+    </w:p>
+    <w:p>
+      <w:pPr>
+        <w:pStyle w:val="Heading1"/>
+        <w:spacing w:after="160" w:before="360"/>
+      </w:pPr>
+      <w:r>
+        <w:rPr>
+          <w:rFonts w:ascii="Times New Roman" w:cs="Times New Roman" w:eastAsia="Times New Roman" w:hAnsi="Times New Roman"/>
+          <w:b/>
+          <w:bCs/>
+          <w:color w:val="000000"/>
+          <w:sz w:val="26"/>
+          <w:szCs w:val="26"/>
+        </w:rPr>
+        <w:t xml:space="preserve">S8. The companion application</w:t>
       </w:r>
     </w:p>
     <w:p>
